--- a/docs/Gebruikershandleiding.docx
+++ b/docs/Gebruikershandleiding.docx
@@ -12,20 +12,14 @@
       </w:sdtPr>
       <w:sdtEndPr>
         <w:rPr>
-          <w:rFonts w:asciiTheme="minorHAnsi" w:eastAsiaTheme="minorHAnsi" w:hAnsiTheme="minorHAnsi" w:cstheme="minorBidi"/>
           <w:b/>
           <w:bCs/>
-          <w:color w:val="auto"/>
-          <w:kern w:val="2"/>
-          <w:sz w:val="22"/>
-          <w:szCs w:val="22"/>
-          <w:lang w:eastAsia="en-US"/>
         </w:rPr>
       </w:sdtEndPr>
       <w:sdtContent>
         <w:p>
           <w:pPr>
-            <w:pStyle w:val="Kopvaninhoudsopgave"/>
+            <w:pStyle w:val="Geenafstand"/>
           </w:pPr>
           <w:r>
             <w:t>Inhoudsopgave</w:t>
@@ -40,8 +34,8 @@
             <w:rPr>
               <w:rFonts w:eastAsiaTheme="minorEastAsia"/>
               <w:noProof/>
-              <w:sz w:val="18"/>
-              <w:szCs w:val="18"/>
+              <w:sz w:val="24"/>
+              <w:szCs w:val="24"/>
               <w:lang w:eastAsia="nl-NL"/>
             </w:rPr>
           </w:pPr>
@@ -54,13 +48,11 @@
           <w:r>
             <w:fldChar w:fldCharType="separate"/>
           </w:r>
-          <w:hyperlink w:anchor="_Toc148345241" w:history="1">
+          <w:hyperlink w:anchor="_Toc197637309" w:history="1">
             <w:r>
               <w:rPr>
                 <w:rStyle w:val="Hyperlink"/>
                 <w:noProof/>
-                <w:sz w:val="18"/>
-                <w:szCs w:val="18"/>
               </w:rPr>
               <w:t>De applicatie in hoofdlijnen</w:t>
             </w:r>
@@ -68,8 +60,6 @@
               <w:rPr>
                 <w:noProof/>
                 <w:webHidden/>
-                <w:sz w:val="18"/>
-                <w:szCs w:val="18"/>
               </w:rPr>
               <w:tab/>
             </w:r>
@@ -77,8 +67,6 @@
               <w:rPr>
                 <w:noProof/>
                 <w:webHidden/>
-                <w:sz w:val="18"/>
-                <w:szCs w:val="18"/>
               </w:rPr>
               <w:fldChar w:fldCharType="begin"/>
             </w:r>
@@ -86,25 +74,19 @@
               <w:rPr>
                 <w:noProof/>
                 <w:webHidden/>
-                <w:sz w:val="18"/>
-                <w:szCs w:val="18"/>
-              </w:rPr>
-              <w:instrText xml:space="preserve"> PAGEREF _Toc148345241 \h </w:instrText>
-            </w:r>
-            <w:r>
-              <w:rPr>
-                <w:noProof/>
-                <w:webHidden/>
-                <w:sz w:val="18"/>
-                <w:szCs w:val="18"/>
-              </w:rPr>
-            </w:r>
-            <w:r>
-              <w:rPr>
-                <w:noProof/>
-                <w:webHidden/>
-                <w:sz w:val="18"/>
-                <w:szCs w:val="18"/>
+              </w:rPr>
+              <w:instrText xml:space="preserve"> PAGEREF _Toc197637309 \h </w:instrText>
+            </w:r>
+            <w:r>
+              <w:rPr>
+                <w:noProof/>
+                <w:webHidden/>
+              </w:rPr>
+            </w:r>
+            <w:r>
+              <w:rPr>
+                <w:noProof/>
+                <w:webHidden/>
               </w:rPr>
               <w:fldChar w:fldCharType="separate"/>
             </w:r>
@@ -112,17 +94,13 @@
               <w:rPr>
                 <w:noProof/>
                 <w:webHidden/>
-                <w:sz w:val="18"/>
-                <w:szCs w:val="18"/>
-              </w:rPr>
-              <w:t>2</w:t>
-            </w:r>
-            <w:r>
-              <w:rPr>
-                <w:noProof/>
-                <w:webHidden/>
-                <w:sz w:val="18"/>
-                <w:szCs w:val="18"/>
+              </w:rPr>
+              <w:t>3</w:t>
+            </w:r>
+            <w:r>
+              <w:rPr>
+                <w:noProof/>
+                <w:webHidden/>
               </w:rPr>
               <w:fldChar w:fldCharType="end"/>
             </w:r>
@@ -137,18 +115,16 @@
             <w:rPr>
               <w:rFonts w:eastAsiaTheme="minorEastAsia"/>
               <w:noProof/>
-              <w:sz w:val="18"/>
-              <w:szCs w:val="18"/>
+              <w:sz w:val="24"/>
+              <w:szCs w:val="24"/>
               <w:lang w:eastAsia="nl-NL"/>
             </w:rPr>
           </w:pPr>
-          <w:hyperlink w:anchor="_Toc148345242" w:history="1">
+          <w:hyperlink w:anchor="_Toc197637310" w:history="1">
             <w:r>
               <w:rPr>
                 <w:rStyle w:val="Hyperlink"/>
                 <w:noProof/>
-                <w:sz w:val="18"/>
-                <w:szCs w:val="18"/>
               </w:rPr>
               <w:t>Doel van de applicatie</w:t>
             </w:r>
@@ -156,8 +132,6 @@
               <w:rPr>
                 <w:noProof/>
                 <w:webHidden/>
-                <w:sz w:val="18"/>
-                <w:szCs w:val="18"/>
               </w:rPr>
               <w:tab/>
             </w:r>
@@ -165,8 +139,6 @@
               <w:rPr>
                 <w:noProof/>
                 <w:webHidden/>
-                <w:sz w:val="18"/>
-                <w:szCs w:val="18"/>
               </w:rPr>
               <w:fldChar w:fldCharType="begin"/>
             </w:r>
@@ -174,25 +146,19 @@
               <w:rPr>
                 <w:noProof/>
                 <w:webHidden/>
-                <w:sz w:val="18"/>
-                <w:szCs w:val="18"/>
-              </w:rPr>
-              <w:instrText xml:space="preserve"> PAGEREF _Toc148345242 \h </w:instrText>
-            </w:r>
-            <w:r>
-              <w:rPr>
-                <w:noProof/>
-                <w:webHidden/>
-                <w:sz w:val="18"/>
-                <w:szCs w:val="18"/>
-              </w:rPr>
-            </w:r>
-            <w:r>
-              <w:rPr>
-                <w:noProof/>
-                <w:webHidden/>
-                <w:sz w:val="18"/>
-                <w:szCs w:val="18"/>
+              </w:rPr>
+              <w:instrText xml:space="preserve"> PAGEREF _Toc197637310 \h </w:instrText>
+            </w:r>
+            <w:r>
+              <w:rPr>
+                <w:noProof/>
+                <w:webHidden/>
+              </w:rPr>
+            </w:r>
+            <w:r>
+              <w:rPr>
+                <w:noProof/>
+                <w:webHidden/>
               </w:rPr>
               <w:fldChar w:fldCharType="separate"/>
             </w:r>
@@ -200,17 +166,13 @@
               <w:rPr>
                 <w:noProof/>
                 <w:webHidden/>
-                <w:sz w:val="18"/>
-                <w:szCs w:val="18"/>
-              </w:rPr>
-              <w:t>2</w:t>
-            </w:r>
-            <w:r>
-              <w:rPr>
-                <w:noProof/>
-                <w:webHidden/>
-                <w:sz w:val="18"/>
-                <w:szCs w:val="18"/>
+              </w:rPr>
+              <w:t>3</w:t>
+            </w:r>
+            <w:r>
+              <w:rPr>
+                <w:noProof/>
+                <w:webHidden/>
               </w:rPr>
               <w:fldChar w:fldCharType="end"/>
             </w:r>
@@ -225,18 +187,16 @@
             <w:rPr>
               <w:rFonts w:eastAsiaTheme="minorEastAsia"/>
               <w:noProof/>
-              <w:sz w:val="18"/>
-              <w:szCs w:val="18"/>
+              <w:sz w:val="24"/>
+              <w:szCs w:val="24"/>
               <w:lang w:eastAsia="nl-NL"/>
             </w:rPr>
           </w:pPr>
-          <w:hyperlink w:anchor="_Toc148345243" w:history="1">
+          <w:hyperlink w:anchor="_Toc197637311" w:history="1">
             <w:r>
               <w:rPr>
                 <w:rStyle w:val="Hyperlink"/>
                 <w:noProof/>
-                <w:sz w:val="18"/>
-                <w:szCs w:val="18"/>
               </w:rPr>
               <w:t>Functionaliteit van de applicatie</w:t>
             </w:r>
@@ -244,8 +204,6 @@
               <w:rPr>
                 <w:noProof/>
                 <w:webHidden/>
-                <w:sz w:val="18"/>
-                <w:szCs w:val="18"/>
               </w:rPr>
               <w:tab/>
             </w:r>
@@ -253,8 +211,6 @@
               <w:rPr>
                 <w:noProof/>
                 <w:webHidden/>
-                <w:sz w:val="18"/>
-                <w:szCs w:val="18"/>
               </w:rPr>
               <w:fldChar w:fldCharType="begin"/>
             </w:r>
@@ -262,25 +218,19 @@
               <w:rPr>
                 <w:noProof/>
                 <w:webHidden/>
-                <w:sz w:val="18"/>
-                <w:szCs w:val="18"/>
-              </w:rPr>
-              <w:instrText xml:space="preserve"> PAGEREF _Toc148345243 \h </w:instrText>
-            </w:r>
-            <w:r>
-              <w:rPr>
-                <w:noProof/>
-                <w:webHidden/>
-                <w:sz w:val="18"/>
-                <w:szCs w:val="18"/>
-              </w:rPr>
-            </w:r>
-            <w:r>
-              <w:rPr>
-                <w:noProof/>
-                <w:webHidden/>
-                <w:sz w:val="18"/>
-                <w:szCs w:val="18"/>
+              </w:rPr>
+              <w:instrText xml:space="preserve"> PAGEREF _Toc197637311 \h </w:instrText>
+            </w:r>
+            <w:r>
+              <w:rPr>
+                <w:noProof/>
+                <w:webHidden/>
+              </w:rPr>
+            </w:r>
+            <w:r>
+              <w:rPr>
+                <w:noProof/>
+                <w:webHidden/>
               </w:rPr>
               <w:fldChar w:fldCharType="separate"/>
             </w:r>
@@ -288,17 +238,13 @@
               <w:rPr>
                 <w:noProof/>
                 <w:webHidden/>
-                <w:sz w:val="18"/>
-                <w:szCs w:val="18"/>
-              </w:rPr>
-              <w:t>2</w:t>
-            </w:r>
-            <w:r>
-              <w:rPr>
-                <w:noProof/>
-                <w:webHidden/>
-                <w:sz w:val="18"/>
-                <w:szCs w:val="18"/>
+              </w:rPr>
+              <w:t>3</w:t>
+            </w:r>
+            <w:r>
+              <w:rPr>
+                <w:noProof/>
+                <w:webHidden/>
               </w:rPr>
               <w:fldChar w:fldCharType="end"/>
             </w:r>
@@ -313,18 +259,16 @@
             <w:rPr>
               <w:rFonts w:eastAsiaTheme="minorEastAsia"/>
               <w:noProof/>
-              <w:sz w:val="18"/>
-              <w:szCs w:val="18"/>
+              <w:sz w:val="24"/>
+              <w:szCs w:val="24"/>
               <w:lang w:eastAsia="nl-NL"/>
             </w:rPr>
           </w:pPr>
-          <w:hyperlink w:anchor="_Toc148345244" w:history="1">
+          <w:hyperlink w:anchor="_Toc197637312" w:history="1">
             <w:r>
               <w:rPr>
                 <w:rStyle w:val="Hyperlink"/>
                 <w:noProof/>
-                <w:sz w:val="18"/>
-                <w:szCs w:val="18"/>
               </w:rPr>
               <w:t>Menu structuur</w:t>
             </w:r>
@@ -332,8 +276,6 @@
               <w:rPr>
                 <w:noProof/>
                 <w:webHidden/>
-                <w:sz w:val="18"/>
-                <w:szCs w:val="18"/>
               </w:rPr>
               <w:tab/>
             </w:r>
@@ -341,8 +283,6 @@
               <w:rPr>
                 <w:noProof/>
                 <w:webHidden/>
-                <w:sz w:val="18"/>
-                <w:szCs w:val="18"/>
               </w:rPr>
               <w:fldChar w:fldCharType="begin"/>
             </w:r>
@@ -350,25 +290,19 @@
               <w:rPr>
                 <w:noProof/>
                 <w:webHidden/>
-                <w:sz w:val="18"/>
-                <w:szCs w:val="18"/>
-              </w:rPr>
-              <w:instrText xml:space="preserve"> PAGEREF _Toc148345244 \h </w:instrText>
-            </w:r>
-            <w:r>
-              <w:rPr>
-                <w:noProof/>
-                <w:webHidden/>
-                <w:sz w:val="18"/>
-                <w:szCs w:val="18"/>
-              </w:rPr>
-            </w:r>
-            <w:r>
-              <w:rPr>
-                <w:noProof/>
-                <w:webHidden/>
-                <w:sz w:val="18"/>
-                <w:szCs w:val="18"/>
+              </w:rPr>
+              <w:instrText xml:space="preserve"> PAGEREF _Toc197637312 \h </w:instrText>
+            </w:r>
+            <w:r>
+              <w:rPr>
+                <w:noProof/>
+                <w:webHidden/>
+              </w:rPr>
+            </w:r>
+            <w:r>
+              <w:rPr>
+                <w:noProof/>
+                <w:webHidden/>
               </w:rPr>
               <w:fldChar w:fldCharType="separate"/>
             </w:r>
@@ -376,17 +310,13 @@
               <w:rPr>
                 <w:noProof/>
                 <w:webHidden/>
-                <w:sz w:val="18"/>
-                <w:szCs w:val="18"/>
-              </w:rPr>
-              <w:t>3</w:t>
-            </w:r>
-            <w:r>
-              <w:rPr>
-                <w:noProof/>
-                <w:webHidden/>
-                <w:sz w:val="18"/>
-                <w:szCs w:val="18"/>
+              </w:rPr>
+              <w:t>4</w:t>
+            </w:r>
+            <w:r>
+              <w:rPr>
+                <w:noProof/>
+                <w:webHidden/>
               </w:rPr>
               <w:fldChar w:fldCharType="end"/>
             </w:r>
@@ -401,18 +331,16 @@
             <w:rPr>
               <w:rFonts w:eastAsiaTheme="minorEastAsia"/>
               <w:noProof/>
-              <w:sz w:val="18"/>
-              <w:szCs w:val="18"/>
+              <w:sz w:val="24"/>
+              <w:szCs w:val="24"/>
               <w:lang w:eastAsia="nl-NL"/>
             </w:rPr>
           </w:pPr>
-          <w:hyperlink w:anchor="_Toc148345245" w:history="1">
+          <w:hyperlink w:anchor="_Toc197637313" w:history="1">
             <w:r>
               <w:rPr>
                 <w:rStyle w:val="Hyperlink"/>
                 <w:noProof/>
-                <w:sz w:val="18"/>
-                <w:szCs w:val="18"/>
               </w:rPr>
               <w:t>Leden</w:t>
             </w:r>
@@ -420,8 +348,6 @@
               <w:rPr>
                 <w:noProof/>
                 <w:webHidden/>
-                <w:sz w:val="18"/>
-                <w:szCs w:val="18"/>
               </w:rPr>
               <w:tab/>
             </w:r>
@@ -429,8 +355,6 @@
               <w:rPr>
                 <w:noProof/>
                 <w:webHidden/>
-                <w:sz w:val="18"/>
-                <w:szCs w:val="18"/>
               </w:rPr>
               <w:fldChar w:fldCharType="begin"/>
             </w:r>
@@ -438,25 +362,19 @@
               <w:rPr>
                 <w:noProof/>
                 <w:webHidden/>
-                <w:sz w:val="18"/>
-                <w:szCs w:val="18"/>
-              </w:rPr>
-              <w:instrText xml:space="preserve"> PAGEREF _Toc148345245 \h </w:instrText>
-            </w:r>
-            <w:r>
-              <w:rPr>
-                <w:noProof/>
-                <w:webHidden/>
-                <w:sz w:val="18"/>
-                <w:szCs w:val="18"/>
-              </w:rPr>
-            </w:r>
-            <w:r>
-              <w:rPr>
-                <w:noProof/>
-                <w:webHidden/>
-                <w:sz w:val="18"/>
-                <w:szCs w:val="18"/>
+              </w:rPr>
+              <w:instrText xml:space="preserve"> PAGEREF _Toc197637313 \h </w:instrText>
+            </w:r>
+            <w:r>
+              <w:rPr>
+                <w:noProof/>
+                <w:webHidden/>
+              </w:rPr>
+            </w:r>
+            <w:r>
+              <w:rPr>
+                <w:noProof/>
+                <w:webHidden/>
               </w:rPr>
               <w:fldChar w:fldCharType="separate"/>
             </w:r>
@@ -464,17 +382,13 @@
               <w:rPr>
                 <w:noProof/>
                 <w:webHidden/>
-                <w:sz w:val="18"/>
-                <w:szCs w:val="18"/>
-              </w:rPr>
-              <w:t>3</w:t>
-            </w:r>
-            <w:r>
-              <w:rPr>
-                <w:noProof/>
-                <w:webHidden/>
-                <w:sz w:val="18"/>
-                <w:szCs w:val="18"/>
+              </w:rPr>
+              <w:t>4</w:t>
+            </w:r>
+            <w:r>
+              <w:rPr>
+                <w:noProof/>
+                <w:webHidden/>
               </w:rPr>
               <w:fldChar w:fldCharType="end"/>
             </w:r>
@@ -489,18 +403,16 @@
             <w:rPr>
               <w:rFonts w:eastAsiaTheme="minorEastAsia"/>
               <w:noProof/>
-              <w:sz w:val="18"/>
-              <w:szCs w:val="18"/>
+              <w:sz w:val="24"/>
+              <w:szCs w:val="24"/>
               <w:lang w:eastAsia="nl-NL"/>
             </w:rPr>
           </w:pPr>
-          <w:hyperlink w:anchor="_Toc148345246" w:history="1">
+          <w:hyperlink w:anchor="_Toc197637314" w:history="1">
             <w:r>
               <w:rPr>
                 <w:rStyle w:val="Hyperlink"/>
                 <w:noProof/>
-                <w:sz w:val="18"/>
-                <w:szCs w:val="18"/>
               </w:rPr>
               <w:t>Nieuwe leden</w:t>
             </w:r>
@@ -508,8 +420,6 @@
               <w:rPr>
                 <w:noProof/>
                 <w:webHidden/>
-                <w:sz w:val="18"/>
-                <w:szCs w:val="18"/>
               </w:rPr>
               <w:tab/>
             </w:r>
@@ -517,8 +427,6 @@
               <w:rPr>
                 <w:noProof/>
                 <w:webHidden/>
-                <w:sz w:val="18"/>
-                <w:szCs w:val="18"/>
               </w:rPr>
               <w:fldChar w:fldCharType="begin"/>
             </w:r>
@@ -526,25 +434,19 @@
               <w:rPr>
                 <w:noProof/>
                 <w:webHidden/>
-                <w:sz w:val="18"/>
-                <w:szCs w:val="18"/>
-              </w:rPr>
-              <w:instrText xml:space="preserve"> PAGEREF _Toc148345246 \h </w:instrText>
-            </w:r>
-            <w:r>
-              <w:rPr>
-                <w:noProof/>
-                <w:webHidden/>
-                <w:sz w:val="18"/>
-                <w:szCs w:val="18"/>
-              </w:rPr>
-            </w:r>
-            <w:r>
-              <w:rPr>
-                <w:noProof/>
-                <w:webHidden/>
-                <w:sz w:val="18"/>
-                <w:szCs w:val="18"/>
+              </w:rPr>
+              <w:instrText xml:space="preserve"> PAGEREF _Toc197637314 \h </w:instrText>
+            </w:r>
+            <w:r>
+              <w:rPr>
+                <w:noProof/>
+                <w:webHidden/>
+              </w:rPr>
+            </w:r>
+            <w:r>
+              <w:rPr>
+                <w:noProof/>
+                <w:webHidden/>
               </w:rPr>
               <w:fldChar w:fldCharType="separate"/>
             </w:r>
@@ -552,17 +454,13 @@
               <w:rPr>
                 <w:noProof/>
                 <w:webHidden/>
-                <w:sz w:val="18"/>
-                <w:szCs w:val="18"/>
-              </w:rPr>
-              <w:t>3</w:t>
-            </w:r>
-            <w:r>
-              <w:rPr>
-                <w:noProof/>
-                <w:webHidden/>
-                <w:sz w:val="18"/>
-                <w:szCs w:val="18"/>
+              </w:rPr>
+              <w:t>4</w:t>
+            </w:r>
+            <w:r>
+              <w:rPr>
+                <w:noProof/>
+                <w:webHidden/>
               </w:rPr>
               <w:fldChar w:fldCharType="end"/>
             </w:r>
@@ -577,18 +475,16 @@
             <w:rPr>
               <w:rFonts w:eastAsiaTheme="minorEastAsia"/>
               <w:noProof/>
-              <w:sz w:val="18"/>
-              <w:szCs w:val="18"/>
+              <w:sz w:val="24"/>
+              <w:szCs w:val="24"/>
               <w:lang w:eastAsia="nl-NL"/>
             </w:rPr>
           </w:pPr>
-          <w:hyperlink w:anchor="_Toc148345247" w:history="1">
+          <w:hyperlink w:anchor="_Toc197637315" w:history="1">
             <w:r>
               <w:rPr>
                 <w:rStyle w:val="Hyperlink"/>
                 <w:noProof/>
-                <w:sz w:val="18"/>
-                <w:szCs w:val="18"/>
               </w:rPr>
               <w:t>Een bestaand lid opzoeken</w:t>
             </w:r>
@@ -596,8 +492,6 @@
               <w:rPr>
                 <w:noProof/>
                 <w:webHidden/>
-                <w:sz w:val="18"/>
-                <w:szCs w:val="18"/>
               </w:rPr>
               <w:tab/>
             </w:r>
@@ -605,8 +499,6 @@
               <w:rPr>
                 <w:noProof/>
                 <w:webHidden/>
-                <w:sz w:val="18"/>
-                <w:szCs w:val="18"/>
               </w:rPr>
               <w:fldChar w:fldCharType="begin"/>
             </w:r>
@@ -614,25 +506,19 @@
               <w:rPr>
                 <w:noProof/>
                 <w:webHidden/>
-                <w:sz w:val="18"/>
-                <w:szCs w:val="18"/>
-              </w:rPr>
-              <w:instrText xml:space="preserve"> PAGEREF _Toc148345247 \h </w:instrText>
-            </w:r>
-            <w:r>
-              <w:rPr>
-                <w:noProof/>
-                <w:webHidden/>
-                <w:sz w:val="18"/>
-                <w:szCs w:val="18"/>
-              </w:rPr>
-            </w:r>
-            <w:r>
-              <w:rPr>
-                <w:noProof/>
-                <w:webHidden/>
-                <w:sz w:val="18"/>
-                <w:szCs w:val="18"/>
+              </w:rPr>
+              <w:instrText xml:space="preserve"> PAGEREF _Toc197637315 \h </w:instrText>
+            </w:r>
+            <w:r>
+              <w:rPr>
+                <w:noProof/>
+                <w:webHidden/>
+              </w:rPr>
+            </w:r>
+            <w:r>
+              <w:rPr>
+                <w:noProof/>
+                <w:webHidden/>
               </w:rPr>
               <w:fldChar w:fldCharType="separate"/>
             </w:r>
@@ -640,17 +526,13 @@
               <w:rPr>
                 <w:noProof/>
                 <w:webHidden/>
-                <w:sz w:val="18"/>
-                <w:szCs w:val="18"/>
-              </w:rPr>
-              <w:t>5</w:t>
-            </w:r>
-            <w:r>
-              <w:rPr>
-                <w:noProof/>
-                <w:webHidden/>
-                <w:sz w:val="18"/>
-                <w:szCs w:val="18"/>
+              </w:rPr>
+              <w:t>7</w:t>
+            </w:r>
+            <w:r>
+              <w:rPr>
+                <w:noProof/>
+                <w:webHidden/>
               </w:rPr>
               <w:fldChar w:fldCharType="end"/>
             </w:r>
@@ -665,18 +547,16 @@
             <w:rPr>
               <w:rFonts w:eastAsiaTheme="minorEastAsia"/>
               <w:noProof/>
-              <w:sz w:val="18"/>
-              <w:szCs w:val="18"/>
+              <w:sz w:val="24"/>
+              <w:szCs w:val="24"/>
               <w:lang w:eastAsia="nl-NL"/>
             </w:rPr>
           </w:pPr>
-          <w:hyperlink w:anchor="_Toc148345248" w:history="1">
+          <w:hyperlink w:anchor="_Toc197637316" w:history="1">
             <w:r>
               <w:rPr>
                 <w:rStyle w:val="Hyperlink"/>
                 <w:noProof/>
-                <w:sz w:val="18"/>
-                <w:szCs w:val="18"/>
               </w:rPr>
               <w:t>Een bestaand lid bewerken</w:t>
             </w:r>
@@ -684,8 +564,6 @@
               <w:rPr>
                 <w:noProof/>
                 <w:webHidden/>
-                <w:sz w:val="18"/>
-                <w:szCs w:val="18"/>
               </w:rPr>
               <w:tab/>
             </w:r>
@@ -693,8 +571,6 @@
               <w:rPr>
                 <w:noProof/>
                 <w:webHidden/>
-                <w:sz w:val="18"/>
-                <w:szCs w:val="18"/>
               </w:rPr>
               <w:fldChar w:fldCharType="begin"/>
             </w:r>
@@ -702,25 +578,19 @@
               <w:rPr>
                 <w:noProof/>
                 <w:webHidden/>
-                <w:sz w:val="18"/>
-                <w:szCs w:val="18"/>
-              </w:rPr>
-              <w:instrText xml:space="preserve"> PAGEREF _Toc148345248 \h </w:instrText>
-            </w:r>
-            <w:r>
-              <w:rPr>
-                <w:noProof/>
-                <w:webHidden/>
-                <w:sz w:val="18"/>
-                <w:szCs w:val="18"/>
-              </w:rPr>
-            </w:r>
-            <w:r>
-              <w:rPr>
-                <w:noProof/>
-                <w:webHidden/>
-                <w:sz w:val="18"/>
-                <w:szCs w:val="18"/>
+              </w:rPr>
+              <w:instrText xml:space="preserve"> PAGEREF _Toc197637316 \h </w:instrText>
+            </w:r>
+            <w:r>
+              <w:rPr>
+                <w:noProof/>
+                <w:webHidden/>
+              </w:rPr>
+            </w:r>
+            <w:r>
+              <w:rPr>
+                <w:noProof/>
+                <w:webHidden/>
               </w:rPr>
               <w:fldChar w:fldCharType="separate"/>
             </w:r>
@@ -728,17 +598,13 @@
               <w:rPr>
                 <w:noProof/>
                 <w:webHidden/>
-                <w:sz w:val="18"/>
-                <w:szCs w:val="18"/>
-              </w:rPr>
-              <w:t>6</w:t>
-            </w:r>
-            <w:r>
-              <w:rPr>
-                <w:noProof/>
-                <w:webHidden/>
-                <w:sz w:val="18"/>
-                <w:szCs w:val="18"/>
+              </w:rPr>
+              <w:t>8</w:t>
+            </w:r>
+            <w:r>
+              <w:rPr>
+                <w:noProof/>
+                <w:webHidden/>
               </w:rPr>
               <w:fldChar w:fldCharType="end"/>
             </w:r>
@@ -753,18 +619,16 @@
             <w:rPr>
               <w:rFonts w:eastAsiaTheme="minorEastAsia"/>
               <w:noProof/>
-              <w:sz w:val="18"/>
-              <w:szCs w:val="18"/>
+              <w:sz w:val="24"/>
+              <w:szCs w:val="24"/>
               <w:lang w:eastAsia="nl-NL"/>
             </w:rPr>
           </w:pPr>
-          <w:hyperlink w:anchor="_Toc148345249" w:history="1">
+          <w:hyperlink w:anchor="_Toc197637317" w:history="1">
             <w:r>
               <w:rPr>
                 <w:rStyle w:val="Hyperlink"/>
                 <w:noProof/>
-                <w:sz w:val="18"/>
-                <w:szCs w:val="18"/>
               </w:rPr>
               <w:t>Lidmaatschap opzeggen</w:t>
             </w:r>
@@ -772,8 +636,6 @@
               <w:rPr>
                 <w:noProof/>
                 <w:webHidden/>
-                <w:sz w:val="18"/>
-                <w:szCs w:val="18"/>
               </w:rPr>
               <w:tab/>
             </w:r>
@@ -781,8 +643,6 @@
               <w:rPr>
                 <w:noProof/>
                 <w:webHidden/>
-                <w:sz w:val="18"/>
-                <w:szCs w:val="18"/>
               </w:rPr>
               <w:fldChar w:fldCharType="begin"/>
             </w:r>
@@ -790,25 +650,19 @@
               <w:rPr>
                 <w:noProof/>
                 <w:webHidden/>
-                <w:sz w:val="18"/>
-                <w:szCs w:val="18"/>
-              </w:rPr>
-              <w:instrText xml:space="preserve"> PAGEREF _Toc148345249 \h </w:instrText>
-            </w:r>
-            <w:r>
-              <w:rPr>
-                <w:noProof/>
-                <w:webHidden/>
-                <w:sz w:val="18"/>
-                <w:szCs w:val="18"/>
-              </w:rPr>
-            </w:r>
-            <w:r>
-              <w:rPr>
-                <w:noProof/>
-                <w:webHidden/>
-                <w:sz w:val="18"/>
-                <w:szCs w:val="18"/>
+              </w:rPr>
+              <w:instrText xml:space="preserve"> PAGEREF _Toc197637317 \h </w:instrText>
+            </w:r>
+            <w:r>
+              <w:rPr>
+                <w:noProof/>
+                <w:webHidden/>
+              </w:rPr>
+            </w:r>
+            <w:r>
+              <w:rPr>
+                <w:noProof/>
+                <w:webHidden/>
               </w:rPr>
               <w:fldChar w:fldCharType="separate"/>
             </w:r>
@@ -816,17 +670,13 @@
               <w:rPr>
                 <w:noProof/>
                 <w:webHidden/>
-                <w:sz w:val="18"/>
-                <w:szCs w:val="18"/>
-              </w:rPr>
-              <w:t>7</w:t>
-            </w:r>
-            <w:r>
-              <w:rPr>
-                <w:noProof/>
-                <w:webHidden/>
-                <w:sz w:val="18"/>
-                <w:szCs w:val="18"/>
+              </w:rPr>
+              <w:t>8</w:t>
+            </w:r>
+            <w:r>
+              <w:rPr>
+                <w:noProof/>
+                <w:webHidden/>
               </w:rPr>
               <w:fldChar w:fldCharType="end"/>
             </w:r>
@@ -841,18 +691,16 @@
             <w:rPr>
               <w:rFonts w:eastAsiaTheme="minorEastAsia"/>
               <w:noProof/>
-              <w:sz w:val="18"/>
-              <w:szCs w:val="18"/>
+              <w:sz w:val="24"/>
+              <w:szCs w:val="24"/>
               <w:lang w:eastAsia="nl-NL"/>
             </w:rPr>
           </w:pPr>
-          <w:hyperlink w:anchor="_Toc148345250" w:history="1">
+          <w:hyperlink w:anchor="_Toc197637318" w:history="1">
             <w:r>
               <w:rPr>
                 <w:rStyle w:val="Hyperlink"/>
                 <w:noProof/>
-                <w:sz w:val="18"/>
-                <w:szCs w:val="18"/>
               </w:rPr>
               <w:t>SEPA-machtiging toevoegen</w:t>
             </w:r>
@@ -860,8 +708,6 @@
               <w:rPr>
                 <w:noProof/>
                 <w:webHidden/>
-                <w:sz w:val="18"/>
-                <w:szCs w:val="18"/>
               </w:rPr>
               <w:tab/>
             </w:r>
@@ -869,8 +715,6 @@
               <w:rPr>
                 <w:noProof/>
                 <w:webHidden/>
-                <w:sz w:val="18"/>
-                <w:szCs w:val="18"/>
               </w:rPr>
               <w:fldChar w:fldCharType="begin"/>
             </w:r>
@@ -878,25 +722,19 @@
               <w:rPr>
                 <w:noProof/>
                 <w:webHidden/>
-                <w:sz w:val="18"/>
-                <w:szCs w:val="18"/>
-              </w:rPr>
-              <w:instrText xml:space="preserve"> PAGEREF _Toc148345250 \h </w:instrText>
-            </w:r>
-            <w:r>
-              <w:rPr>
-                <w:noProof/>
-                <w:webHidden/>
-                <w:sz w:val="18"/>
-                <w:szCs w:val="18"/>
-              </w:rPr>
-            </w:r>
-            <w:r>
-              <w:rPr>
-                <w:noProof/>
-                <w:webHidden/>
-                <w:sz w:val="18"/>
-                <w:szCs w:val="18"/>
+              </w:rPr>
+              <w:instrText xml:space="preserve"> PAGEREF _Toc197637318 \h </w:instrText>
+            </w:r>
+            <w:r>
+              <w:rPr>
+                <w:noProof/>
+                <w:webHidden/>
+              </w:rPr>
+            </w:r>
+            <w:r>
+              <w:rPr>
+                <w:noProof/>
+                <w:webHidden/>
               </w:rPr>
               <w:fldChar w:fldCharType="separate"/>
             </w:r>
@@ -904,17 +742,13 @@
               <w:rPr>
                 <w:noProof/>
                 <w:webHidden/>
-                <w:sz w:val="18"/>
-                <w:szCs w:val="18"/>
-              </w:rPr>
-              <w:t>7</w:t>
-            </w:r>
-            <w:r>
-              <w:rPr>
-                <w:noProof/>
-                <w:webHidden/>
-                <w:sz w:val="18"/>
-                <w:szCs w:val="18"/>
+              </w:rPr>
+              <w:t>9</w:t>
+            </w:r>
+            <w:r>
+              <w:rPr>
+                <w:noProof/>
+                <w:webHidden/>
               </w:rPr>
               <w:fldChar w:fldCharType="end"/>
             </w:r>
@@ -929,18 +763,16 @@
             <w:rPr>
               <w:rFonts w:eastAsiaTheme="minorEastAsia"/>
               <w:noProof/>
-              <w:sz w:val="18"/>
-              <w:szCs w:val="18"/>
+              <w:sz w:val="24"/>
+              <w:szCs w:val="24"/>
               <w:lang w:eastAsia="nl-NL"/>
             </w:rPr>
           </w:pPr>
-          <w:hyperlink w:anchor="_Toc148345251" w:history="1">
+          <w:hyperlink w:anchor="_Toc197637319" w:history="1">
             <w:r>
               <w:rPr>
                 <w:rStyle w:val="Hyperlink"/>
                 <w:noProof/>
-                <w:sz w:val="18"/>
-                <w:szCs w:val="18"/>
               </w:rPr>
               <w:t>Adverteerders</w:t>
             </w:r>
@@ -948,8 +780,6 @@
               <w:rPr>
                 <w:noProof/>
                 <w:webHidden/>
-                <w:sz w:val="18"/>
-                <w:szCs w:val="18"/>
               </w:rPr>
               <w:tab/>
             </w:r>
@@ -957,8 +787,6 @@
               <w:rPr>
                 <w:noProof/>
                 <w:webHidden/>
-                <w:sz w:val="18"/>
-                <w:szCs w:val="18"/>
               </w:rPr>
               <w:fldChar w:fldCharType="begin"/>
             </w:r>
@@ -966,25 +794,19 @@
               <w:rPr>
                 <w:noProof/>
                 <w:webHidden/>
-                <w:sz w:val="18"/>
-                <w:szCs w:val="18"/>
-              </w:rPr>
-              <w:instrText xml:space="preserve"> PAGEREF _Toc148345251 \h </w:instrText>
-            </w:r>
-            <w:r>
-              <w:rPr>
-                <w:noProof/>
-                <w:webHidden/>
-                <w:sz w:val="18"/>
-                <w:szCs w:val="18"/>
-              </w:rPr>
-            </w:r>
-            <w:r>
-              <w:rPr>
-                <w:noProof/>
-                <w:webHidden/>
-                <w:sz w:val="18"/>
-                <w:szCs w:val="18"/>
+              </w:rPr>
+              <w:instrText xml:space="preserve"> PAGEREF _Toc197637319 \h </w:instrText>
+            </w:r>
+            <w:r>
+              <w:rPr>
+                <w:noProof/>
+                <w:webHidden/>
+              </w:rPr>
+            </w:r>
+            <w:r>
+              <w:rPr>
+                <w:noProof/>
+                <w:webHidden/>
               </w:rPr>
               <w:fldChar w:fldCharType="separate"/>
             </w:r>
@@ -992,17 +814,13 @@
               <w:rPr>
                 <w:noProof/>
                 <w:webHidden/>
-                <w:sz w:val="18"/>
-                <w:szCs w:val="18"/>
-              </w:rPr>
-              <w:t>9</w:t>
-            </w:r>
-            <w:r>
-              <w:rPr>
-                <w:noProof/>
-                <w:webHidden/>
-                <w:sz w:val="18"/>
-                <w:szCs w:val="18"/>
+              </w:rPr>
+              <w:t>11</w:t>
+            </w:r>
+            <w:r>
+              <w:rPr>
+                <w:noProof/>
+                <w:webHidden/>
               </w:rPr>
               <w:fldChar w:fldCharType="end"/>
             </w:r>
@@ -1017,18 +835,16 @@
             <w:rPr>
               <w:rFonts w:eastAsiaTheme="minorEastAsia"/>
               <w:noProof/>
-              <w:sz w:val="18"/>
-              <w:szCs w:val="18"/>
+              <w:sz w:val="24"/>
+              <w:szCs w:val="24"/>
               <w:lang w:eastAsia="nl-NL"/>
             </w:rPr>
           </w:pPr>
-          <w:hyperlink w:anchor="_Toc148345252" w:history="1">
+          <w:hyperlink w:anchor="_Toc197637320" w:history="1">
             <w:r>
               <w:rPr>
                 <w:rStyle w:val="Hyperlink"/>
                 <w:noProof/>
-                <w:sz w:val="18"/>
-                <w:szCs w:val="18"/>
               </w:rPr>
               <w:t>Clubs die ‘t 2PKtje ontvangen</w:t>
             </w:r>
@@ -1036,8 +852,6 @@
               <w:rPr>
                 <w:noProof/>
                 <w:webHidden/>
-                <w:sz w:val="18"/>
-                <w:szCs w:val="18"/>
               </w:rPr>
               <w:tab/>
             </w:r>
@@ -1045,8 +859,6 @@
               <w:rPr>
                 <w:noProof/>
                 <w:webHidden/>
-                <w:sz w:val="18"/>
-                <w:szCs w:val="18"/>
               </w:rPr>
               <w:fldChar w:fldCharType="begin"/>
             </w:r>
@@ -1054,25 +866,19 @@
               <w:rPr>
                 <w:noProof/>
                 <w:webHidden/>
-                <w:sz w:val="18"/>
-                <w:szCs w:val="18"/>
-              </w:rPr>
-              <w:instrText xml:space="preserve"> PAGEREF _Toc148345252 \h </w:instrText>
-            </w:r>
-            <w:r>
-              <w:rPr>
-                <w:noProof/>
-                <w:webHidden/>
-                <w:sz w:val="18"/>
-                <w:szCs w:val="18"/>
-              </w:rPr>
-            </w:r>
-            <w:r>
-              <w:rPr>
-                <w:noProof/>
-                <w:webHidden/>
-                <w:sz w:val="18"/>
-                <w:szCs w:val="18"/>
+              </w:rPr>
+              <w:instrText xml:space="preserve"> PAGEREF _Toc197637320 \h </w:instrText>
+            </w:r>
+            <w:r>
+              <w:rPr>
+                <w:noProof/>
+                <w:webHidden/>
+              </w:rPr>
+            </w:r>
+            <w:r>
+              <w:rPr>
+                <w:noProof/>
+                <w:webHidden/>
               </w:rPr>
               <w:fldChar w:fldCharType="separate"/>
             </w:r>
@@ -1080,17 +886,13 @@
               <w:rPr>
                 <w:noProof/>
                 <w:webHidden/>
-                <w:sz w:val="18"/>
-                <w:szCs w:val="18"/>
-              </w:rPr>
-              <w:t>9</w:t>
-            </w:r>
-            <w:r>
-              <w:rPr>
-                <w:noProof/>
-                <w:webHidden/>
-                <w:sz w:val="18"/>
-                <w:szCs w:val="18"/>
+              </w:rPr>
+              <w:t>11</w:t>
+            </w:r>
+            <w:r>
+              <w:rPr>
+                <w:noProof/>
+                <w:webHidden/>
               </w:rPr>
               <w:fldChar w:fldCharType="end"/>
             </w:r>
@@ -1105,18 +907,16 @@
             <w:rPr>
               <w:rFonts w:eastAsiaTheme="minorEastAsia"/>
               <w:noProof/>
-              <w:sz w:val="18"/>
-              <w:szCs w:val="18"/>
+              <w:sz w:val="24"/>
+              <w:szCs w:val="24"/>
               <w:lang w:eastAsia="nl-NL"/>
             </w:rPr>
           </w:pPr>
-          <w:hyperlink w:anchor="_Toc148345253" w:history="1">
+          <w:hyperlink w:anchor="_Toc197637321" w:history="1">
             <w:r>
               <w:rPr>
                 <w:rStyle w:val="Hyperlink"/>
                 <w:noProof/>
-                <w:sz w:val="18"/>
-                <w:szCs w:val="18"/>
               </w:rPr>
               <w:t>Externe relaties die ‘t 2PKtje ontvangen</w:t>
             </w:r>
@@ -1124,8 +924,6 @@
               <w:rPr>
                 <w:noProof/>
                 <w:webHidden/>
-                <w:sz w:val="18"/>
-                <w:szCs w:val="18"/>
               </w:rPr>
               <w:tab/>
             </w:r>
@@ -1133,8 +931,6 @@
               <w:rPr>
                 <w:noProof/>
                 <w:webHidden/>
-                <w:sz w:val="18"/>
-                <w:szCs w:val="18"/>
               </w:rPr>
               <w:fldChar w:fldCharType="begin"/>
             </w:r>
@@ -1142,25 +938,19 @@
               <w:rPr>
                 <w:noProof/>
                 <w:webHidden/>
-                <w:sz w:val="18"/>
-                <w:szCs w:val="18"/>
-              </w:rPr>
-              <w:instrText xml:space="preserve"> PAGEREF _Toc148345253 \h </w:instrText>
-            </w:r>
-            <w:r>
-              <w:rPr>
-                <w:noProof/>
-                <w:webHidden/>
-                <w:sz w:val="18"/>
-                <w:szCs w:val="18"/>
-              </w:rPr>
-            </w:r>
-            <w:r>
-              <w:rPr>
-                <w:noProof/>
-                <w:webHidden/>
-                <w:sz w:val="18"/>
-                <w:szCs w:val="18"/>
+              </w:rPr>
+              <w:instrText xml:space="preserve"> PAGEREF _Toc197637321 \h </w:instrText>
+            </w:r>
+            <w:r>
+              <w:rPr>
+                <w:noProof/>
+                <w:webHidden/>
+              </w:rPr>
+            </w:r>
+            <w:r>
+              <w:rPr>
+                <w:noProof/>
+                <w:webHidden/>
               </w:rPr>
               <w:fldChar w:fldCharType="separate"/>
             </w:r>
@@ -1168,17 +958,13 @@
               <w:rPr>
                 <w:noProof/>
                 <w:webHidden/>
-                <w:sz w:val="18"/>
-                <w:szCs w:val="18"/>
-              </w:rPr>
-              <w:t>9</w:t>
-            </w:r>
-            <w:r>
-              <w:rPr>
-                <w:noProof/>
-                <w:webHidden/>
-                <w:sz w:val="18"/>
-                <w:szCs w:val="18"/>
+              </w:rPr>
+              <w:t>11</w:t>
+            </w:r>
+            <w:r>
+              <w:rPr>
+                <w:noProof/>
+                <w:webHidden/>
               </w:rPr>
               <w:fldChar w:fldCharType="end"/>
             </w:r>
@@ -1193,18 +979,16 @@
             <w:rPr>
               <w:rFonts w:eastAsiaTheme="minorEastAsia"/>
               <w:noProof/>
-              <w:sz w:val="18"/>
-              <w:szCs w:val="18"/>
+              <w:sz w:val="24"/>
+              <w:szCs w:val="24"/>
               <w:lang w:eastAsia="nl-NL"/>
             </w:rPr>
           </w:pPr>
-          <w:hyperlink w:anchor="_Toc148345254" w:history="1">
+          <w:hyperlink w:anchor="_Toc197637322" w:history="1">
             <w:r>
               <w:rPr>
                 <w:rStyle w:val="Hyperlink"/>
                 <w:noProof/>
-                <w:sz w:val="18"/>
-                <w:szCs w:val="18"/>
               </w:rPr>
               <w:t>Functies binnen CCNL</w:t>
             </w:r>
@@ -1212,8 +996,6 @@
               <w:rPr>
                 <w:noProof/>
                 <w:webHidden/>
-                <w:sz w:val="18"/>
-                <w:szCs w:val="18"/>
               </w:rPr>
               <w:tab/>
             </w:r>
@@ -1221,8 +1003,6 @@
               <w:rPr>
                 <w:noProof/>
                 <w:webHidden/>
-                <w:sz w:val="18"/>
-                <w:szCs w:val="18"/>
               </w:rPr>
               <w:fldChar w:fldCharType="begin"/>
             </w:r>
@@ -1230,25 +1010,19 @@
               <w:rPr>
                 <w:noProof/>
                 <w:webHidden/>
-                <w:sz w:val="18"/>
-                <w:szCs w:val="18"/>
-              </w:rPr>
-              <w:instrText xml:space="preserve"> PAGEREF _Toc148345254 \h </w:instrText>
-            </w:r>
-            <w:r>
-              <w:rPr>
-                <w:noProof/>
-                <w:webHidden/>
-                <w:sz w:val="18"/>
-                <w:szCs w:val="18"/>
-              </w:rPr>
-            </w:r>
-            <w:r>
-              <w:rPr>
-                <w:noProof/>
-                <w:webHidden/>
-                <w:sz w:val="18"/>
-                <w:szCs w:val="18"/>
+              </w:rPr>
+              <w:instrText xml:space="preserve"> PAGEREF _Toc197637322 \h </w:instrText>
+            </w:r>
+            <w:r>
+              <w:rPr>
+                <w:noProof/>
+                <w:webHidden/>
+              </w:rPr>
+            </w:r>
+            <w:r>
+              <w:rPr>
+                <w:noProof/>
+                <w:webHidden/>
               </w:rPr>
               <w:fldChar w:fldCharType="separate"/>
             </w:r>
@@ -1256,17 +1030,13 @@
               <w:rPr>
                 <w:noProof/>
                 <w:webHidden/>
-                <w:sz w:val="18"/>
-                <w:szCs w:val="18"/>
-              </w:rPr>
-              <w:t>9</w:t>
-            </w:r>
-            <w:r>
-              <w:rPr>
-                <w:noProof/>
-                <w:webHidden/>
-                <w:sz w:val="18"/>
-                <w:szCs w:val="18"/>
+              </w:rPr>
+              <w:t>11</w:t>
+            </w:r>
+            <w:r>
+              <w:rPr>
+                <w:noProof/>
+                <w:webHidden/>
               </w:rPr>
               <w:fldChar w:fldCharType="end"/>
             </w:r>
@@ -1281,18 +1051,16 @@
             <w:rPr>
               <w:rFonts w:eastAsiaTheme="minorEastAsia"/>
               <w:noProof/>
-              <w:sz w:val="18"/>
-              <w:szCs w:val="18"/>
+              <w:sz w:val="24"/>
+              <w:szCs w:val="24"/>
               <w:lang w:eastAsia="nl-NL"/>
             </w:rPr>
           </w:pPr>
-          <w:hyperlink w:anchor="_Toc148345255" w:history="1">
+          <w:hyperlink w:anchor="_Toc197637323" w:history="1">
             <w:r>
               <w:rPr>
                 <w:rStyle w:val="Hyperlink"/>
                 <w:noProof/>
-                <w:sz w:val="18"/>
-                <w:szCs w:val="18"/>
               </w:rPr>
               <w:t>Clubblad</w:t>
             </w:r>
@@ -1300,8 +1068,6 @@
               <w:rPr>
                 <w:noProof/>
                 <w:webHidden/>
-                <w:sz w:val="18"/>
-                <w:szCs w:val="18"/>
               </w:rPr>
               <w:tab/>
             </w:r>
@@ -1309,8 +1075,6 @@
               <w:rPr>
                 <w:noProof/>
                 <w:webHidden/>
-                <w:sz w:val="18"/>
-                <w:szCs w:val="18"/>
               </w:rPr>
               <w:fldChar w:fldCharType="begin"/>
             </w:r>
@@ -1318,25 +1082,19 @@
               <w:rPr>
                 <w:noProof/>
                 <w:webHidden/>
-                <w:sz w:val="18"/>
-                <w:szCs w:val="18"/>
-              </w:rPr>
-              <w:instrText xml:space="preserve"> PAGEREF _Toc148345255 \h </w:instrText>
-            </w:r>
-            <w:r>
-              <w:rPr>
-                <w:noProof/>
-                <w:webHidden/>
-                <w:sz w:val="18"/>
-                <w:szCs w:val="18"/>
-              </w:rPr>
-            </w:r>
-            <w:r>
-              <w:rPr>
-                <w:noProof/>
-                <w:webHidden/>
-                <w:sz w:val="18"/>
-                <w:szCs w:val="18"/>
+              </w:rPr>
+              <w:instrText xml:space="preserve"> PAGEREF _Toc197637323 \h </w:instrText>
+            </w:r>
+            <w:r>
+              <w:rPr>
+                <w:noProof/>
+                <w:webHidden/>
+              </w:rPr>
+            </w:r>
+            <w:r>
+              <w:rPr>
+                <w:noProof/>
+                <w:webHidden/>
               </w:rPr>
               <w:fldChar w:fldCharType="separate"/>
             </w:r>
@@ -1344,17 +1102,13 @@
               <w:rPr>
                 <w:noProof/>
                 <w:webHidden/>
-                <w:sz w:val="18"/>
-                <w:szCs w:val="18"/>
-              </w:rPr>
-              <w:t>10</w:t>
-            </w:r>
-            <w:r>
-              <w:rPr>
-                <w:noProof/>
-                <w:webHidden/>
-                <w:sz w:val="18"/>
-                <w:szCs w:val="18"/>
+              </w:rPr>
+              <w:t>12</w:t>
+            </w:r>
+            <w:r>
+              <w:rPr>
+                <w:noProof/>
+                <w:webHidden/>
               </w:rPr>
               <w:fldChar w:fldCharType="end"/>
             </w:r>
@@ -1369,18 +1123,16 @@
             <w:rPr>
               <w:rFonts w:eastAsiaTheme="minorEastAsia"/>
               <w:noProof/>
-              <w:sz w:val="18"/>
-              <w:szCs w:val="18"/>
+              <w:sz w:val="24"/>
+              <w:szCs w:val="24"/>
               <w:lang w:eastAsia="nl-NL"/>
             </w:rPr>
           </w:pPr>
-          <w:hyperlink w:anchor="_Toc148345256" w:history="1">
+          <w:hyperlink w:anchor="_Toc197637324" w:history="1">
             <w:r>
               <w:rPr>
                 <w:rStyle w:val="Hyperlink"/>
                 <w:noProof/>
-                <w:sz w:val="18"/>
-                <w:szCs w:val="18"/>
               </w:rPr>
               <w:t>Ledenlijst Excel</w:t>
             </w:r>
@@ -1388,8 +1140,6 @@
               <w:rPr>
                 <w:noProof/>
                 <w:webHidden/>
-                <w:sz w:val="18"/>
-                <w:szCs w:val="18"/>
               </w:rPr>
               <w:tab/>
             </w:r>
@@ -1397,8 +1147,6 @@
               <w:rPr>
                 <w:noProof/>
                 <w:webHidden/>
-                <w:sz w:val="18"/>
-                <w:szCs w:val="18"/>
               </w:rPr>
               <w:fldChar w:fldCharType="begin"/>
             </w:r>
@@ -1406,25 +1154,19 @@
               <w:rPr>
                 <w:noProof/>
                 <w:webHidden/>
-                <w:sz w:val="18"/>
-                <w:szCs w:val="18"/>
-              </w:rPr>
-              <w:instrText xml:space="preserve"> PAGEREF _Toc148345256 \h </w:instrText>
-            </w:r>
-            <w:r>
-              <w:rPr>
-                <w:noProof/>
-                <w:webHidden/>
-                <w:sz w:val="18"/>
-                <w:szCs w:val="18"/>
-              </w:rPr>
-            </w:r>
-            <w:r>
-              <w:rPr>
-                <w:noProof/>
-                <w:webHidden/>
-                <w:sz w:val="18"/>
-                <w:szCs w:val="18"/>
+              </w:rPr>
+              <w:instrText xml:space="preserve"> PAGEREF _Toc197637324 \h </w:instrText>
+            </w:r>
+            <w:r>
+              <w:rPr>
+                <w:noProof/>
+                <w:webHidden/>
+              </w:rPr>
+            </w:r>
+            <w:r>
+              <w:rPr>
+                <w:noProof/>
+                <w:webHidden/>
               </w:rPr>
               <w:fldChar w:fldCharType="separate"/>
             </w:r>
@@ -1432,17 +1174,13 @@
               <w:rPr>
                 <w:noProof/>
                 <w:webHidden/>
-                <w:sz w:val="18"/>
-                <w:szCs w:val="18"/>
-              </w:rPr>
-              <w:t>10</w:t>
-            </w:r>
-            <w:r>
-              <w:rPr>
-                <w:noProof/>
-                <w:webHidden/>
-                <w:sz w:val="18"/>
-                <w:szCs w:val="18"/>
+              </w:rPr>
+              <w:t>12</w:t>
+            </w:r>
+            <w:r>
+              <w:rPr>
+                <w:noProof/>
+                <w:webHidden/>
               </w:rPr>
               <w:fldChar w:fldCharType="end"/>
             </w:r>
@@ -1457,18 +1195,16 @@
             <w:rPr>
               <w:rFonts w:eastAsiaTheme="minorEastAsia"/>
               <w:noProof/>
-              <w:sz w:val="18"/>
-              <w:szCs w:val="18"/>
+              <w:sz w:val="24"/>
+              <w:szCs w:val="24"/>
               <w:lang w:eastAsia="nl-NL"/>
             </w:rPr>
           </w:pPr>
-          <w:hyperlink w:anchor="_Toc148345257" w:history="1">
+          <w:hyperlink w:anchor="_Toc197637325" w:history="1">
             <w:r>
               <w:rPr>
                 <w:rStyle w:val="Hyperlink"/>
                 <w:noProof/>
-                <w:sz w:val="18"/>
-                <w:szCs w:val="18"/>
               </w:rPr>
               <w:t>Correspondentie</w:t>
             </w:r>
@@ -1476,8 +1212,6 @@
               <w:rPr>
                 <w:noProof/>
                 <w:webHidden/>
-                <w:sz w:val="18"/>
-                <w:szCs w:val="18"/>
               </w:rPr>
               <w:tab/>
             </w:r>
@@ -1485,8 +1219,6 @@
               <w:rPr>
                 <w:noProof/>
                 <w:webHidden/>
-                <w:sz w:val="18"/>
-                <w:szCs w:val="18"/>
               </w:rPr>
               <w:fldChar w:fldCharType="begin"/>
             </w:r>
@@ -1494,25 +1226,19 @@
               <w:rPr>
                 <w:noProof/>
                 <w:webHidden/>
-                <w:sz w:val="18"/>
-                <w:szCs w:val="18"/>
-              </w:rPr>
-              <w:instrText xml:space="preserve"> PAGEREF _Toc148345257 \h </w:instrText>
-            </w:r>
-            <w:r>
-              <w:rPr>
-                <w:noProof/>
-                <w:webHidden/>
-                <w:sz w:val="18"/>
-                <w:szCs w:val="18"/>
-              </w:rPr>
-            </w:r>
-            <w:r>
-              <w:rPr>
-                <w:noProof/>
-                <w:webHidden/>
-                <w:sz w:val="18"/>
-                <w:szCs w:val="18"/>
+              </w:rPr>
+              <w:instrText xml:space="preserve"> PAGEREF _Toc197637325 \h </w:instrText>
+            </w:r>
+            <w:r>
+              <w:rPr>
+                <w:noProof/>
+                <w:webHidden/>
+              </w:rPr>
+            </w:r>
+            <w:r>
+              <w:rPr>
+                <w:noProof/>
+                <w:webHidden/>
               </w:rPr>
               <w:fldChar w:fldCharType="separate"/>
             </w:r>
@@ -1520,17 +1246,13 @@
               <w:rPr>
                 <w:noProof/>
                 <w:webHidden/>
-                <w:sz w:val="18"/>
-                <w:szCs w:val="18"/>
-              </w:rPr>
-              <w:t>10</w:t>
-            </w:r>
-            <w:r>
-              <w:rPr>
-                <w:noProof/>
-                <w:webHidden/>
-                <w:sz w:val="18"/>
-                <w:szCs w:val="18"/>
+              </w:rPr>
+              <w:t>12</w:t>
+            </w:r>
+            <w:r>
+              <w:rPr>
+                <w:noProof/>
+                <w:webHidden/>
               </w:rPr>
               <w:fldChar w:fldCharType="end"/>
             </w:r>
@@ -1545,18 +1267,16 @@
             <w:rPr>
               <w:rFonts w:eastAsiaTheme="minorEastAsia"/>
               <w:noProof/>
-              <w:sz w:val="18"/>
-              <w:szCs w:val="18"/>
+              <w:sz w:val="24"/>
+              <w:szCs w:val="24"/>
               <w:lang w:eastAsia="nl-NL"/>
             </w:rPr>
           </w:pPr>
-          <w:hyperlink w:anchor="_Toc148345258" w:history="1">
+          <w:hyperlink w:anchor="_Toc197637326" w:history="1">
             <w:r>
               <w:rPr>
                 <w:rStyle w:val="Hyperlink"/>
                 <w:noProof/>
-                <w:sz w:val="18"/>
-                <w:szCs w:val="18"/>
               </w:rPr>
               <w:t>Een document toevoegen</w:t>
             </w:r>
@@ -1564,8 +1284,6 @@
               <w:rPr>
                 <w:noProof/>
                 <w:webHidden/>
-                <w:sz w:val="18"/>
-                <w:szCs w:val="18"/>
               </w:rPr>
               <w:tab/>
             </w:r>
@@ -1573,8 +1291,6 @@
               <w:rPr>
                 <w:noProof/>
                 <w:webHidden/>
-                <w:sz w:val="18"/>
-                <w:szCs w:val="18"/>
               </w:rPr>
               <w:fldChar w:fldCharType="begin"/>
             </w:r>
@@ -1582,25 +1298,19 @@
               <w:rPr>
                 <w:noProof/>
                 <w:webHidden/>
-                <w:sz w:val="18"/>
-                <w:szCs w:val="18"/>
-              </w:rPr>
-              <w:instrText xml:space="preserve"> PAGEREF _Toc148345258 \h </w:instrText>
-            </w:r>
-            <w:r>
-              <w:rPr>
-                <w:noProof/>
-                <w:webHidden/>
-                <w:sz w:val="18"/>
-                <w:szCs w:val="18"/>
-              </w:rPr>
-            </w:r>
-            <w:r>
-              <w:rPr>
-                <w:noProof/>
-                <w:webHidden/>
-                <w:sz w:val="18"/>
-                <w:szCs w:val="18"/>
+              </w:rPr>
+              <w:instrText xml:space="preserve"> PAGEREF _Toc197637326 \h </w:instrText>
+            </w:r>
+            <w:r>
+              <w:rPr>
+                <w:noProof/>
+                <w:webHidden/>
+              </w:rPr>
+            </w:r>
+            <w:r>
+              <w:rPr>
+                <w:noProof/>
+                <w:webHidden/>
               </w:rPr>
               <w:fldChar w:fldCharType="separate"/>
             </w:r>
@@ -1608,17 +1318,13 @@
               <w:rPr>
                 <w:noProof/>
                 <w:webHidden/>
-                <w:sz w:val="18"/>
-                <w:szCs w:val="18"/>
-              </w:rPr>
-              <w:t>10</w:t>
-            </w:r>
-            <w:r>
-              <w:rPr>
-                <w:noProof/>
-                <w:webHidden/>
-                <w:sz w:val="18"/>
-                <w:szCs w:val="18"/>
+              </w:rPr>
+              <w:t>12</w:t>
+            </w:r>
+            <w:r>
+              <w:rPr>
+                <w:noProof/>
+                <w:webHidden/>
               </w:rPr>
               <w:fldChar w:fldCharType="end"/>
             </w:r>
@@ -1633,18 +1339,16 @@
             <w:rPr>
               <w:rFonts w:eastAsiaTheme="minorEastAsia"/>
               <w:noProof/>
-              <w:sz w:val="18"/>
-              <w:szCs w:val="18"/>
+              <w:sz w:val="24"/>
+              <w:szCs w:val="24"/>
               <w:lang w:eastAsia="nl-NL"/>
             </w:rPr>
           </w:pPr>
-          <w:hyperlink w:anchor="_Toc148345259" w:history="1">
+          <w:hyperlink w:anchor="_Toc197637327" w:history="1">
             <w:r>
               <w:rPr>
                 <w:rStyle w:val="Hyperlink"/>
                 <w:noProof/>
-                <w:sz w:val="18"/>
-                <w:szCs w:val="18"/>
               </w:rPr>
               <w:t>Documenten voor een lid inzien</w:t>
             </w:r>
@@ -1652,8 +1356,6 @@
               <w:rPr>
                 <w:noProof/>
                 <w:webHidden/>
-                <w:sz w:val="18"/>
-                <w:szCs w:val="18"/>
               </w:rPr>
               <w:tab/>
             </w:r>
@@ -1661,8 +1363,6 @@
               <w:rPr>
                 <w:noProof/>
                 <w:webHidden/>
-                <w:sz w:val="18"/>
-                <w:szCs w:val="18"/>
               </w:rPr>
               <w:fldChar w:fldCharType="begin"/>
             </w:r>
@@ -1670,25 +1370,19 @@
               <w:rPr>
                 <w:noProof/>
                 <w:webHidden/>
-                <w:sz w:val="18"/>
-                <w:szCs w:val="18"/>
-              </w:rPr>
-              <w:instrText xml:space="preserve"> PAGEREF _Toc148345259 \h </w:instrText>
-            </w:r>
-            <w:r>
-              <w:rPr>
-                <w:noProof/>
-                <w:webHidden/>
-                <w:sz w:val="18"/>
-                <w:szCs w:val="18"/>
-              </w:rPr>
-            </w:r>
-            <w:r>
-              <w:rPr>
-                <w:noProof/>
-                <w:webHidden/>
-                <w:sz w:val="18"/>
-                <w:szCs w:val="18"/>
+              </w:rPr>
+              <w:instrText xml:space="preserve"> PAGEREF _Toc197637327 \h </w:instrText>
+            </w:r>
+            <w:r>
+              <w:rPr>
+                <w:noProof/>
+                <w:webHidden/>
+              </w:rPr>
+            </w:r>
+            <w:r>
+              <w:rPr>
+                <w:noProof/>
+                <w:webHidden/>
               </w:rPr>
               <w:fldChar w:fldCharType="separate"/>
             </w:r>
@@ -1696,17 +1390,85 @@
               <w:rPr>
                 <w:noProof/>
                 <w:webHidden/>
-                <w:sz w:val="18"/>
-                <w:szCs w:val="18"/>
-              </w:rPr>
-              <w:t>10</w:t>
-            </w:r>
-            <w:r>
-              <w:rPr>
-                <w:noProof/>
-                <w:webHidden/>
-                <w:sz w:val="18"/>
-                <w:szCs w:val="18"/>
+              </w:rPr>
+              <w:t>12</w:t>
+            </w:r>
+            <w:r>
+              <w:rPr>
+                <w:noProof/>
+                <w:webHidden/>
+              </w:rPr>
+              <w:fldChar w:fldCharType="end"/>
+            </w:r>
+          </w:hyperlink>
+        </w:p>
+        <w:p>
+          <w:pPr>
+            <w:pStyle w:val="Inhopg2"/>
+            <w:tabs>
+              <w:tab w:val="right" w:leader="dot" w:pos="9062"/>
+            </w:tabs>
+            <w:rPr>
+              <w:rFonts w:eastAsiaTheme="minorEastAsia"/>
+              <w:noProof/>
+              <w:sz w:val="24"/>
+              <w:szCs w:val="24"/>
+              <w:lang w:eastAsia="nl-NL"/>
+            </w:rPr>
+          </w:pPr>
+          <w:hyperlink w:anchor="_Toc197637328" w:history="1">
+            <w:r>
+              <w:rPr>
+                <w:rStyle w:val="Hyperlink"/>
+                <w:noProof/>
+              </w:rPr>
+              <w:t>Welkomsbrief aanmaken</w:t>
+            </w:r>
+            <w:r>
+              <w:rPr>
+                <w:noProof/>
+                <w:webHidden/>
+              </w:rPr>
+              <w:tab/>
+            </w:r>
+            <w:r>
+              <w:rPr>
+                <w:noProof/>
+                <w:webHidden/>
+              </w:rPr>
+              <w:fldChar w:fldCharType="begin"/>
+            </w:r>
+            <w:r>
+              <w:rPr>
+                <w:noProof/>
+                <w:webHidden/>
+              </w:rPr>
+              <w:instrText xml:space="preserve"> PAGEREF _Toc197637328 \h </w:instrText>
+            </w:r>
+            <w:r>
+              <w:rPr>
+                <w:noProof/>
+                <w:webHidden/>
+              </w:rPr>
+            </w:r>
+            <w:r>
+              <w:rPr>
+                <w:noProof/>
+                <w:webHidden/>
+              </w:rPr>
+              <w:fldChar w:fldCharType="separate"/>
+            </w:r>
+            <w:r>
+              <w:rPr>
+                <w:noProof/>
+                <w:webHidden/>
+              </w:rPr>
+              <w:t>13</w:t>
+            </w:r>
+            <w:r>
+              <w:rPr>
+                <w:noProof/>
+                <w:webHidden/>
               </w:rPr>
               <w:fldChar w:fldCharType="end"/>
             </w:r>
@@ -1721,18 +1483,16 @@
             <w:rPr>
               <w:rFonts w:eastAsiaTheme="minorEastAsia"/>
               <w:noProof/>
-              <w:sz w:val="18"/>
-              <w:szCs w:val="18"/>
+              <w:sz w:val="24"/>
+              <w:szCs w:val="24"/>
               <w:lang w:eastAsia="nl-NL"/>
             </w:rPr>
           </w:pPr>
-          <w:hyperlink w:anchor="_Toc148345260" w:history="1">
+          <w:hyperlink w:anchor="_Toc197637329" w:history="1">
             <w:r>
               <w:rPr>
                 <w:rStyle w:val="Hyperlink"/>
                 <w:noProof/>
-                <w:sz w:val="18"/>
-                <w:szCs w:val="18"/>
               </w:rPr>
               <w:t>Excel overzichten</w:t>
             </w:r>
@@ -1740,8 +1500,6 @@
               <w:rPr>
                 <w:noProof/>
                 <w:webHidden/>
-                <w:sz w:val="18"/>
-                <w:szCs w:val="18"/>
               </w:rPr>
               <w:tab/>
             </w:r>
@@ -1749,8 +1507,6 @@
               <w:rPr>
                 <w:noProof/>
                 <w:webHidden/>
-                <w:sz w:val="18"/>
-                <w:szCs w:val="18"/>
               </w:rPr>
               <w:fldChar w:fldCharType="begin"/>
             </w:r>
@@ -1758,25 +1514,19 @@
               <w:rPr>
                 <w:noProof/>
                 <w:webHidden/>
-                <w:sz w:val="18"/>
-                <w:szCs w:val="18"/>
-              </w:rPr>
-              <w:instrText xml:space="preserve"> PAGEREF _Toc148345260 \h </w:instrText>
-            </w:r>
-            <w:r>
-              <w:rPr>
-                <w:noProof/>
-                <w:webHidden/>
-                <w:sz w:val="18"/>
-                <w:szCs w:val="18"/>
-              </w:rPr>
-            </w:r>
-            <w:r>
-              <w:rPr>
-                <w:noProof/>
-                <w:webHidden/>
-                <w:sz w:val="18"/>
-                <w:szCs w:val="18"/>
+              </w:rPr>
+              <w:instrText xml:space="preserve"> PAGEREF _Toc197637329 \h </w:instrText>
+            </w:r>
+            <w:r>
+              <w:rPr>
+                <w:noProof/>
+                <w:webHidden/>
+              </w:rPr>
+            </w:r>
+            <w:r>
+              <w:rPr>
+                <w:noProof/>
+                <w:webHidden/>
               </w:rPr>
               <w:fldChar w:fldCharType="separate"/>
             </w:r>
@@ -1784,17 +1534,13 @@
               <w:rPr>
                 <w:noProof/>
                 <w:webHidden/>
-                <w:sz w:val="18"/>
-                <w:szCs w:val="18"/>
-              </w:rPr>
-              <w:t>10</w:t>
-            </w:r>
-            <w:r>
-              <w:rPr>
-                <w:noProof/>
-                <w:webHidden/>
-                <w:sz w:val="18"/>
-                <w:szCs w:val="18"/>
+              </w:rPr>
+              <w:t>13</w:t>
+            </w:r>
+            <w:r>
+              <w:rPr>
+                <w:noProof/>
+                <w:webHidden/>
               </w:rPr>
               <w:fldChar w:fldCharType="end"/>
             </w:r>
@@ -1809,18 +1555,16 @@
             <w:rPr>
               <w:rFonts w:eastAsiaTheme="minorEastAsia"/>
               <w:noProof/>
-              <w:sz w:val="18"/>
-              <w:szCs w:val="18"/>
+              <w:sz w:val="24"/>
+              <w:szCs w:val="24"/>
               <w:lang w:eastAsia="nl-NL"/>
             </w:rPr>
           </w:pPr>
-          <w:hyperlink w:anchor="_Toc148345261" w:history="1">
+          <w:hyperlink w:anchor="_Toc197637330" w:history="1">
             <w:r>
               <w:rPr>
                 <w:rStyle w:val="Hyperlink"/>
                 <w:noProof/>
-                <w:sz w:val="18"/>
-                <w:szCs w:val="18"/>
               </w:rPr>
               <w:t>Excel met alle tabbladen</w:t>
             </w:r>
@@ -1828,8 +1572,6 @@
               <w:rPr>
                 <w:noProof/>
                 <w:webHidden/>
-                <w:sz w:val="18"/>
-                <w:szCs w:val="18"/>
               </w:rPr>
               <w:tab/>
             </w:r>
@@ -1837,8 +1579,6 @@
               <w:rPr>
                 <w:noProof/>
                 <w:webHidden/>
-                <w:sz w:val="18"/>
-                <w:szCs w:val="18"/>
               </w:rPr>
               <w:fldChar w:fldCharType="begin"/>
             </w:r>
@@ -1846,25 +1586,19 @@
               <w:rPr>
                 <w:noProof/>
                 <w:webHidden/>
-                <w:sz w:val="18"/>
-                <w:szCs w:val="18"/>
-              </w:rPr>
-              <w:instrText xml:space="preserve"> PAGEREF _Toc148345261 \h </w:instrText>
-            </w:r>
-            <w:r>
-              <w:rPr>
-                <w:noProof/>
-                <w:webHidden/>
-                <w:sz w:val="18"/>
-                <w:szCs w:val="18"/>
-              </w:rPr>
-            </w:r>
-            <w:r>
-              <w:rPr>
-                <w:noProof/>
-                <w:webHidden/>
-                <w:sz w:val="18"/>
-                <w:szCs w:val="18"/>
+              </w:rPr>
+              <w:instrText xml:space="preserve"> PAGEREF _Toc197637330 \h </w:instrText>
+            </w:r>
+            <w:r>
+              <w:rPr>
+                <w:noProof/>
+                <w:webHidden/>
+              </w:rPr>
+            </w:r>
+            <w:r>
+              <w:rPr>
+                <w:noProof/>
+                <w:webHidden/>
               </w:rPr>
               <w:fldChar w:fldCharType="separate"/>
             </w:r>
@@ -1872,17 +1606,13 @@
               <w:rPr>
                 <w:noProof/>
                 <w:webHidden/>
-                <w:sz w:val="18"/>
-                <w:szCs w:val="18"/>
-              </w:rPr>
-              <w:t>11</w:t>
-            </w:r>
-            <w:r>
-              <w:rPr>
-                <w:noProof/>
-                <w:webHidden/>
-                <w:sz w:val="18"/>
-                <w:szCs w:val="18"/>
+              </w:rPr>
+              <w:t>13</w:t>
+            </w:r>
+            <w:r>
+              <w:rPr>
+                <w:noProof/>
+                <w:webHidden/>
               </w:rPr>
               <w:fldChar w:fldCharType="end"/>
             </w:r>
@@ -1897,18 +1627,16 @@
             <w:rPr>
               <w:rFonts w:eastAsiaTheme="minorEastAsia"/>
               <w:noProof/>
-              <w:sz w:val="18"/>
-              <w:szCs w:val="18"/>
+              <w:sz w:val="24"/>
+              <w:szCs w:val="24"/>
               <w:lang w:eastAsia="nl-NL"/>
             </w:rPr>
           </w:pPr>
-          <w:hyperlink w:anchor="_Toc148345262" w:history="1">
+          <w:hyperlink w:anchor="_Toc197637331" w:history="1">
             <w:r>
               <w:rPr>
                 <w:rStyle w:val="Hyperlink"/>
                 <w:noProof/>
-                <w:sz w:val="18"/>
-                <w:szCs w:val="18"/>
               </w:rPr>
               <w:t>Overige overzichten</w:t>
             </w:r>
@@ -1916,8 +1644,6 @@
               <w:rPr>
                 <w:noProof/>
                 <w:webHidden/>
-                <w:sz w:val="18"/>
-                <w:szCs w:val="18"/>
               </w:rPr>
               <w:tab/>
             </w:r>
@@ -1925,8 +1651,6 @@
               <w:rPr>
                 <w:noProof/>
                 <w:webHidden/>
-                <w:sz w:val="18"/>
-                <w:szCs w:val="18"/>
               </w:rPr>
               <w:fldChar w:fldCharType="begin"/>
             </w:r>
@@ -1934,25 +1658,19 @@
               <w:rPr>
                 <w:noProof/>
                 <w:webHidden/>
-                <w:sz w:val="18"/>
-                <w:szCs w:val="18"/>
-              </w:rPr>
-              <w:instrText xml:space="preserve"> PAGEREF _Toc148345262 \h </w:instrText>
-            </w:r>
-            <w:r>
-              <w:rPr>
-                <w:noProof/>
-                <w:webHidden/>
-                <w:sz w:val="18"/>
-                <w:szCs w:val="18"/>
-              </w:rPr>
-            </w:r>
-            <w:r>
-              <w:rPr>
-                <w:noProof/>
-                <w:webHidden/>
-                <w:sz w:val="18"/>
-                <w:szCs w:val="18"/>
+              </w:rPr>
+              <w:instrText xml:space="preserve"> PAGEREF _Toc197637331 \h </w:instrText>
+            </w:r>
+            <w:r>
+              <w:rPr>
+                <w:noProof/>
+                <w:webHidden/>
+              </w:rPr>
+            </w:r>
+            <w:r>
+              <w:rPr>
+                <w:noProof/>
+                <w:webHidden/>
               </w:rPr>
               <w:fldChar w:fldCharType="separate"/>
             </w:r>
@@ -1960,17 +1678,13 @@
               <w:rPr>
                 <w:noProof/>
                 <w:webHidden/>
-                <w:sz w:val="18"/>
-                <w:szCs w:val="18"/>
-              </w:rPr>
-              <w:t>11</w:t>
-            </w:r>
-            <w:r>
-              <w:rPr>
-                <w:noProof/>
-                <w:webHidden/>
-                <w:sz w:val="18"/>
-                <w:szCs w:val="18"/>
+              </w:rPr>
+              <w:t>13</w:t>
+            </w:r>
+            <w:r>
+              <w:rPr>
+                <w:noProof/>
+                <w:webHidden/>
               </w:rPr>
               <w:fldChar w:fldCharType="end"/>
             </w:r>
@@ -1985,18 +1699,16 @@
             <w:rPr>
               <w:rFonts w:eastAsiaTheme="minorEastAsia"/>
               <w:noProof/>
-              <w:sz w:val="18"/>
-              <w:szCs w:val="18"/>
+              <w:sz w:val="24"/>
+              <w:szCs w:val="24"/>
               <w:lang w:eastAsia="nl-NL"/>
             </w:rPr>
           </w:pPr>
-          <w:hyperlink w:anchor="_Toc148345263" w:history="1">
+          <w:hyperlink w:anchor="_Toc197637332" w:history="1">
             <w:r>
               <w:rPr>
                 <w:rStyle w:val="Hyperlink"/>
                 <w:noProof/>
-                <w:sz w:val="18"/>
-                <w:szCs w:val="18"/>
               </w:rPr>
               <w:t>Jaarwerk</w:t>
             </w:r>
@@ -2004,8 +1716,6 @@
               <w:rPr>
                 <w:noProof/>
                 <w:webHidden/>
-                <w:sz w:val="18"/>
-                <w:szCs w:val="18"/>
               </w:rPr>
               <w:tab/>
             </w:r>
@@ -2013,8 +1723,6 @@
               <w:rPr>
                 <w:noProof/>
                 <w:webHidden/>
-                <w:sz w:val="18"/>
-                <w:szCs w:val="18"/>
               </w:rPr>
               <w:fldChar w:fldCharType="begin"/>
             </w:r>
@@ -2022,25 +1730,19 @@
               <w:rPr>
                 <w:noProof/>
                 <w:webHidden/>
-                <w:sz w:val="18"/>
-                <w:szCs w:val="18"/>
-              </w:rPr>
-              <w:instrText xml:space="preserve"> PAGEREF _Toc148345263 \h </w:instrText>
-            </w:r>
-            <w:r>
-              <w:rPr>
-                <w:noProof/>
-                <w:webHidden/>
-                <w:sz w:val="18"/>
-                <w:szCs w:val="18"/>
-              </w:rPr>
-            </w:r>
-            <w:r>
-              <w:rPr>
-                <w:noProof/>
-                <w:webHidden/>
-                <w:sz w:val="18"/>
-                <w:szCs w:val="18"/>
+              </w:rPr>
+              <w:instrText xml:space="preserve"> PAGEREF _Toc197637332 \h </w:instrText>
+            </w:r>
+            <w:r>
+              <w:rPr>
+                <w:noProof/>
+                <w:webHidden/>
+              </w:rPr>
+            </w:r>
+            <w:r>
+              <w:rPr>
+                <w:noProof/>
+                <w:webHidden/>
               </w:rPr>
               <w:fldChar w:fldCharType="separate"/>
             </w:r>
@@ -2048,17 +1750,13 @@
               <w:rPr>
                 <w:noProof/>
                 <w:webHidden/>
-                <w:sz w:val="18"/>
-                <w:szCs w:val="18"/>
-              </w:rPr>
-              <w:t>11</w:t>
-            </w:r>
-            <w:r>
-              <w:rPr>
-                <w:noProof/>
-                <w:webHidden/>
-                <w:sz w:val="18"/>
-                <w:szCs w:val="18"/>
+              </w:rPr>
+              <w:t>13</w:t>
+            </w:r>
+            <w:r>
+              <w:rPr>
+                <w:noProof/>
+                <w:webHidden/>
               </w:rPr>
               <w:fldChar w:fldCharType="end"/>
             </w:r>
@@ -2073,18 +1771,16 @@
             <w:rPr>
               <w:rFonts w:eastAsiaTheme="minorEastAsia"/>
               <w:noProof/>
-              <w:sz w:val="18"/>
-              <w:szCs w:val="18"/>
+              <w:sz w:val="24"/>
+              <w:szCs w:val="24"/>
               <w:lang w:eastAsia="nl-NL"/>
             </w:rPr>
           </w:pPr>
-          <w:hyperlink w:anchor="_Toc148345264" w:history="1">
+          <w:hyperlink w:anchor="_Toc197637333" w:history="1">
             <w:r>
               <w:rPr>
                 <w:rStyle w:val="Hyperlink"/>
                 <w:noProof/>
-                <w:sz w:val="18"/>
-                <w:szCs w:val="18"/>
               </w:rPr>
               <w:t>Algemeen</w:t>
             </w:r>
@@ -2092,8 +1788,6 @@
               <w:rPr>
                 <w:noProof/>
                 <w:webHidden/>
-                <w:sz w:val="18"/>
-                <w:szCs w:val="18"/>
               </w:rPr>
               <w:tab/>
             </w:r>
@@ -2101,8 +1795,6 @@
               <w:rPr>
                 <w:noProof/>
                 <w:webHidden/>
-                <w:sz w:val="18"/>
-                <w:szCs w:val="18"/>
               </w:rPr>
               <w:fldChar w:fldCharType="begin"/>
             </w:r>
@@ -2110,25 +1802,19 @@
               <w:rPr>
                 <w:noProof/>
                 <w:webHidden/>
-                <w:sz w:val="18"/>
-                <w:szCs w:val="18"/>
-              </w:rPr>
-              <w:instrText xml:space="preserve"> PAGEREF _Toc148345264 \h </w:instrText>
-            </w:r>
-            <w:r>
-              <w:rPr>
-                <w:noProof/>
-                <w:webHidden/>
-                <w:sz w:val="18"/>
-                <w:szCs w:val="18"/>
-              </w:rPr>
-            </w:r>
-            <w:r>
-              <w:rPr>
-                <w:noProof/>
-                <w:webHidden/>
-                <w:sz w:val="18"/>
-                <w:szCs w:val="18"/>
+              </w:rPr>
+              <w:instrText xml:space="preserve"> PAGEREF _Toc197637333 \h </w:instrText>
+            </w:r>
+            <w:r>
+              <w:rPr>
+                <w:noProof/>
+                <w:webHidden/>
+              </w:rPr>
+            </w:r>
+            <w:r>
+              <w:rPr>
+                <w:noProof/>
+                <w:webHidden/>
               </w:rPr>
               <w:fldChar w:fldCharType="separate"/>
             </w:r>
@@ -2136,17 +1822,13 @@
               <w:rPr>
                 <w:noProof/>
                 <w:webHidden/>
-                <w:sz w:val="18"/>
-                <w:szCs w:val="18"/>
-              </w:rPr>
-              <w:t>11</w:t>
-            </w:r>
-            <w:r>
-              <w:rPr>
-                <w:noProof/>
-                <w:webHidden/>
-                <w:sz w:val="18"/>
-                <w:szCs w:val="18"/>
+              </w:rPr>
+              <w:t>13</w:t>
+            </w:r>
+            <w:r>
+              <w:rPr>
+                <w:noProof/>
+                <w:webHidden/>
               </w:rPr>
               <w:fldChar w:fldCharType="end"/>
             </w:r>
@@ -2161,18 +1843,16 @@
             <w:rPr>
               <w:rFonts w:eastAsiaTheme="minorEastAsia"/>
               <w:noProof/>
-              <w:sz w:val="18"/>
-              <w:szCs w:val="18"/>
+              <w:sz w:val="24"/>
+              <w:szCs w:val="24"/>
               <w:lang w:eastAsia="nl-NL"/>
             </w:rPr>
           </w:pPr>
-          <w:hyperlink w:anchor="_Toc148345265" w:history="1">
+          <w:hyperlink w:anchor="_Toc197637334" w:history="1">
             <w:r>
               <w:rPr>
                 <w:rStyle w:val="Hyperlink"/>
                 <w:noProof/>
-                <w:sz w:val="18"/>
-                <w:szCs w:val="18"/>
               </w:rPr>
               <w:t>Stap1: Oude betaalgegevens wissen</w:t>
             </w:r>
@@ -2180,8 +1860,6 @@
               <w:rPr>
                 <w:noProof/>
                 <w:webHidden/>
-                <w:sz w:val="18"/>
-                <w:szCs w:val="18"/>
               </w:rPr>
               <w:tab/>
             </w:r>
@@ -2189,8 +1867,6 @@
               <w:rPr>
                 <w:noProof/>
                 <w:webHidden/>
-                <w:sz w:val="18"/>
-                <w:szCs w:val="18"/>
               </w:rPr>
               <w:fldChar w:fldCharType="begin"/>
             </w:r>
@@ -2198,25 +1874,19 @@
               <w:rPr>
                 <w:noProof/>
                 <w:webHidden/>
-                <w:sz w:val="18"/>
-                <w:szCs w:val="18"/>
-              </w:rPr>
-              <w:instrText xml:space="preserve"> PAGEREF _Toc148345265 \h </w:instrText>
-            </w:r>
-            <w:r>
-              <w:rPr>
-                <w:noProof/>
-                <w:webHidden/>
-                <w:sz w:val="18"/>
-                <w:szCs w:val="18"/>
-              </w:rPr>
-            </w:r>
-            <w:r>
-              <w:rPr>
-                <w:noProof/>
-                <w:webHidden/>
-                <w:sz w:val="18"/>
-                <w:szCs w:val="18"/>
+              </w:rPr>
+              <w:instrText xml:space="preserve"> PAGEREF _Toc197637334 \h </w:instrText>
+            </w:r>
+            <w:r>
+              <w:rPr>
+                <w:noProof/>
+                <w:webHidden/>
+              </w:rPr>
+            </w:r>
+            <w:r>
+              <w:rPr>
+                <w:noProof/>
+                <w:webHidden/>
               </w:rPr>
               <w:fldChar w:fldCharType="separate"/>
             </w:r>
@@ -2224,17 +1894,13 @@
               <w:rPr>
                 <w:noProof/>
                 <w:webHidden/>
-                <w:sz w:val="18"/>
-                <w:szCs w:val="18"/>
-              </w:rPr>
-              <w:t>11</w:t>
-            </w:r>
-            <w:r>
-              <w:rPr>
-                <w:noProof/>
-                <w:webHidden/>
-                <w:sz w:val="18"/>
-                <w:szCs w:val="18"/>
+              </w:rPr>
+              <w:t>13</w:t>
+            </w:r>
+            <w:r>
+              <w:rPr>
+                <w:noProof/>
+                <w:webHidden/>
               </w:rPr>
               <w:fldChar w:fldCharType="end"/>
             </w:r>
@@ -2249,18 +1915,16 @@
             <w:rPr>
               <w:rFonts w:eastAsiaTheme="minorEastAsia"/>
               <w:noProof/>
-              <w:sz w:val="18"/>
-              <w:szCs w:val="18"/>
+              <w:sz w:val="24"/>
+              <w:szCs w:val="24"/>
               <w:lang w:eastAsia="nl-NL"/>
             </w:rPr>
           </w:pPr>
-          <w:hyperlink w:anchor="_Toc148345266" w:history="1">
+          <w:hyperlink w:anchor="_Toc197637335" w:history="1">
             <w:r>
               <w:rPr>
                 <w:rStyle w:val="Hyperlink"/>
                 <w:noProof/>
-                <w:sz w:val="18"/>
-                <w:szCs w:val="18"/>
               </w:rPr>
               <w:t>Stap 2: Incassobestand aanmaken</w:t>
             </w:r>
@@ -2268,8 +1932,6 @@
               <w:rPr>
                 <w:noProof/>
                 <w:webHidden/>
-                <w:sz w:val="18"/>
-                <w:szCs w:val="18"/>
               </w:rPr>
               <w:tab/>
             </w:r>
@@ -2277,8 +1939,6 @@
               <w:rPr>
                 <w:noProof/>
                 <w:webHidden/>
-                <w:sz w:val="18"/>
-                <w:szCs w:val="18"/>
               </w:rPr>
               <w:fldChar w:fldCharType="begin"/>
             </w:r>
@@ -2286,25 +1946,19 @@
               <w:rPr>
                 <w:noProof/>
                 <w:webHidden/>
-                <w:sz w:val="18"/>
-                <w:szCs w:val="18"/>
-              </w:rPr>
-              <w:instrText xml:space="preserve"> PAGEREF _Toc148345266 \h </w:instrText>
-            </w:r>
-            <w:r>
-              <w:rPr>
-                <w:noProof/>
-                <w:webHidden/>
-                <w:sz w:val="18"/>
-                <w:szCs w:val="18"/>
-              </w:rPr>
-            </w:r>
-            <w:r>
-              <w:rPr>
-                <w:noProof/>
-                <w:webHidden/>
-                <w:sz w:val="18"/>
-                <w:szCs w:val="18"/>
+              </w:rPr>
+              <w:instrText xml:space="preserve"> PAGEREF _Toc197637335 \h </w:instrText>
+            </w:r>
+            <w:r>
+              <w:rPr>
+                <w:noProof/>
+                <w:webHidden/>
+              </w:rPr>
+            </w:r>
+            <w:r>
+              <w:rPr>
+                <w:noProof/>
+                <w:webHidden/>
               </w:rPr>
               <w:fldChar w:fldCharType="separate"/>
             </w:r>
@@ -2312,17 +1966,13 @@
               <w:rPr>
                 <w:noProof/>
                 <w:webHidden/>
-                <w:sz w:val="18"/>
-                <w:szCs w:val="18"/>
-              </w:rPr>
-              <w:t>11</w:t>
-            </w:r>
-            <w:r>
-              <w:rPr>
-                <w:noProof/>
-                <w:webHidden/>
-                <w:sz w:val="18"/>
-                <w:szCs w:val="18"/>
+              </w:rPr>
+              <w:t>13</w:t>
+            </w:r>
+            <w:r>
+              <w:rPr>
+                <w:noProof/>
+                <w:webHidden/>
               </w:rPr>
               <w:fldChar w:fldCharType="end"/>
             </w:r>
@@ -2337,27 +1987,23 @@
             <w:rPr>
               <w:rFonts w:eastAsiaTheme="minorEastAsia"/>
               <w:noProof/>
-              <w:sz w:val="18"/>
-              <w:szCs w:val="18"/>
+              <w:sz w:val="24"/>
+              <w:szCs w:val="24"/>
               <w:lang w:eastAsia="nl-NL"/>
             </w:rPr>
           </w:pPr>
-          <w:hyperlink w:anchor="_Toc148345267" w:history="1">
+          <w:hyperlink w:anchor="_Toc197637336" w:history="1">
             <w:r>
               <w:rPr>
                 <w:rStyle w:val="Hyperlink"/>
                 <w:noProof/>
-                <w:sz w:val="18"/>
-                <w:szCs w:val="18"/>
-              </w:rPr>
-              <w:t>Stap 3: Betalingen afletteren</w:t>
-            </w:r>
-            <w:r>
-              <w:rPr>
-                <w:noProof/>
-                <w:webHidden/>
-                <w:sz w:val="18"/>
-                <w:szCs w:val="18"/>
+              </w:rPr>
+              <w:t>Stap 3: Betalingen verwerken</w:t>
+            </w:r>
+            <w:r>
+              <w:rPr>
+                <w:noProof/>
+                <w:webHidden/>
               </w:rPr>
               <w:tab/>
             </w:r>
@@ -2365,8 +2011,6 @@
               <w:rPr>
                 <w:noProof/>
                 <w:webHidden/>
-                <w:sz w:val="18"/>
-                <w:szCs w:val="18"/>
               </w:rPr>
               <w:fldChar w:fldCharType="begin"/>
             </w:r>
@@ -2374,25 +2018,19 @@
               <w:rPr>
                 <w:noProof/>
                 <w:webHidden/>
-                <w:sz w:val="18"/>
-                <w:szCs w:val="18"/>
-              </w:rPr>
-              <w:instrText xml:space="preserve"> PAGEREF _Toc148345267 \h </w:instrText>
-            </w:r>
-            <w:r>
-              <w:rPr>
-                <w:noProof/>
-                <w:webHidden/>
-                <w:sz w:val="18"/>
-                <w:szCs w:val="18"/>
-              </w:rPr>
-            </w:r>
-            <w:r>
-              <w:rPr>
-                <w:noProof/>
-                <w:webHidden/>
-                <w:sz w:val="18"/>
-                <w:szCs w:val="18"/>
+              </w:rPr>
+              <w:instrText xml:space="preserve"> PAGEREF _Toc197637336 \h </w:instrText>
+            </w:r>
+            <w:r>
+              <w:rPr>
+                <w:noProof/>
+                <w:webHidden/>
+              </w:rPr>
+            </w:r>
+            <w:r>
+              <w:rPr>
+                <w:noProof/>
+                <w:webHidden/>
               </w:rPr>
               <w:fldChar w:fldCharType="separate"/>
             </w:r>
@@ -2400,17 +2038,13 @@
               <w:rPr>
                 <w:noProof/>
                 <w:webHidden/>
-                <w:sz w:val="18"/>
-                <w:szCs w:val="18"/>
-              </w:rPr>
-              <w:t>11</w:t>
-            </w:r>
-            <w:r>
-              <w:rPr>
-                <w:noProof/>
-                <w:webHidden/>
-                <w:sz w:val="18"/>
-                <w:szCs w:val="18"/>
+              </w:rPr>
+              <w:t>14</w:t>
+            </w:r>
+            <w:r>
+              <w:rPr>
+                <w:noProof/>
+                <w:webHidden/>
               </w:rPr>
               <w:fldChar w:fldCharType="end"/>
             </w:r>
@@ -2425,27 +2059,23 @@
             <w:rPr>
               <w:rFonts w:eastAsiaTheme="minorEastAsia"/>
               <w:noProof/>
-              <w:sz w:val="18"/>
-              <w:szCs w:val="18"/>
+              <w:sz w:val="24"/>
+              <w:szCs w:val="24"/>
               <w:lang w:eastAsia="nl-NL"/>
             </w:rPr>
           </w:pPr>
-          <w:hyperlink w:anchor="_Toc148345268" w:history="1">
+          <w:hyperlink w:anchor="_Toc197637337" w:history="1">
             <w:r>
               <w:rPr>
                 <w:rStyle w:val="Hyperlink"/>
                 <w:noProof/>
-                <w:sz w:val="18"/>
-                <w:szCs w:val="18"/>
-              </w:rPr>
-              <w:t>Excel overzicht aanmaken van niet betalers</w:t>
-            </w:r>
-            <w:r>
-              <w:rPr>
-                <w:noProof/>
-                <w:webHidden/>
-                <w:sz w:val="18"/>
-                <w:szCs w:val="18"/>
+              </w:rPr>
+              <w:t>Excel Overzicht herinneringen</w:t>
+            </w:r>
+            <w:r>
+              <w:rPr>
+                <w:noProof/>
+                <w:webHidden/>
               </w:rPr>
               <w:tab/>
             </w:r>
@@ -2453,8 +2083,6 @@
               <w:rPr>
                 <w:noProof/>
                 <w:webHidden/>
-                <w:sz w:val="18"/>
-                <w:szCs w:val="18"/>
               </w:rPr>
               <w:fldChar w:fldCharType="begin"/>
             </w:r>
@@ -2462,25 +2090,19 @@
               <w:rPr>
                 <w:noProof/>
                 <w:webHidden/>
-                <w:sz w:val="18"/>
-                <w:szCs w:val="18"/>
-              </w:rPr>
-              <w:instrText xml:space="preserve"> PAGEREF _Toc148345268 \h </w:instrText>
-            </w:r>
-            <w:r>
-              <w:rPr>
-                <w:noProof/>
-                <w:webHidden/>
-                <w:sz w:val="18"/>
-                <w:szCs w:val="18"/>
-              </w:rPr>
-            </w:r>
-            <w:r>
-              <w:rPr>
-                <w:noProof/>
-                <w:webHidden/>
-                <w:sz w:val="18"/>
-                <w:szCs w:val="18"/>
+              </w:rPr>
+              <w:instrText xml:space="preserve"> PAGEREF _Toc197637337 \h </w:instrText>
+            </w:r>
+            <w:r>
+              <w:rPr>
+                <w:noProof/>
+                <w:webHidden/>
+              </w:rPr>
+            </w:r>
+            <w:r>
+              <w:rPr>
+                <w:noProof/>
+                <w:webHidden/>
               </w:rPr>
               <w:fldChar w:fldCharType="separate"/>
             </w:r>
@@ -2488,17 +2110,13 @@
               <w:rPr>
                 <w:noProof/>
                 <w:webHidden/>
-                <w:sz w:val="18"/>
-                <w:szCs w:val="18"/>
-              </w:rPr>
-              <w:t>12</w:t>
-            </w:r>
-            <w:r>
-              <w:rPr>
-                <w:noProof/>
-                <w:webHidden/>
-                <w:sz w:val="18"/>
-                <w:szCs w:val="18"/>
+              </w:rPr>
+              <w:t>15</w:t>
+            </w:r>
+            <w:r>
+              <w:rPr>
+                <w:noProof/>
+                <w:webHidden/>
               </w:rPr>
               <w:fldChar w:fldCharType="end"/>
             </w:r>
@@ -2513,18 +2131,16 @@
             <w:rPr>
               <w:rFonts w:eastAsiaTheme="minorEastAsia"/>
               <w:noProof/>
-              <w:sz w:val="18"/>
-              <w:szCs w:val="18"/>
+              <w:sz w:val="24"/>
+              <w:szCs w:val="24"/>
               <w:lang w:eastAsia="nl-NL"/>
             </w:rPr>
           </w:pPr>
-          <w:hyperlink w:anchor="_Toc148345269" w:history="1">
+          <w:hyperlink w:anchor="_Toc197637338" w:history="1">
             <w:r>
               <w:rPr>
                 <w:rStyle w:val="Hyperlink"/>
                 <w:noProof/>
-                <w:sz w:val="18"/>
-                <w:szCs w:val="18"/>
               </w:rPr>
               <w:t>Stap 4: Herinneringsbrieven genereren</w:t>
             </w:r>
@@ -2532,8 +2148,6 @@
               <w:rPr>
                 <w:noProof/>
                 <w:webHidden/>
-                <w:sz w:val="18"/>
-                <w:szCs w:val="18"/>
               </w:rPr>
               <w:tab/>
             </w:r>
@@ -2541,8 +2155,6 @@
               <w:rPr>
                 <w:noProof/>
                 <w:webHidden/>
-                <w:sz w:val="18"/>
-                <w:szCs w:val="18"/>
               </w:rPr>
               <w:fldChar w:fldCharType="begin"/>
             </w:r>
@@ -2550,25 +2162,19 @@
               <w:rPr>
                 <w:noProof/>
                 <w:webHidden/>
-                <w:sz w:val="18"/>
-                <w:szCs w:val="18"/>
-              </w:rPr>
-              <w:instrText xml:space="preserve"> PAGEREF _Toc148345269 \h </w:instrText>
-            </w:r>
-            <w:r>
-              <w:rPr>
-                <w:noProof/>
-                <w:webHidden/>
-                <w:sz w:val="18"/>
-                <w:szCs w:val="18"/>
-              </w:rPr>
-            </w:r>
-            <w:r>
-              <w:rPr>
-                <w:noProof/>
-                <w:webHidden/>
-                <w:sz w:val="18"/>
-                <w:szCs w:val="18"/>
+              </w:rPr>
+              <w:instrText xml:space="preserve"> PAGEREF _Toc197637338 \h </w:instrText>
+            </w:r>
+            <w:r>
+              <w:rPr>
+                <w:noProof/>
+                <w:webHidden/>
+              </w:rPr>
+            </w:r>
+            <w:r>
+              <w:rPr>
+                <w:noProof/>
+                <w:webHidden/>
               </w:rPr>
               <w:fldChar w:fldCharType="separate"/>
             </w:r>
@@ -2576,17 +2182,13 @@
               <w:rPr>
                 <w:noProof/>
                 <w:webHidden/>
-                <w:sz w:val="18"/>
-                <w:szCs w:val="18"/>
-              </w:rPr>
-              <w:t>12</w:t>
-            </w:r>
-            <w:r>
-              <w:rPr>
-                <w:noProof/>
-                <w:webHidden/>
-                <w:sz w:val="18"/>
-                <w:szCs w:val="18"/>
+              </w:rPr>
+              <w:t>15</w:t>
+            </w:r>
+            <w:r>
+              <w:rPr>
+                <w:noProof/>
+                <w:webHidden/>
               </w:rPr>
               <w:fldChar w:fldCharType="end"/>
             </w:r>
@@ -2601,27 +2203,23 @@
             <w:rPr>
               <w:rFonts w:eastAsiaTheme="minorEastAsia"/>
               <w:noProof/>
-              <w:sz w:val="18"/>
-              <w:szCs w:val="18"/>
+              <w:sz w:val="24"/>
+              <w:szCs w:val="24"/>
               <w:lang w:eastAsia="nl-NL"/>
             </w:rPr>
           </w:pPr>
-          <w:hyperlink w:anchor="_Toc148345270" w:history="1">
+          <w:hyperlink w:anchor="_Toc197637339" w:history="1">
             <w:r>
               <w:rPr>
                 <w:rStyle w:val="Hyperlink"/>
                 <w:noProof/>
-                <w:sz w:val="18"/>
-                <w:szCs w:val="18"/>
-              </w:rPr>
-              <w:t>Stap5: Jaarovergang</w:t>
-            </w:r>
-            <w:r>
-              <w:rPr>
-                <w:noProof/>
-                <w:webHidden/>
-                <w:sz w:val="18"/>
-                <w:szCs w:val="18"/>
+              </w:rPr>
+              <w:t>Stap 5: Jaarovergang</w:t>
+            </w:r>
+            <w:r>
+              <w:rPr>
+                <w:noProof/>
+                <w:webHidden/>
               </w:rPr>
               <w:tab/>
             </w:r>
@@ -2629,8 +2227,6 @@
               <w:rPr>
                 <w:noProof/>
                 <w:webHidden/>
-                <w:sz w:val="18"/>
-                <w:szCs w:val="18"/>
               </w:rPr>
               <w:fldChar w:fldCharType="begin"/>
             </w:r>
@@ -2638,25 +2234,19 @@
               <w:rPr>
                 <w:noProof/>
                 <w:webHidden/>
-                <w:sz w:val="18"/>
-                <w:szCs w:val="18"/>
-              </w:rPr>
-              <w:instrText xml:space="preserve"> PAGEREF _Toc148345270 \h </w:instrText>
-            </w:r>
-            <w:r>
-              <w:rPr>
-                <w:noProof/>
-                <w:webHidden/>
-                <w:sz w:val="18"/>
-                <w:szCs w:val="18"/>
-              </w:rPr>
-            </w:r>
-            <w:r>
-              <w:rPr>
-                <w:noProof/>
-                <w:webHidden/>
-                <w:sz w:val="18"/>
-                <w:szCs w:val="18"/>
+              </w:rPr>
+              <w:instrText xml:space="preserve"> PAGEREF _Toc197637339 \h </w:instrText>
+            </w:r>
+            <w:r>
+              <w:rPr>
+                <w:noProof/>
+                <w:webHidden/>
+              </w:rPr>
+            </w:r>
+            <w:r>
+              <w:rPr>
+                <w:noProof/>
+                <w:webHidden/>
               </w:rPr>
               <w:fldChar w:fldCharType="separate"/>
             </w:r>
@@ -2664,17 +2254,13 @@
               <w:rPr>
                 <w:noProof/>
                 <w:webHidden/>
-                <w:sz w:val="18"/>
-                <w:szCs w:val="18"/>
-              </w:rPr>
-              <w:t>13</w:t>
-            </w:r>
-            <w:r>
-              <w:rPr>
-                <w:noProof/>
-                <w:webHidden/>
-                <w:sz w:val="18"/>
-                <w:szCs w:val="18"/>
+              </w:rPr>
+              <w:t>16</w:t>
+            </w:r>
+            <w:r>
+              <w:rPr>
+                <w:noProof/>
+                <w:webHidden/>
               </w:rPr>
               <w:fldChar w:fldCharType="end"/>
             </w:r>
@@ -2689,18 +2275,16 @@
             <w:rPr>
               <w:rFonts w:eastAsiaTheme="minorEastAsia"/>
               <w:noProof/>
-              <w:sz w:val="18"/>
-              <w:szCs w:val="18"/>
+              <w:sz w:val="24"/>
+              <w:szCs w:val="24"/>
               <w:lang w:eastAsia="nl-NL"/>
             </w:rPr>
           </w:pPr>
-          <w:hyperlink w:anchor="_Toc148345271" w:history="1">
+          <w:hyperlink w:anchor="_Toc197637340" w:history="1">
             <w:r>
               <w:rPr>
                 <w:rStyle w:val="Hyperlink"/>
                 <w:noProof/>
-                <w:sz w:val="18"/>
-                <w:szCs w:val="18"/>
               </w:rPr>
               <w:t>Beheer</w:t>
             </w:r>
@@ -2708,8 +2292,6 @@
               <w:rPr>
                 <w:noProof/>
                 <w:webHidden/>
-                <w:sz w:val="18"/>
-                <w:szCs w:val="18"/>
               </w:rPr>
               <w:tab/>
             </w:r>
@@ -2717,8 +2299,6 @@
               <w:rPr>
                 <w:noProof/>
                 <w:webHidden/>
-                <w:sz w:val="18"/>
-                <w:szCs w:val="18"/>
               </w:rPr>
               <w:fldChar w:fldCharType="begin"/>
             </w:r>
@@ -2726,25 +2306,19 @@
               <w:rPr>
                 <w:noProof/>
                 <w:webHidden/>
-                <w:sz w:val="18"/>
-                <w:szCs w:val="18"/>
-              </w:rPr>
-              <w:instrText xml:space="preserve"> PAGEREF _Toc148345271 \h </w:instrText>
-            </w:r>
-            <w:r>
-              <w:rPr>
-                <w:noProof/>
-                <w:webHidden/>
-                <w:sz w:val="18"/>
-                <w:szCs w:val="18"/>
-              </w:rPr>
-            </w:r>
-            <w:r>
-              <w:rPr>
-                <w:noProof/>
-                <w:webHidden/>
-                <w:sz w:val="18"/>
-                <w:szCs w:val="18"/>
+              </w:rPr>
+              <w:instrText xml:space="preserve"> PAGEREF _Toc197637340 \h </w:instrText>
+            </w:r>
+            <w:r>
+              <w:rPr>
+                <w:noProof/>
+                <w:webHidden/>
+              </w:rPr>
+            </w:r>
+            <w:r>
+              <w:rPr>
+                <w:noProof/>
+                <w:webHidden/>
               </w:rPr>
               <w:fldChar w:fldCharType="separate"/>
             </w:r>
@@ -2752,17 +2326,13 @@
               <w:rPr>
                 <w:noProof/>
                 <w:webHidden/>
-                <w:sz w:val="18"/>
-                <w:szCs w:val="18"/>
-              </w:rPr>
-              <w:t>14</w:t>
-            </w:r>
-            <w:r>
-              <w:rPr>
-                <w:noProof/>
-                <w:webHidden/>
-                <w:sz w:val="18"/>
-                <w:szCs w:val="18"/>
+              </w:rPr>
+              <w:t>17</w:t>
+            </w:r>
+            <w:r>
+              <w:rPr>
+                <w:noProof/>
+                <w:webHidden/>
               </w:rPr>
               <w:fldChar w:fldCharType="end"/>
             </w:r>
@@ -2777,27 +2347,23 @@
             <w:rPr>
               <w:rFonts w:eastAsiaTheme="minorEastAsia"/>
               <w:noProof/>
-              <w:sz w:val="18"/>
-              <w:szCs w:val="18"/>
+              <w:sz w:val="24"/>
+              <w:szCs w:val="24"/>
               <w:lang w:eastAsia="nl-NL"/>
             </w:rPr>
           </w:pPr>
-          <w:hyperlink w:anchor="_Toc148345272" w:history="1">
+          <w:hyperlink w:anchor="_Toc197637341" w:history="1">
             <w:r>
               <w:rPr>
                 <w:rStyle w:val="Hyperlink"/>
                 <w:noProof/>
-                <w:sz w:val="18"/>
-                <w:szCs w:val="18"/>
-              </w:rPr>
-              <w:t>SEPA-formulier (opslaan)</w:t>
-            </w:r>
-            <w:r>
-              <w:rPr>
-                <w:noProof/>
-                <w:webHidden/>
-                <w:sz w:val="18"/>
-                <w:szCs w:val="18"/>
+              </w:rPr>
+              <w:t>Instellingen</w:t>
+            </w:r>
+            <w:r>
+              <w:rPr>
+                <w:noProof/>
+                <w:webHidden/>
               </w:rPr>
               <w:tab/>
             </w:r>
@@ -2805,8 +2371,6 @@
               <w:rPr>
                 <w:noProof/>
                 <w:webHidden/>
-                <w:sz w:val="18"/>
-                <w:szCs w:val="18"/>
               </w:rPr>
               <w:fldChar w:fldCharType="begin"/>
             </w:r>
@@ -2814,25 +2378,19 @@
               <w:rPr>
                 <w:noProof/>
                 <w:webHidden/>
-                <w:sz w:val="18"/>
-                <w:szCs w:val="18"/>
-              </w:rPr>
-              <w:instrText xml:space="preserve"> PAGEREF _Toc148345272 \h </w:instrText>
-            </w:r>
-            <w:r>
-              <w:rPr>
-                <w:noProof/>
-                <w:webHidden/>
-                <w:sz w:val="18"/>
-                <w:szCs w:val="18"/>
-              </w:rPr>
-            </w:r>
-            <w:r>
-              <w:rPr>
-                <w:noProof/>
-                <w:webHidden/>
-                <w:sz w:val="18"/>
-                <w:szCs w:val="18"/>
+              </w:rPr>
+              <w:instrText xml:space="preserve"> PAGEREF _Toc197637341 \h </w:instrText>
+            </w:r>
+            <w:r>
+              <w:rPr>
+                <w:noProof/>
+                <w:webHidden/>
+              </w:rPr>
+            </w:r>
+            <w:r>
+              <w:rPr>
+                <w:noProof/>
+                <w:webHidden/>
               </w:rPr>
               <w:fldChar w:fldCharType="separate"/>
             </w:r>
@@ -2840,17 +2398,13 @@
               <w:rPr>
                 <w:noProof/>
                 <w:webHidden/>
-                <w:sz w:val="18"/>
-                <w:szCs w:val="18"/>
-              </w:rPr>
-              <w:t>14</w:t>
-            </w:r>
-            <w:r>
-              <w:rPr>
-                <w:noProof/>
-                <w:webHidden/>
-                <w:sz w:val="18"/>
-                <w:szCs w:val="18"/>
+              </w:rPr>
+              <w:t>17</w:t>
+            </w:r>
+            <w:r>
+              <w:rPr>
+                <w:noProof/>
+                <w:webHidden/>
               </w:rPr>
               <w:fldChar w:fldCharType="end"/>
             </w:r>
@@ -2865,27 +2419,23 @@
             <w:rPr>
               <w:rFonts w:eastAsiaTheme="minorEastAsia"/>
               <w:noProof/>
-              <w:sz w:val="18"/>
-              <w:szCs w:val="18"/>
+              <w:sz w:val="24"/>
+              <w:szCs w:val="24"/>
               <w:lang w:eastAsia="nl-NL"/>
             </w:rPr>
           </w:pPr>
-          <w:hyperlink w:anchor="_Toc148345273" w:history="1">
+          <w:hyperlink w:anchor="_Toc197637342" w:history="1">
             <w:r>
               <w:rPr>
                 <w:rStyle w:val="Hyperlink"/>
                 <w:noProof/>
-                <w:sz w:val="18"/>
-                <w:szCs w:val="18"/>
-              </w:rPr>
-              <w:t>Beheer document templates</w:t>
-            </w:r>
-            <w:r>
-              <w:rPr>
-                <w:noProof/>
-                <w:webHidden/>
-                <w:sz w:val="18"/>
-                <w:szCs w:val="18"/>
+              </w:rPr>
+              <w:t>SEPA-formulier (opslaan)</w:t>
+            </w:r>
+            <w:r>
+              <w:rPr>
+                <w:noProof/>
+                <w:webHidden/>
               </w:rPr>
               <w:tab/>
             </w:r>
@@ -2893,8 +2443,6 @@
               <w:rPr>
                 <w:noProof/>
                 <w:webHidden/>
-                <w:sz w:val="18"/>
-                <w:szCs w:val="18"/>
               </w:rPr>
               <w:fldChar w:fldCharType="begin"/>
             </w:r>
@@ -2902,25 +2450,19 @@
               <w:rPr>
                 <w:noProof/>
                 <w:webHidden/>
-                <w:sz w:val="18"/>
-                <w:szCs w:val="18"/>
-              </w:rPr>
-              <w:instrText xml:space="preserve"> PAGEREF _Toc148345273 \h </w:instrText>
-            </w:r>
-            <w:r>
-              <w:rPr>
-                <w:noProof/>
-                <w:webHidden/>
-                <w:sz w:val="18"/>
-                <w:szCs w:val="18"/>
-              </w:rPr>
-            </w:r>
-            <w:r>
-              <w:rPr>
-                <w:noProof/>
-                <w:webHidden/>
-                <w:sz w:val="18"/>
-                <w:szCs w:val="18"/>
+              </w:rPr>
+              <w:instrText xml:space="preserve"> PAGEREF _Toc197637342 \h </w:instrText>
+            </w:r>
+            <w:r>
+              <w:rPr>
+                <w:noProof/>
+                <w:webHidden/>
+              </w:rPr>
+            </w:r>
+            <w:r>
+              <w:rPr>
+                <w:noProof/>
+                <w:webHidden/>
               </w:rPr>
               <w:fldChar w:fldCharType="separate"/>
             </w:r>
@@ -2928,17 +2470,13 @@
               <w:rPr>
                 <w:noProof/>
                 <w:webHidden/>
-                <w:sz w:val="18"/>
-                <w:szCs w:val="18"/>
-              </w:rPr>
-              <w:t>14</w:t>
-            </w:r>
-            <w:r>
-              <w:rPr>
-                <w:noProof/>
-                <w:webHidden/>
-                <w:sz w:val="18"/>
-                <w:szCs w:val="18"/>
+              </w:rPr>
+              <w:t>17</w:t>
+            </w:r>
+            <w:r>
+              <w:rPr>
+                <w:noProof/>
+                <w:webHidden/>
               </w:rPr>
               <w:fldChar w:fldCharType="end"/>
             </w:r>
@@ -2953,27 +2491,23 @@
             <w:rPr>
               <w:rFonts w:eastAsiaTheme="minorEastAsia"/>
               <w:noProof/>
-              <w:sz w:val="18"/>
-              <w:szCs w:val="18"/>
+              <w:sz w:val="24"/>
+              <w:szCs w:val="24"/>
               <w:lang w:eastAsia="nl-NL"/>
             </w:rPr>
           </w:pPr>
-          <w:hyperlink w:anchor="_Toc148345274" w:history="1">
+          <w:hyperlink w:anchor="_Toc197637343" w:history="1">
             <w:r>
               <w:rPr>
                 <w:rStyle w:val="Hyperlink"/>
                 <w:noProof/>
-                <w:sz w:val="18"/>
-                <w:szCs w:val="18"/>
-              </w:rPr>
-              <w:t>Backup database</w:t>
-            </w:r>
-            <w:r>
-              <w:rPr>
-                <w:noProof/>
-                <w:webHidden/>
-                <w:sz w:val="18"/>
-                <w:szCs w:val="18"/>
+              </w:rPr>
+              <w:t>Beheer document templates</w:t>
+            </w:r>
+            <w:r>
+              <w:rPr>
+                <w:noProof/>
+                <w:webHidden/>
               </w:rPr>
               <w:tab/>
             </w:r>
@@ -2981,8 +2515,6 @@
               <w:rPr>
                 <w:noProof/>
                 <w:webHidden/>
-                <w:sz w:val="18"/>
-                <w:szCs w:val="18"/>
               </w:rPr>
               <w:fldChar w:fldCharType="begin"/>
             </w:r>
@@ -2990,25 +2522,19 @@
               <w:rPr>
                 <w:noProof/>
                 <w:webHidden/>
-                <w:sz w:val="18"/>
-                <w:szCs w:val="18"/>
-              </w:rPr>
-              <w:instrText xml:space="preserve"> PAGEREF _Toc148345274 \h </w:instrText>
-            </w:r>
-            <w:r>
-              <w:rPr>
-                <w:noProof/>
-                <w:webHidden/>
-                <w:sz w:val="18"/>
-                <w:szCs w:val="18"/>
-              </w:rPr>
-            </w:r>
-            <w:r>
-              <w:rPr>
-                <w:noProof/>
-                <w:webHidden/>
-                <w:sz w:val="18"/>
-                <w:szCs w:val="18"/>
+              </w:rPr>
+              <w:instrText xml:space="preserve"> PAGEREF _Toc197637343 \h </w:instrText>
+            </w:r>
+            <w:r>
+              <w:rPr>
+                <w:noProof/>
+                <w:webHidden/>
+              </w:rPr>
+            </w:r>
+            <w:r>
+              <w:rPr>
+                <w:noProof/>
+                <w:webHidden/>
               </w:rPr>
               <w:fldChar w:fldCharType="separate"/>
             </w:r>
@@ -3016,17 +2542,13 @@
               <w:rPr>
                 <w:noProof/>
                 <w:webHidden/>
-                <w:sz w:val="18"/>
-                <w:szCs w:val="18"/>
-              </w:rPr>
-              <w:t>14</w:t>
-            </w:r>
-            <w:r>
-              <w:rPr>
-                <w:noProof/>
-                <w:webHidden/>
-                <w:sz w:val="18"/>
-                <w:szCs w:val="18"/>
+              </w:rPr>
+              <w:t>17</w:t>
+            </w:r>
+            <w:r>
+              <w:rPr>
+                <w:noProof/>
+                <w:webHidden/>
               </w:rPr>
               <w:fldChar w:fldCharType="end"/>
             </w:r>
@@ -3041,27 +2563,23 @@
             <w:rPr>
               <w:rFonts w:eastAsiaTheme="minorEastAsia"/>
               <w:noProof/>
-              <w:sz w:val="18"/>
-              <w:szCs w:val="18"/>
+              <w:sz w:val="24"/>
+              <w:szCs w:val="24"/>
               <w:lang w:eastAsia="nl-NL"/>
             </w:rPr>
           </w:pPr>
-          <w:hyperlink w:anchor="_Toc148345275" w:history="1">
+          <w:hyperlink w:anchor="_Toc197637344" w:history="1">
             <w:r>
               <w:rPr>
                 <w:rStyle w:val="Hyperlink"/>
                 <w:noProof/>
-                <w:sz w:val="18"/>
-                <w:szCs w:val="18"/>
-              </w:rPr>
-              <w:t>Restore database</w:t>
-            </w:r>
-            <w:r>
-              <w:rPr>
-                <w:noProof/>
-                <w:webHidden/>
-                <w:sz w:val="18"/>
-                <w:szCs w:val="18"/>
+              </w:rPr>
+              <w:t>Import uit Excel</w:t>
+            </w:r>
+            <w:r>
+              <w:rPr>
+                <w:noProof/>
+                <w:webHidden/>
               </w:rPr>
               <w:tab/>
             </w:r>
@@ -3069,8 +2587,6 @@
               <w:rPr>
                 <w:noProof/>
                 <w:webHidden/>
-                <w:sz w:val="18"/>
-                <w:szCs w:val="18"/>
               </w:rPr>
               <w:fldChar w:fldCharType="begin"/>
             </w:r>
@@ -3078,25 +2594,19 @@
               <w:rPr>
                 <w:noProof/>
                 <w:webHidden/>
-                <w:sz w:val="18"/>
-                <w:szCs w:val="18"/>
-              </w:rPr>
-              <w:instrText xml:space="preserve"> PAGEREF _Toc148345275 \h </w:instrText>
-            </w:r>
-            <w:r>
-              <w:rPr>
-                <w:noProof/>
-                <w:webHidden/>
-                <w:sz w:val="18"/>
-                <w:szCs w:val="18"/>
-              </w:rPr>
-            </w:r>
-            <w:r>
-              <w:rPr>
-                <w:noProof/>
-                <w:webHidden/>
-                <w:sz w:val="18"/>
-                <w:szCs w:val="18"/>
+              </w:rPr>
+              <w:instrText xml:space="preserve"> PAGEREF _Toc197637344 \h </w:instrText>
+            </w:r>
+            <w:r>
+              <w:rPr>
+                <w:noProof/>
+                <w:webHidden/>
+              </w:rPr>
+            </w:r>
+            <w:r>
+              <w:rPr>
+                <w:noProof/>
+                <w:webHidden/>
               </w:rPr>
               <w:fldChar w:fldCharType="separate"/>
             </w:r>
@@ -3104,17 +2614,13 @@
               <w:rPr>
                 <w:noProof/>
                 <w:webHidden/>
-                <w:sz w:val="18"/>
-                <w:szCs w:val="18"/>
-              </w:rPr>
-              <w:t>14</w:t>
-            </w:r>
-            <w:r>
-              <w:rPr>
-                <w:noProof/>
-                <w:webHidden/>
-                <w:sz w:val="18"/>
-                <w:szCs w:val="18"/>
+              </w:rPr>
+              <w:t>17</w:t>
+            </w:r>
+            <w:r>
+              <w:rPr>
+                <w:noProof/>
+                <w:webHidden/>
               </w:rPr>
               <w:fldChar w:fldCharType="end"/>
             </w:r>
@@ -3129,27 +2635,23 @@
             <w:rPr>
               <w:rFonts w:eastAsiaTheme="minorEastAsia"/>
               <w:noProof/>
-              <w:sz w:val="18"/>
-              <w:szCs w:val="18"/>
+              <w:sz w:val="24"/>
+              <w:szCs w:val="24"/>
               <w:lang w:eastAsia="nl-NL"/>
             </w:rPr>
           </w:pPr>
-          <w:hyperlink w:anchor="_Toc148345276" w:history="1">
+          <w:hyperlink w:anchor="_Toc197637345" w:history="1">
             <w:r>
               <w:rPr>
                 <w:rStyle w:val="Hyperlink"/>
                 <w:noProof/>
-                <w:sz w:val="18"/>
-                <w:szCs w:val="18"/>
-              </w:rPr>
-              <w:t>Import uit Excel</w:t>
-            </w:r>
-            <w:r>
-              <w:rPr>
-                <w:noProof/>
-                <w:webHidden/>
-                <w:sz w:val="18"/>
-                <w:szCs w:val="18"/>
+              </w:rPr>
+              <w:t>Archief opschonen</w:t>
+            </w:r>
+            <w:r>
+              <w:rPr>
+                <w:noProof/>
+                <w:webHidden/>
               </w:rPr>
               <w:tab/>
             </w:r>
@@ -3157,8 +2659,6 @@
               <w:rPr>
                 <w:noProof/>
                 <w:webHidden/>
-                <w:sz w:val="18"/>
-                <w:szCs w:val="18"/>
               </w:rPr>
               <w:fldChar w:fldCharType="begin"/>
             </w:r>
@@ -3166,25 +2666,19 @@
               <w:rPr>
                 <w:noProof/>
                 <w:webHidden/>
-                <w:sz w:val="18"/>
-                <w:szCs w:val="18"/>
-              </w:rPr>
-              <w:instrText xml:space="preserve"> PAGEREF _Toc148345276 \h </w:instrText>
-            </w:r>
-            <w:r>
-              <w:rPr>
-                <w:noProof/>
-                <w:webHidden/>
-                <w:sz w:val="18"/>
-                <w:szCs w:val="18"/>
-              </w:rPr>
-            </w:r>
-            <w:r>
-              <w:rPr>
-                <w:noProof/>
-                <w:webHidden/>
-                <w:sz w:val="18"/>
-                <w:szCs w:val="18"/>
+              </w:rPr>
+              <w:instrText xml:space="preserve"> PAGEREF _Toc197637345 \h </w:instrText>
+            </w:r>
+            <w:r>
+              <w:rPr>
+                <w:noProof/>
+                <w:webHidden/>
+              </w:rPr>
+            </w:r>
+            <w:r>
+              <w:rPr>
+                <w:noProof/>
+                <w:webHidden/>
               </w:rPr>
               <w:fldChar w:fldCharType="separate"/>
             </w:r>
@@ -3192,17 +2686,13 @@
               <w:rPr>
                 <w:noProof/>
                 <w:webHidden/>
-                <w:sz w:val="18"/>
-                <w:szCs w:val="18"/>
-              </w:rPr>
-              <w:t>14</w:t>
-            </w:r>
-            <w:r>
-              <w:rPr>
-                <w:noProof/>
-                <w:webHidden/>
-                <w:sz w:val="18"/>
-                <w:szCs w:val="18"/>
+              </w:rPr>
+              <w:t>18</w:t>
+            </w:r>
+            <w:r>
+              <w:rPr>
+                <w:noProof/>
+                <w:webHidden/>
               </w:rPr>
               <w:fldChar w:fldCharType="end"/>
             </w:r>
@@ -3217,27 +2707,23 @@
             <w:rPr>
               <w:rFonts w:eastAsiaTheme="minorEastAsia"/>
               <w:noProof/>
-              <w:sz w:val="18"/>
-              <w:szCs w:val="18"/>
+              <w:sz w:val="24"/>
+              <w:szCs w:val="24"/>
               <w:lang w:eastAsia="nl-NL"/>
             </w:rPr>
           </w:pPr>
-          <w:hyperlink w:anchor="_Toc148345277" w:history="1">
+          <w:hyperlink w:anchor="_Toc197637346" w:history="1">
             <w:r>
               <w:rPr>
                 <w:rStyle w:val="Hyperlink"/>
                 <w:noProof/>
-                <w:sz w:val="18"/>
-                <w:szCs w:val="18"/>
-              </w:rPr>
-              <w:t>Archief opschonen</w:t>
-            </w:r>
-            <w:r>
-              <w:rPr>
-                <w:noProof/>
-                <w:webHidden/>
-                <w:sz w:val="18"/>
-                <w:szCs w:val="18"/>
+              </w:rPr>
+              <w:t>Backup database</w:t>
+            </w:r>
+            <w:r>
+              <w:rPr>
+                <w:noProof/>
+                <w:webHidden/>
               </w:rPr>
               <w:tab/>
             </w:r>
@@ -3245,8 +2731,6 @@
               <w:rPr>
                 <w:noProof/>
                 <w:webHidden/>
-                <w:sz w:val="18"/>
-                <w:szCs w:val="18"/>
               </w:rPr>
               <w:fldChar w:fldCharType="begin"/>
             </w:r>
@@ -3254,25 +2738,19 @@
               <w:rPr>
                 <w:noProof/>
                 <w:webHidden/>
-                <w:sz w:val="18"/>
-                <w:szCs w:val="18"/>
-              </w:rPr>
-              <w:instrText xml:space="preserve"> PAGEREF _Toc148345277 \h </w:instrText>
-            </w:r>
-            <w:r>
-              <w:rPr>
-                <w:noProof/>
-                <w:webHidden/>
-                <w:sz w:val="18"/>
-                <w:szCs w:val="18"/>
-              </w:rPr>
-            </w:r>
-            <w:r>
-              <w:rPr>
-                <w:noProof/>
-                <w:webHidden/>
-                <w:sz w:val="18"/>
-                <w:szCs w:val="18"/>
+              </w:rPr>
+              <w:instrText xml:space="preserve"> PAGEREF _Toc197637346 \h </w:instrText>
+            </w:r>
+            <w:r>
+              <w:rPr>
+                <w:noProof/>
+                <w:webHidden/>
+              </w:rPr>
+            </w:r>
+            <w:r>
+              <w:rPr>
+                <w:noProof/>
+                <w:webHidden/>
               </w:rPr>
               <w:fldChar w:fldCharType="separate"/>
             </w:r>
@@ -3280,17 +2758,13 @@
               <w:rPr>
                 <w:noProof/>
                 <w:webHidden/>
-                <w:sz w:val="18"/>
-                <w:szCs w:val="18"/>
-              </w:rPr>
-              <w:t>15</w:t>
-            </w:r>
-            <w:r>
-              <w:rPr>
-                <w:noProof/>
-                <w:webHidden/>
-                <w:sz w:val="18"/>
-                <w:szCs w:val="18"/>
+              </w:rPr>
+              <w:t>18</w:t>
+            </w:r>
+            <w:r>
+              <w:rPr>
+                <w:noProof/>
+                <w:webHidden/>
               </w:rPr>
               <w:fldChar w:fldCharType="end"/>
             </w:r>
@@ -3305,27 +2779,23 @@
             <w:rPr>
               <w:rFonts w:eastAsiaTheme="minorEastAsia"/>
               <w:noProof/>
-              <w:sz w:val="18"/>
-              <w:szCs w:val="18"/>
+              <w:sz w:val="24"/>
+              <w:szCs w:val="24"/>
               <w:lang w:eastAsia="nl-NL"/>
             </w:rPr>
           </w:pPr>
-          <w:hyperlink w:anchor="_Toc148345278" w:history="1">
+          <w:hyperlink w:anchor="_Toc197637347" w:history="1">
             <w:r>
               <w:rPr>
                 <w:rStyle w:val="Hyperlink"/>
                 <w:noProof/>
-                <w:sz w:val="18"/>
-                <w:szCs w:val="18"/>
-              </w:rPr>
-              <w:t>Instellingen</w:t>
-            </w:r>
-            <w:r>
-              <w:rPr>
-                <w:noProof/>
-                <w:webHidden/>
-                <w:sz w:val="18"/>
-                <w:szCs w:val="18"/>
+              </w:rPr>
+              <w:t>Restore database</w:t>
+            </w:r>
+            <w:r>
+              <w:rPr>
+                <w:noProof/>
+                <w:webHidden/>
               </w:rPr>
               <w:tab/>
             </w:r>
@@ -3333,8 +2803,6 @@
               <w:rPr>
                 <w:noProof/>
                 <w:webHidden/>
-                <w:sz w:val="18"/>
-                <w:szCs w:val="18"/>
               </w:rPr>
               <w:fldChar w:fldCharType="begin"/>
             </w:r>
@@ -3342,25 +2810,19 @@
               <w:rPr>
                 <w:noProof/>
                 <w:webHidden/>
-                <w:sz w:val="18"/>
-                <w:szCs w:val="18"/>
-              </w:rPr>
-              <w:instrText xml:space="preserve"> PAGEREF _Toc148345278 \h </w:instrText>
-            </w:r>
-            <w:r>
-              <w:rPr>
-                <w:noProof/>
-                <w:webHidden/>
-                <w:sz w:val="18"/>
-                <w:szCs w:val="18"/>
-              </w:rPr>
-            </w:r>
-            <w:r>
-              <w:rPr>
-                <w:noProof/>
-                <w:webHidden/>
-                <w:sz w:val="18"/>
-                <w:szCs w:val="18"/>
+              </w:rPr>
+              <w:instrText xml:space="preserve"> PAGEREF _Toc197637347 \h </w:instrText>
+            </w:r>
+            <w:r>
+              <w:rPr>
+                <w:noProof/>
+                <w:webHidden/>
+              </w:rPr>
+            </w:r>
+            <w:r>
+              <w:rPr>
+                <w:noProof/>
+                <w:webHidden/>
               </w:rPr>
               <w:fldChar w:fldCharType="separate"/>
             </w:r>
@@ -3368,17 +2830,157 @@
               <w:rPr>
                 <w:noProof/>
                 <w:webHidden/>
-                <w:sz w:val="18"/>
-                <w:szCs w:val="18"/>
-              </w:rPr>
-              <w:t>15</w:t>
-            </w:r>
-            <w:r>
-              <w:rPr>
-                <w:noProof/>
-                <w:webHidden/>
-                <w:sz w:val="18"/>
-                <w:szCs w:val="18"/>
+              </w:rPr>
+              <w:t>18</w:t>
+            </w:r>
+            <w:r>
+              <w:rPr>
+                <w:noProof/>
+                <w:webHidden/>
+              </w:rPr>
+              <w:fldChar w:fldCharType="end"/>
+            </w:r>
+          </w:hyperlink>
+        </w:p>
+        <w:p>
+          <w:pPr>
+            <w:pStyle w:val="Inhopg2"/>
+            <w:tabs>
+              <w:tab w:val="right" w:leader="dot" w:pos="9062"/>
+            </w:tabs>
+            <w:rPr>
+              <w:rFonts w:eastAsiaTheme="minorEastAsia"/>
+              <w:noProof/>
+              <w:sz w:val="24"/>
+              <w:szCs w:val="24"/>
+              <w:lang w:eastAsia="nl-NL"/>
+            </w:rPr>
+          </w:pPr>
+          <w:hyperlink w:anchor="_Toc197637348" w:history="1">
+            <w:r>
+              <w:rPr>
+                <w:rStyle w:val="Hyperlink"/>
+                <w:noProof/>
+              </w:rPr>
+              <w:t>Wijzigen database locatie</w:t>
+            </w:r>
+            <w:r>
+              <w:rPr>
+                <w:noProof/>
+                <w:webHidden/>
+              </w:rPr>
+              <w:tab/>
+            </w:r>
+            <w:r>
+              <w:rPr>
+                <w:noProof/>
+                <w:webHidden/>
+              </w:rPr>
+              <w:fldChar w:fldCharType="begin"/>
+            </w:r>
+            <w:r>
+              <w:rPr>
+                <w:noProof/>
+                <w:webHidden/>
+              </w:rPr>
+              <w:instrText xml:space="preserve"> PAGEREF _Toc197637348 \h </w:instrText>
+            </w:r>
+            <w:r>
+              <w:rPr>
+                <w:noProof/>
+                <w:webHidden/>
+              </w:rPr>
+            </w:r>
+            <w:r>
+              <w:rPr>
+                <w:noProof/>
+                <w:webHidden/>
+              </w:rPr>
+              <w:fldChar w:fldCharType="separate"/>
+            </w:r>
+            <w:r>
+              <w:rPr>
+                <w:noProof/>
+                <w:webHidden/>
+              </w:rPr>
+              <w:t>19</w:t>
+            </w:r>
+            <w:r>
+              <w:rPr>
+                <w:noProof/>
+                <w:webHidden/>
+              </w:rPr>
+              <w:fldChar w:fldCharType="end"/>
+            </w:r>
+          </w:hyperlink>
+        </w:p>
+        <w:p>
+          <w:pPr>
+            <w:pStyle w:val="Inhopg2"/>
+            <w:tabs>
+              <w:tab w:val="right" w:leader="dot" w:pos="9062"/>
+            </w:tabs>
+            <w:rPr>
+              <w:rFonts w:eastAsiaTheme="minorEastAsia"/>
+              <w:noProof/>
+              <w:sz w:val="24"/>
+              <w:szCs w:val="24"/>
+              <w:lang w:eastAsia="nl-NL"/>
+            </w:rPr>
+          </w:pPr>
+          <w:hyperlink w:anchor="_Toc197637349" w:history="1">
+            <w:r>
+              <w:rPr>
+                <w:rStyle w:val="Hyperlink"/>
+                <w:noProof/>
+              </w:rPr>
+              <w:t>Bekende problemen</w:t>
+            </w:r>
+            <w:r>
+              <w:rPr>
+                <w:noProof/>
+                <w:webHidden/>
+              </w:rPr>
+              <w:tab/>
+            </w:r>
+            <w:r>
+              <w:rPr>
+                <w:noProof/>
+                <w:webHidden/>
+              </w:rPr>
+              <w:fldChar w:fldCharType="begin"/>
+            </w:r>
+            <w:r>
+              <w:rPr>
+                <w:noProof/>
+                <w:webHidden/>
+              </w:rPr>
+              <w:instrText xml:space="preserve"> PAGEREF _Toc197637349 \h </w:instrText>
+            </w:r>
+            <w:r>
+              <w:rPr>
+                <w:noProof/>
+                <w:webHidden/>
+              </w:rPr>
+            </w:r>
+            <w:r>
+              <w:rPr>
+                <w:noProof/>
+                <w:webHidden/>
+              </w:rPr>
+              <w:fldChar w:fldCharType="separate"/>
+            </w:r>
+            <w:r>
+              <w:rPr>
+                <w:noProof/>
+                <w:webHidden/>
+              </w:rPr>
+              <w:t>19</w:t>
+            </w:r>
+            <w:r>
+              <w:rPr>
+                <w:noProof/>
+                <w:webHidden/>
               </w:rPr>
               <w:fldChar w:fldCharType="end"/>
             </w:r>
@@ -3397,9 +2999,22 @@
     </w:sdt>
     <w:p>
       <w:pPr>
+        <w:rPr>
+          <w:rFonts w:asciiTheme="majorHAnsi" w:eastAsiaTheme="majorEastAsia" w:hAnsiTheme="majorHAnsi" w:cstheme="majorBidi"/>
+          <w:color w:val="2F5496" w:themeColor="accent1" w:themeShade="BF"/>
+          <w:sz w:val="32"/>
+          <w:szCs w:val="32"/>
+        </w:rPr>
+      </w:pPr>
+      <w:r>
+        <w:br w:type="page"/>
+      </w:r>
+    </w:p>
+    <w:p>
+      <w:pPr>
         <w:pStyle w:val="Kop1"/>
       </w:pPr>
-      <w:bookmarkStart w:id="0" w:name="_Toc148345241"/>
+      <w:bookmarkStart w:id="0" w:name="_Toc197637309"/>
       <w:r>
         <w:lastRenderedPageBreak/>
         <w:t>De applicatie in hoofdlijnen</w:t>
@@ -3411,7 +3026,7 @@
       <w:pPr>
         <w:pStyle w:val="Kop2"/>
       </w:pPr>
-      <w:bookmarkStart w:id="1" w:name="_Toc148345242"/>
+      <w:bookmarkStart w:id="1" w:name="_Toc197637310"/>
       <w:r>
         <w:t>Doel van de applicatie</w:t>
       </w:r>
@@ -3420,6 +3035,27 @@
     <w:p>
       <w:r>
         <w:t>Met de applicatie Ledenadministratie CCNL kun je alle administratieve functies voor de ledenadministratie van Citroën Club Nederland uitvoeren, behalve het beheer van de e-mail mailbox.</w:t>
+      </w:r>
+    </w:p>
+    <w:p>
+      <w:r>
+        <w:t xml:space="preserve">Bij het opstarten van de applicatie wordt verbinding gemaakt met de database waarin alle gegevens liggen opgeslagen. Het opstarten van deze verbinding duurt enige tijd; zeker als verbonden wordt met de </w:t>
+      </w:r>
+      <w:proofErr w:type="spellStart"/>
+      <w:r>
+        <w:t>Strato</w:t>
+      </w:r>
+      <w:proofErr w:type="spellEnd"/>
+      <w:r>
+        <w:t xml:space="preserve"> </w:t>
+      </w:r>
+      <w:proofErr w:type="spellStart"/>
+      <w:r>
+        <w:t>Hidrive</w:t>
+      </w:r>
+      <w:proofErr w:type="spellEnd"/>
+      <w:r>
+        <w:t xml:space="preserve"> Cloud zijn opgeslagen. Pas als de applicatie meldt dat de database is gestart, is de volledige functionaliteit beschikbaar.</w:t>
       </w:r>
     </w:p>
     <w:p>
@@ -3473,7 +3109,7 @@
       <w:pPr>
         <w:pStyle w:val="Kop2"/>
       </w:pPr>
-      <w:bookmarkStart w:id="2" w:name="_Toc148345243"/>
+      <w:bookmarkStart w:id="2" w:name="_Toc197637311"/>
       <w:r>
         <w:t>Functionaliteit van de applicatie</w:t>
       </w:r>
@@ -3590,7 +3226,7 @@
         </w:numPr>
       </w:pPr>
       <w:r>
-        <w:t>Voorbereiden een uitvoeren van de jaarovergang.</w:t>
+        <w:t>Voorbereiden en uitvoeren van de jaarovergang.</w:t>
       </w:r>
     </w:p>
     <w:p>
@@ -3636,7 +3272,6 @@
     </w:p>
     <w:p>
       <w:r>
-        <w:lastRenderedPageBreak/>
         <w:t>De ledenadministratie vereist het afdrukken van brieven. Het is handig als je een goede (kleuren) printer in jouw thuisnetwerk hebt.</w:t>
       </w:r>
     </w:p>
@@ -3644,7 +3279,7 @@
       <w:pPr>
         <w:pStyle w:val="Kop2"/>
       </w:pPr>
-      <w:bookmarkStart w:id="3" w:name="_Toc148345244"/>
+      <w:bookmarkStart w:id="3" w:name="_Toc197637312"/>
       <w:r>
         <w:t>Menu structuur</w:t>
       </w:r>
@@ -3655,7 +3290,13 @@
         <w:t xml:space="preserve">De menu structuur op het hoofdscherm </w:t>
       </w:r>
       <w:r>
-        <w:t>bevat keuze voor alle functies van de applicatie.</w:t>
+        <w:t>bevat keuze</w:t>
+      </w:r>
+      <w:r>
+        <w:t>s</w:t>
+      </w:r>
+      <w:r>
+        <w:t xml:space="preserve"> voor alle functies van de applicatie.</w:t>
       </w:r>
     </w:p>
     <w:p>
@@ -3667,7 +3308,7 @@
       <w:pPr>
         <w:pStyle w:val="Kop1"/>
       </w:pPr>
-      <w:bookmarkStart w:id="4" w:name="_Toc148345245"/>
+      <w:bookmarkStart w:id="4" w:name="_Toc197637313"/>
       <w:r>
         <w:t>Leden</w:t>
       </w:r>
@@ -3678,7 +3319,7 @@
       <w:pPr>
         <w:pStyle w:val="Kop2"/>
       </w:pPr>
-      <w:bookmarkStart w:id="5" w:name="_Toc148345246"/>
+      <w:bookmarkStart w:id="5" w:name="_Toc197637314"/>
       <w:r>
         <w:t>Nieuwe leden</w:t>
       </w:r>
@@ -3837,7 +3478,6 @@
         <w:rPr>
           <w:noProof/>
         </w:rPr>
-        <w:lastRenderedPageBreak/>
         <w:drawing>
           <wp:inline distT="0" distB="0" distL="0" distR="0" wp14:anchorId="1189FA4A" wp14:editId="22C3D255">
             <wp:extent cx="2943225" cy="1818427"/>
@@ -3982,8 +3622,10 @@
     </w:p>
     <w:p>
       <w:r>
-        <w:lastRenderedPageBreak/>
         <w:t>(Je kunt ook een bestaand sjabloon aanpassen en al dan niet onder een andere naam opslaan.</w:t>
+      </w:r>
+      <w:r>
+        <w:t>)</w:t>
       </w:r>
     </w:p>
     <w:p>
@@ -3997,10 +3639,10 @@
           <w:noProof/>
         </w:rPr>
         <w:drawing>
-          <wp:inline distT="0" distB="0" distL="0" distR="0" wp14:anchorId="6602962E" wp14:editId="1EE18D78">
-            <wp:extent cx="4133850" cy="2710967"/>
+          <wp:inline distT="0" distB="0" distL="0" distR="0" wp14:anchorId="132BF8C8" wp14:editId="18F3C1A9">
+            <wp:extent cx="5257800" cy="3638550"/>
             <wp:effectExtent l="0" t="0" r="0" b="0"/>
-            <wp:docPr id="818003015" name="Afbeelding 1"/>
+            <wp:docPr id="1012395351" name="Afbeelding 1"/>
             <wp:cNvGraphicFramePr>
               <a:graphicFrameLocks xmlns:a="http://schemas.openxmlformats.org/drawingml/2006/main" noChangeAspect="1"/>
             </wp:cNvGraphicFramePr>
@@ -4008,7 +3650,7 @@
               <a:graphicData uri="http://schemas.openxmlformats.org/drawingml/2006/picture">
                 <pic:pic xmlns:pic="http://schemas.openxmlformats.org/drawingml/2006/picture">
                   <pic:nvPicPr>
-                    <pic:cNvPr id="818003015" name=""/>
+                    <pic:cNvPr id="1012395351" name=""/>
                     <pic:cNvPicPr/>
                   </pic:nvPicPr>
                   <pic:blipFill>
@@ -4020,7 +3662,7 @@
                   <pic:spPr>
                     <a:xfrm>
                       <a:off x="0" y="0"/>
-                      <a:ext cx="4144776" cy="2718132"/>
+                      <a:ext cx="5257800" cy="3638550"/>
                     </a:xfrm>
                     <a:prstGeom prst="rect">
                       <a:avLst/>
@@ -4033,41 +3675,52 @@
         </w:drawing>
       </w:r>
     </w:p>
+    <w:p>
+      <w:r>
+        <w:t xml:space="preserve">Normaliter wil je dat een nieuw lid kiest voor automatische incasso want </w:t>
+      </w:r>
+      <w:r>
+        <w:t xml:space="preserve">dan </w:t>
+      </w:r>
+      <w:r>
+        <w:t xml:space="preserve">loopt de contributie betaling een stuk soepeler. Daartoe wil je een leeg SEPA-machtigingsformulier meesturen met de </w:t>
+      </w:r>
+      <w:proofErr w:type="spellStart"/>
+      <w:r>
+        <w:t>welkomsbrief</w:t>
+      </w:r>
+      <w:proofErr w:type="spellEnd"/>
+      <w:r>
+        <w:t>. Door het aanvinken van ‘Brief bij SEPA-machtiging’ wordt bij het afdrukken ook een leeg machtigingsformulier afgedrukt.</w:t>
+      </w:r>
+    </w:p>
+    <w:p>
+      <w:r>
+        <w:t>Via de keuze ‘Voorbeeld brief’ wordt de te genereren brief in een scherm getoond.</w:t>
+      </w:r>
+    </w:p>
+    <w:p>
+      <w:r>
+        <w:t>Via de keuze ‘Brief opslaan’ wordt een Word-document aangemaakt van de brief.  Deze keuze is er voor het geval dat je niet volledig uit de voeten kunt met de gegenereerde brief. Je kunt dan het Word-document aanpassen met MS-Word.</w:t>
+      </w:r>
+    </w:p>
+    <w:p>
+      <w:r>
+        <w:t>Met de keuze ‘Brief Afdrukken’ open</w:t>
+      </w:r>
+      <w:r>
+        <w:t>t</w:t>
+      </w:r>
+      <w:r>
+        <w:t xml:space="preserve"> een scherm waarmee je de beoogde printer kunt kiezen. Als het printen lukt dan wordt de brief ook opgeslagen bij de correspondentie van het nieuwe lid; (zie menu keuze Correspondentie.)</w:t>
+      </w:r>
+    </w:p>
     <w:p/>
     <w:p>
-      <w:r>
-        <w:t xml:space="preserve">Normaliter wil je dat een nieuw lid kiest voor automatische incasso want loopt de contributie betaling een stuk soepeler. Daartoe wil je een leeg SEPA-machtigingsformulier meesturen met de </w:t>
-      </w:r>
-      <w:proofErr w:type="spellStart"/>
-      <w:r>
-        <w:t>welkomsbrief</w:t>
-      </w:r>
-      <w:proofErr w:type="spellEnd"/>
-      <w:r>
-        <w:t>. Door het aanvinken van ‘Brief bij SEPA-machtiging’ wordt bij het afdrukken ook een leeg machtigingsformulier afgedrukt.</w:t>
-      </w:r>
-    </w:p>
-    <w:p>
-      <w:r>
-        <w:t>Via de keuze ‘Voorbeeld brief’ wordt de te genereren brief in een scherm getoond.</w:t>
-      </w:r>
-    </w:p>
-    <w:p>
-      <w:r>
-        <w:t>Via de keuze ‘Brief opslaan’ wordt een Word-document aangemaakt van de brief.  Deze keuze is er voor het geval dat je niet volledig uit de voeten kunt met de gegenereerde brief. Je kunt dan het Word-document aanpassen met MS-Word.</w:t>
-      </w:r>
-    </w:p>
-    <w:p>
-      <w:r>
-        <w:t>Met de keuze ‘Brief Afdrukken’ open een scherm waarmee je de beoogde printer kunt kiezen. Als het printen lukt dan wordt de brief ook opgeslagen bij de correspondentie van het nieuwe lid; (zie menu keuze Correspondentie.)</w:t>
-      </w:r>
-    </w:p>
-    <w:p/>
-    <w:p>
       <w:pPr>
         <w:pStyle w:val="Kop2"/>
       </w:pPr>
-      <w:bookmarkStart w:id="6" w:name="_Toc148345247"/>
+      <w:bookmarkStart w:id="6" w:name="_Toc197637315"/>
       <w:r>
         <w:t>Een bestaand lid opzoeken</w:t>
       </w:r>
@@ -4088,7 +3741,6 @@
         <w:rPr>
           <w:noProof/>
         </w:rPr>
-        <w:lastRenderedPageBreak/>
         <w:drawing>
           <wp:inline distT="0" distB="0" distL="0" distR="0" wp14:anchorId="6BC14493" wp14:editId="6BF708E9">
             <wp:extent cx="5760720" cy="3873500"/>
@@ -4208,7 +3860,7 @@
       <w:pPr>
         <w:pStyle w:val="Kop2"/>
       </w:pPr>
-      <w:bookmarkStart w:id="7" w:name="_Toc148345248"/>
+      <w:bookmarkStart w:id="7" w:name="_Toc197637316"/>
       <w:r>
         <w:t>Een bestaand lid bewerken</w:t>
       </w:r>
@@ -4255,7 +3907,6 @@
     </w:p>
     <w:p>
       <w:r>
-        <w:lastRenderedPageBreak/>
         <w:t>N.B. De applicatie heeft geen functie voor het inzien van lid</w:t>
       </w:r>
       <w:r>
@@ -4272,7 +3923,7 @@
       <w:pPr>
         <w:pStyle w:val="Kop2"/>
       </w:pPr>
-      <w:bookmarkStart w:id="8" w:name="_Toc148345249"/>
+      <w:bookmarkStart w:id="8" w:name="_Toc197637317"/>
       <w:r>
         <w:t xml:space="preserve">Lidmaatschap </w:t>
       </w:r>
@@ -4377,7 +4028,10 @@
       </w:r>
       <w:proofErr w:type="spellStart"/>
       <w:r>
-        <w:t>spring.mail</w:t>
+        <w:t>ccnl</w:t>
+      </w:r>
+      <w:r>
+        <w:t>.mail</w:t>
       </w:r>
       <w:proofErr w:type="spellEnd"/>
       <w:r>
@@ -4392,12 +4046,23 @@
         <w:t>.</w:t>
       </w:r>
     </w:p>
+    <w:p>
+      <w:r>
+        <w:t>Een bijzondere situatie is opzegging nadat het incassobestand voor het nieuwe jaar al is aangemaakt. Men is dan te laat voor het opzeggen per april aanstaande. Men is het komende jaar nog lid. En moet dat jaar ook nog de contributie betalen. In die situatie wordt de lidmaatschap status gezet op “na 1 april opgezegd”.  Er wordt dan geen bevestigingsmail gegenereerd.</w:t>
+      </w:r>
+    </w:p>
+    <w:p>
+      <w:r>
+        <w:t xml:space="preserve">Bij de feitelijke jaarovergang per 1 april wordt de status automatisch gewijzigd van “na 1 april opgezegd” maar status “laatste jaar”. </w:t>
+      </w:r>
+    </w:p>
     <w:p/>
+    <w:p/>
     <w:p>
       <w:pPr>
         <w:pStyle w:val="Kop2"/>
       </w:pPr>
-      <w:bookmarkStart w:id="9" w:name="_Toc148345250"/>
+      <w:bookmarkStart w:id="9" w:name="_Toc197637318"/>
       <w:r>
         <w:t>SEPA-machtiging toevoegen</w:t>
       </w:r>
@@ -4439,7 +4104,6 @@
           <w:b/>
           <w:bCs/>
         </w:rPr>
-        <w:lastRenderedPageBreak/>
         <w:t>Incasseer nooit als er geen machtiging is!</w:t>
       </w:r>
       <w:r>
@@ -4470,7 +4134,25 @@
         <w:t xml:space="preserve"> als een lid zo’n ingevulde machtiging heeft opgestuurd.</w:t>
       </w:r>
       <w:r>
-        <w:t xml:space="preserve"> Zo’n ingevulde machtiging moet een PDF zijn. Je slaat zijn ingevulde machtiging op in een Windows map voor SEPA-machtigingen. Geef de opgeslagen PDF een naam zodat die eenvoudig is te koppelen aan een lidnummer.</w:t>
+        <w:t xml:space="preserve"> Zo’n ingevulde machtiging </w:t>
+      </w:r>
+      <w:r>
+        <w:t xml:space="preserve">is bij voorkeur </w:t>
+      </w:r>
+      <w:r>
+        <w:t>een PDF</w:t>
+      </w:r>
+      <w:r>
+        <w:t>; (ook PNG en JPG/JPEG formaat wordt ondersteund maar heeft niet de voorkeur).</w:t>
+      </w:r>
+      <w:r>
+        <w:t xml:space="preserve"> </w:t>
+      </w:r>
+      <w:r>
+        <w:br/>
+      </w:r>
+      <w:r>
+        <w:t>Je slaat zijn ingevulde machtiging op in een Windows map voor SEPA-machtigingen. Geef de opgeslagen PDF een naam zodat die eenvoudig is te koppelen aan een lidnummer.</w:t>
       </w:r>
       <w:r>
         <w:t xml:space="preserve"> De naam van de gekozen map moet overeen komen met de instelling ‘</w:t>
@@ -4482,10 +4164,6 @@
       <w:proofErr w:type="spellEnd"/>
       <w:r>
         <w:t>’; zie menukeuze Beheer &gt; instellingen.</w:t>
-      </w:r>
-      <w:r>
-        <w:br/>
-        <w:t>(TODO: ook PNG en JPEG gaan ondersteunen?)</w:t>
       </w:r>
     </w:p>
     <w:p>
@@ -4561,7 +4239,6 @@
         <w:rPr>
           <w:noProof/>
         </w:rPr>
-        <w:lastRenderedPageBreak/>
         <w:drawing>
           <wp:inline distT="0" distB="0" distL="0" distR="0" wp14:anchorId="17901DFE" wp14:editId="16C37E1B">
             <wp:extent cx="2803559" cy="4305300"/>
@@ -4624,7 +4301,7 @@
       <w:pPr>
         <w:pStyle w:val="Kop1"/>
       </w:pPr>
-      <w:bookmarkStart w:id="10" w:name="_Toc148345251"/>
+      <w:bookmarkStart w:id="10" w:name="_Toc197637319"/>
       <w:r>
         <w:t>Adverteerders</w:t>
       </w:r>
@@ -4655,7 +4332,7 @@
       <w:pPr>
         <w:pStyle w:val="Kop1"/>
       </w:pPr>
-      <w:bookmarkStart w:id="11" w:name="_Toc148345252"/>
+      <w:bookmarkStart w:id="11" w:name="_Toc197637320"/>
       <w:r>
         <w:t>Clubs die ‘t 2PKtje ontvangen</w:t>
       </w:r>
@@ -4683,7 +4360,7 @@
       <w:pPr>
         <w:pStyle w:val="Kop1"/>
       </w:pPr>
-      <w:bookmarkStart w:id="12" w:name="_Toc148345253"/>
+      <w:bookmarkStart w:id="12" w:name="_Toc197637321"/>
       <w:r>
         <w:t>Externe relaties die ‘t 2PKtje ontvangen</w:t>
       </w:r>
@@ -4711,7 +4388,7 @@
       <w:pPr>
         <w:pStyle w:val="Kop1"/>
       </w:pPr>
-      <w:bookmarkStart w:id="13" w:name="_Toc148345254"/>
+      <w:bookmarkStart w:id="13" w:name="_Toc197637322"/>
       <w:r>
         <w:t>Functies binnen CCNL</w:t>
       </w:r>
@@ -4731,7 +4408,6 @@
         </w:numPr>
       </w:pPr>
       <w:r>
-        <w:lastRenderedPageBreak/>
         <w:t>Voorzitter (sleutel 8080)</w:t>
       </w:r>
     </w:p>
@@ -4811,7 +4487,7 @@
       <w:pPr>
         <w:pStyle w:val="Kop1"/>
       </w:pPr>
-      <w:bookmarkStart w:id="14" w:name="_Toc148345255"/>
+      <w:bookmarkStart w:id="14" w:name="_Toc197637323"/>
       <w:r>
         <w:t>Clubblad</w:t>
       </w:r>
@@ -4821,6 +4497,28 @@
       <w:r>
         <w:t>De drukker verwacht een Excel bestand met de adressenlijst van iedereen die een clubblad moet ontvangen. Via de submenu keuze ‘Adressenbestand aanmaken’ wordt zo’n Excel bestand gegenereerd.</w:t>
       </w:r>
+      <w:r>
+        <w:t xml:space="preserve"> </w:t>
+      </w:r>
+      <w:r>
+        <w:t>Via het aanvinken van ‘Met ledenpas kolom’ wordt in het Excel bestand een extra kolom toegevoegd zodat de drukker de ledenpassen aan het clubblad kan toevoegen.</w:t>
+      </w:r>
+    </w:p>
+    <w:p>
+      <w:r>
+        <w:t>Via de instelling ‘</w:t>
+      </w:r>
+      <w:proofErr w:type="spellStart"/>
+      <w:r>
+        <w:rPr>
+          <w:color w:val="4472C4" w:themeColor="accent1"/>
+        </w:rPr>
+        <w:t>extra_ledenadmin</w:t>
+      </w:r>
+      <w:proofErr w:type="spellEnd"/>
+      <w:r>
+        <w:t>’ kan worden aangegeven of de ledenadministratie extra clubbladen moet ontvangen; zie Beheer &gt; Instellingen.</w:t>
+      </w:r>
     </w:p>
     <w:p>
       <w:r>
@@ -4842,14 +4540,20 @@
     </w:p>
     <w:p>
       <w:r>
-        <w:t>De registratie zorgt ervoor dat het betreffende lid geen clubblad opgestuurd krijgt tot het adres is aangepast. Via de menukeuze ‘Leden’ &gt; ‘Wijzigen’ pas je het adres aan waarna de verzendblokkade automatisch wordt opgeheven.</w:t>
+        <w:t xml:space="preserve">De registratie zorgt ervoor dat het betreffende lid geen clubblad opgestuurd krijgt tot het adres is aangepast. </w:t>
+      </w:r>
+      <w:r>
+        <w:t xml:space="preserve">(Ook wordt er, bij het jaarwerk,  geen betaalherinnering aangemaakt.) </w:t>
+      </w:r>
+      <w:r>
+        <w:t>Via de menukeuze ‘Leden’ &gt; ‘Wijzigen’ pas je het adres aan waarna de verzendblokkade automatisch wordt opgeheven.</w:t>
       </w:r>
     </w:p>
     <w:p>
       <w:pPr>
         <w:pStyle w:val="Kop1"/>
       </w:pPr>
-      <w:bookmarkStart w:id="15" w:name="_Toc148345256"/>
+      <w:bookmarkStart w:id="15" w:name="_Toc197637324"/>
       <w:r>
         <w:t>Ledenlijst Excel</w:t>
       </w:r>
@@ -4865,7 +4569,7 @@
       <w:pPr>
         <w:pStyle w:val="Kop1"/>
       </w:pPr>
-      <w:bookmarkStart w:id="16" w:name="_Toc148345257"/>
+      <w:bookmarkStart w:id="16" w:name="_Toc197637325"/>
       <w:r>
         <w:t>Correspondentie</w:t>
       </w:r>
@@ -4943,7 +4647,7 @@
       <w:pPr>
         <w:pStyle w:val="Kop2"/>
       </w:pPr>
-      <w:bookmarkStart w:id="17" w:name="_Toc148345258"/>
+      <w:bookmarkStart w:id="17" w:name="_Toc197637326"/>
       <w:r>
         <w:t>Een document toevoegen</w:t>
       </w:r>
@@ -4970,7 +4674,7 @@
       <w:pPr>
         <w:pStyle w:val="Kop2"/>
       </w:pPr>
-      <w:bookmarkStart w:id="18" w:name="_Toc148345259"/>
+      <w:bookmarkStart w:id="18" w:name="_Toc197637327"/>
       <w:r>
         <w:t>Documenten voor een lid inzien</w:t>
       </w:r>
@@ -4983,13 +4687,41 @@
     </w:p>
     <w:p>
       <w:pPr>
+        <w:pStyle w:val="Kop2"/>
+      </w:pPr>
+      <w:bookmarkStart w:id="19" w:name="_Toc197637328"/>
+      <w:proofErr w:type="spellStart"/>
+      <w:r>
+        <w:t>Welkomsbrief</w:t>
+      </w:r>
+      <w:proofErr w:type="spellEnd"/>
+      <w:r>
+        <w:t xml:space="preserve"> aanmaken</w:t>
+      </w:r>
+      <w:bookmarkEnd w:id="19"/>
+    </w:p>
+    <w:p>
+      <w:r>
+        <w:t xml:space="preserve">Normaliter maak je een </w:t>
+      </w:r>
+      <w:proofErr w:type="spellStart"/>
+      <w:r>
+        <w:t>welkomsbrief</w:t>
+      </w:r>
+      <w:proofErr w:type="spellEnd"/>
+      <w:r>
+        <w:t xml:space="preserve"> aan bij het opvoeren van een nieuw lid. Mocht de daar aangemaakte brief onverhoopt niet goed gegaan zijn, dan kun je via deze menukeuze een nieuwe brief genereren.</w:t>
+      </w:r>
+    </w:p>
+    <w:p>
+      <w:pPr>
         <w:pStyle w:val="Kop1"/>
       </w:pPr>
-      <w:bookmarkStart w:id="19" w:name="_Toc148345260"/>
+      <w:bookmarkStart w:id="20" w:name="_Toc197637329"/>
       <w:r>
         <w:t>Excel overzichten</w:t>
       </w:r>
-      <w:bookmarkEnd w:id="19"/>
+      <w:bookmarkEnd w:id="20"/>
     </w:p>
     <w:p>
       <w:r>
@@ -5000,12 +4732,11 @@
       <w:pPr>
         <w:pStyle w:val="Kop2"/>
       </w:pPr>
-      <w:bookmarkStart w:id="20" w:name="_Toc148345261"/>
-      <w:r>
-        <w:lastRenderedPageBreak/>
+      <w:bookmarkStart w:id="21" w:name="_Toc197637330"/>
+      <w:r>
         <w:t>Excel met alle tabbladen</w:t>
       </w:r>
-      <w:bookmarkEnd w:id="20"/>
+      <w:bookmarkEnd w:id="21"/>
     </w:p>
     <w:p>
       <w:r>
@@ -5031,11 +4762,11 @@
       <w:pPr>
         <w:pStyle w:val="Kop2"/>
       </w:pPr>
-      <w:bookmarkStart w:id="21" w:name="_Toc148345262"/>
+      <w:bookmarkStart w:id="22" w:name="_Toc197637331"/>
       <w:r>
         <w:t>Overige overzichten</w:t>
       </w:r>
-      <w:bookmarkEnd w:id="21"/>
+      <w:bookmarkEnd w:id="22"/>
     </w:p>
     <w:p>
       <w:r>
@@ -5075,7 +4806,11 @@
         </w:numPr>
       </w:pPr>
       <w:r>
-        <w:t>‘Niet betalers’ – leden die hun contributie voor het lopende jaar niet hebben betaald</w:t>
+        <w:t>‘Na 1 april opgezegd’ – leden is die tussen februari en april opzeggen.</w:t>
+      </w:r>
+      <w:r>
+        <w:br/>
+        <w:t>Deze leden zijn komend jaar nog actief en worden bij de jaarovergang omgezet naar ‘Opzegger’.</w:t>
       </w:r>
     </w:p>
     <w:p>
@@ -5087,6 +4822,18 @@
         </w:numPr>
       </w:pPr>
       <w:r>
+        <w:t>‘Niet betalers’ – leden die hun contributie voor het lopende jaar niet hebben betaald</w:t>
+      </w:r>
+    </w:p>
+    <w:p>
+      <w:pPr>
+        <w:pStyle w:val="Lijstalinea"/>
+        <w:numPr>
+          <w:ilvl w:val="0"/>
+          <w:numId w:val="7"/>
+        </w:numPr>
+      </w:pPr>
+      <w:r>
         <w:t>‘Archief’ – overzicht met tabblad per jaar van verwijderde leden.</w:t>
       </w:r>
     </w:p>
@@ -5094,11 +4841,11 @@
       <w:pPr>
         <w:pStyle w:val="Kop1"/>
       </w:pPr>
-      <w:bookmarkStart w:id="22" w:name="_Toc148345263"/>
+      <w:bookmarkStart w:id="23" w:name="_Toc197637332"/>
       <w:r>
         <w:t>Jaarwerk</w:t>
       </w:r>
-      <w:bookmarkEnd w:id="22"/>
+      <w:bookmarkEnd w:id="23"/>
       <w:r>
         <w:t xml:space="preserve"> </w:t>
       </w:r>
@@ -5107,11 +4854,11 @@
       <w:pPr>
         <w:pStyle w:val="Kop2"/>
       </w:pPr>
-      <w:bookmarkStart w:id="23" w:name="_Toc148345264"/>
+      <w:bookmarkStart w:id="24" w:name="_Toc197637333"/>
       <w:r>
         <w:t>Algemeen</w:t>
       </w:r>
-      <w:bookmarkEnd w:id="23"/>
+      <w:bookmarkEnd w:id="24"/>
       <w:r>
         <w:t xml:space="preserve"> </w:t>
       </w:r>
@@ -5128,17 +4875,6 @@
       </w:r>
       <w:r>
         <w:t xml:space="preserve">zo’n week voor de automatische incasso uitgevoerd moet worden. </w:t>
-      </w:r>
-    </w:p>
-    <w:p>
-      <w:r>
-        <w:t>Let op: de onderstaande stappen moet</w:t>
-      </w:r>
-      <w:r>
-        <w:t>en</w:t>
-      </w:r>
-      <w:r>
-        <w:t xml:space="preserve"> in onderstaande volgorde worden uitgevoerd.</w:t>
       </w:r>
     </w:p>
     <w:p>
@@ -5190,29 +4926,50 @@
     </w:p>
     <w:p>
       <w:r>
-        <w:t xml:space="preserve">Zorg er vooraf voor dat alle SEPA-machtigingen correct zijn </w:t>
-      </w:r>
-      <w:proofErr w:type="spellStart"/>
-      <w:r>
-        <w:t>gereistreerd</w:t>
-      </w:r>
-      <w:proofErr w:type="spellEnd"/>
-      <w:r>
-        <w:t>.</w:t>
+        <w:t>Zorg er vooraf voor dat alle SEPA-machtigingen correct zijn gere</w:t>
+      </w:r>
+      <w:r>
+        <w:t>g</w:t>
+      </w:r>
+      <w:r>
+        <w:t>istreerd.</w:t>
+      </w:r>
+    </w:p>
+    <w:p>
+      <w:r>
+        <w:rPr>
+          <w:b/>
+          <w:bCs/>
+        </w:rPr>
+        <w:t>Let op:</w:t>
+      </w:r>
+      <w:r>
+        <w:t xml:space="preserve"> de onderstaande stappen </w:t>
+      </w:r>
+      <w:r>
+        <w:rPr>
+          <w:b/>
+          <w:bCs/>
+          <w:u w:val="single"/>
+        </w:rPr>
+        <w:t>moeten</w:t>
+      </w:r>
+      <w:r>
+        <w:t xml:space="preserve"> in onderstaande volgorde worden uitgevoerd.</w:t>
       </w:r>
     </w:p>
     <w:p>
       <w:pPr>
         <w:pStyle w:val="Kop2"/>
       </w:pPr>
-      <w:bookmarkStart w:id="24" w:name="_Toc148345265"/>
+      <w:bookmarkStart w:id="25" w:name="_Toc197637334"/>
       <w:r>
         <w:t xml:space="preserve">Stap1: </w:t>
       </w:r>
       <w:r>
         <w:t>Oude betaalgegevens wissen</w:t>
       </w:r>
-      <w:bookmarkEnd w:id="24"/>
+      <w:bookmarkEnd w:id="25"/>
     </w:p>
     <w:p>
       <w:r>
@@ -5223,14 +4980,14 @@
       <w:pPr>
         <w:pStyle w:val="Kop2"/>
       </w:pPr>
-      <w:bookmarkStart w:id="25" w:name="_Toc148345266"/>
+      <w:bookmarkStart w:id="26" w:name="_Toc197637335"/>
       <w:r>
         <w:t xml:space="preserve">Stap 2: </w:t>
       </w:r>
       <w:r>
         <w:t>Incassobestand aanmaken</w:t>
       </w:r>
-      <w:bookmarkEnd w:id="25"/>
+      <w:bookmarkEnd w:id="26"/>
     </w:p>
     <w:p>
       <w:r>
@@ -5244,7 +5001,7 @@
     </w:p>
     <w:p>
       <w:r>
-        <w:t>Selecteer vervolgens de locatie een bestandsnaam van het incassobestand. Er worden twee bestanden aangemaakt:</w:t>
+        <w:t>Selecteer vervolgens de locatie en bestandsnaam van het incassobestand. Er worden twee bestanden aangemaakt:</w:t>
       </w:r>
     </w:p>
     <w:p>
@@ -5291,130 +5048,32 @@
       <w:pPr>
         <w:pStyle w:val="Kop2"/>
       </w:pPr>
-      <w:bookmarkStart w:id="26" w:name="_Toc148345267"/>
+      <w:bookmarkStart w:id="27" w:name="_Toc197637336"/>
       <w:r>
         <w:t xml:space="preserve">Stap 3: </w:t>
       </w:r>
       <w:r>
-        <w:t>Betalingen a</w:t>
-      </w:r>
-      <w:r>
-        <w:t>fletteren</w:t>
-      </w:r>
-      <w:bookmarkEnd w:id="26"/>
-    </w:p>
-    <w:p>
-      <w:r>
-        <w:t>Deze stap jun je meerdere malen herhalen zolang stap 5 (Jaarovergang) nog niet is uitgevoerd.</w:t>
+        <w:t xml:space="preserve">Betalingen </w:t>
+      </w:r>
+      <w:r>
+        <w:t>verwerken</w:t>
+      </w:r>
+      <w:bookmarkEnd w:id="27"/>
+    </w:p>
+    <w:p>
+      <w:r>
+        <w:t xml:space="preserve">Deze stap jun je meerdere malen herhalen zolang stap </w:t>
+      </w:r>
+      <w:r>
+        <w:t>5</w:t>
+      </w:r>
+      <w:r>
+        <w:t xml:space="preserve"> (Jaarovergang) nog niet is uitgevoerd.</w:t>
       </w:r>
     </w:p>
     <w:p>
       <w:r>
         <w:t>Op enig moment heeft de penningmeester bankafschriften waarop de handmatige betalingen staan,  maar ook terugboeken van niet succesvolle automatische incasso’s. Deze gegevens moeten worden verwerkt in de ledenadministratie. Dit proces heet afletteren.</w:t>
-      </w:r>
-    </w:p>
-    <w:p>
-      <w:r>
-        <w:lastRenderedPageBreak/>
-        <w:t>De penningmeester kan een digitale versie van een bankafschrift laten genereren in CAMT053-formaat. Zorg ervoor dat deze bestanden een aaneensluitende periode vormen (dus geen gaten en geen overlap!)</w:t>
-      </w:r>
-    </w:p>
-    <w:p>
-      <w:r>
-        <w:t>Voor deze bestanden op in de applicatie.</w:t>
-      </w:r>
-      <w:r>
-        <w:t xml:space="preserve"> Geef de startdatum van </w:t>
-      </w:r>
-      <w:r>
-        <w:t>het eerste</w:t>
-      </w:r>
-      <w:r>
-        <w:t xml:space="preserve"> CAMT053 bestand op bij de peildatum. Vink aan dat de incasso is uitgevoerd anders worden de</w:t>
-      </w:r>
-      <w:r>
-        <w:t xml:space="preserve"> teruggeboekte automatische incasso’s niet verwerkt.</w:t>
-      </w:r>
-    </w:p>
-    <w:p>
-      <w:r>
-        <w:t xml:space="preserve">Druk vervolgens ‘Bestanden verwerken’.  De applicatie probeert nu ieder betaling of terugboeking te koppen aan een lid. Helaas krijgen we sinds de privacy wetgeving het adres en postcode niet meer mee bij een betaling. Het afletteren kan daardoor wel eens niet lukken.  Ook zijn er leden die dubbel betalen.  </w:t>
-      </w:r>
-    </w:p>
-    <w:p>
-      <w:r>
-        <w:t>Mocht het niet lukken alles succesvol te verwerken</w:t>
-      </w:r>
-      <w:r>
-        <w:t xml:space="preserve"> of er is dubbel betaald,</w:t>
-      </w:r>
-      <w:r>
-        <w:t xml:space="preserve"> dan wordt een overzicht getoond van alle betalingen die niet verwerkt konden worden en van leden die dubbel hebben betaald.</w:t>
-      </w:r>
-    </w:p>
-    <w:p>
-      <w:r>
-        <w:t>Je moet iedere melding handmatig oplossen. Het hieronder genoemde Excel bestand kan daarbij helpen.</w:t>
-      </w:r>
-    </w:p>
-    <w:p>
-      <w:pPr>
-        <w:pStyle w:val="Kop2"/>
-      </w:pPr>
-      <w:bookmarkStart w:id="27" w:name="_Toc148345268"/>
-      <w:r>
-        <w:t>Excel overzicht aanmaken van niet betalers</w:t>
-      </w:r>
-      <w:bookmarkEnd w:id="27"/>
-    </w:p>
-    <w:p>
-      <w:r>
-        <w:t>Alle betalingen moeten binnen zijn voor het clubblad met daarbij de leden passen wordt verzonden. De leden moeten hun passen hebben voor de Waggel meeting.</w:t>
-      </w:r>
-    </w:p>
-    <w:p>
-      <w:r>
-        <w:t xml:space="preserve">Zo’n drie weken voor die deadline moeten degenen die nog niet hebben betaald een herinneringsbrief krijgen. </w:t>
-      </w:r>
-    </w:p>
-    <w:p>
-      <w:r>
-        <w:t>Je kunt een Excel bestand genereren met de leden die in aanmerking komen voor zo’n herinneringsbrief.</w:t>
-      </w:r>
-    </w:p>
-    <w:p/>
-    <w:p>
-      <w:pPr>
-        <w:pStyle w:val="Kop2"/>
-      </w:pPr>
-      <w:bookmarkStart w:id="28" w:name="_Toc148345269"/>
-      <w:r>
-        <w:t xml:space="preserve">Stap 4: </w:t>
-      </w:r>
-      <w:r>
-        <w:t>Herinneringsbrieven genereren</w:t>
-      </w:r>
-      <w:bookmarkEnd w:id="28"/>
-    </w:p>
-    <w:p>
-      <w:r>
-        <w:t xml:space="preserve">Je kunt herinneringsbrieven genereren voor leden met automatische incasso en andere brieven voor leden die zelf moeten overmaken. De sjabloon tekst van dergelijke brieven kun je op dezelfde manier opmaken als de </w:t>
-      </w:r>
-      <w:proofErr w:type="spellStart"/>
-      <w:r>
-        <w:t>Welkomsbrief</w:t>
-      </w:r>
-      <w:proofErr w:type="spellEnd"/>
-      <w:r>
-        <w:t xml:space="preserve"> voor nieuwe leden. </w:t>
-      </w:r>
-    </w:p>
-    <w:p>
-      <w:r>
-        <w:t xml:space="preserve">Je kunt voor één lid een voorbeeld herinneringsbrief </w:t>
-      </w:r>
-      <w:r>
-        <w:t>laten tonen.</w:t>
       </w:r>
     </w:p>
     <w:p>
@@ -5422,7 +5081,343 @@
         <w:rPr>
           <w:noProof/>
         </w:rPr>
-        <w:lastRenderedPageBreak/>
+        <w:drawing>
+          <wp:inline distT="0" distB="0" distL="0" distR="0" wp14:anchorId="579AD70B" wp14:editId="55CE44F8">
+            <wp:extent cx="5760720" cy="4671695"/>
+            <wp:effectExtent l="0" t="0" r="0" b="0"/>
+            <wp:docPr id="469497794" name="Afbeelding 1"/>
+            <wp:cNvGraphicFramePr>
+              <a:graphicFrameLocks xmlns:a="http://schemas.openxmlformats.org/drawingml/2006/main" noChangeAspect="1"/>
+            </wp:cNvGraphicFramePr>
+            <a:graphic xmlns:a="http://schemas.openxmlformats.org/drawingml/2006/main">
+              <a:graphicData uri="http://schemas.openxmlformats.org/drawingml/2006/picture">
+                <pic:pic xmlns:pic="http://schemas.openxmlformats.org/drawingml/2006/picture">
+                  <pic:nvPicPr>
+                    <pic:cNvPr id="469497794" name=""/>
+                    <pic:cNvPicPr/>
+                  </pic:nvPicPr>
+                  <pic:blipFill>
+                    <a:blip r:embed="rId17"/>
+                    <a:stretch>
+                      <a:fillRect/>
+                    </a:stretch>
+                  </pic:blipFill>
+                  <pic:spPr>
+                    <a:xfrm>
+                      <a:off x="0" y="0"/>
+                      <a:ext cx="5760720" cy="4671695"/>
+                    </a:xfrm>
+                    <a:prstGeom prst="rect">
+                      <a:avLst/>
+                    </a:prstGeom>
+                  </pic:spPr>
+                </pic:pic>
+              </a:graphicData>
+            </a:graphic>
+          </wp:inline>
+        </w:drawing>
+      </w:r>
+    </w:p>
+    <w:p>
+      <w:r>
+        <w:t>De penningmeester kan een digitale versie van een bankafschrift laten genereren in CAMT053-formaat. Zorg ervoor dat deze bestanden een aaneensluitende periode vormen (dus geen gaten en geen overlap!)</w:t>
+      </w:r>
+    </w:p>
+    <w:p>
+      <w:r>
+        <w:t>Vo</w:t>
+      </w:r>
+      <w:r>
+        <w:t>e</w:t>
+      </w:r>
+      <w:r>
+        <w:t>r deze bestanden op in de applicatie</w:t>
+      </w:r>
+      <w:r>
+        <w:t>, (de volgorde van opvoeren is niet belangrijk)</w:t>
+      </w:r>
+      <w:r>
+        <w:t>.</w:t>
+      </w:r>
+      <w:r>
+        <w:t xml:space="preserve"> Geef de </w:t>
+      </w:r>
+      <w:r>
+        <w:t xml:space="preserve">dag voor de </w:t>
+      </w:r>
+      <w:r>
+        <w:t xml:space="preserve">startdatum van </w:t>
+      </w:r>
+      <w:r>
+        <w:t>het eerste</w:t>
+      </w:r>
+      <w:r>
+        <w:t xml:space="preserve"> CAMT053 bestand op bij de peildatum. Vink aan dat de incasso is uitgevoerd anders worden de</w:t>
+      </w:r>
+      <w:r>
+        <w:t xml:space="preserve"> teruggeboekte automatische incasso’s niet verwerkt.</w:t>
+      </w:r>
+    </w:p>
+    <w:p>
+      <w:r>
+        <w:t>Druk vervolgens ‘Bestanden verwerken’.  De applicatie probeert nu ieder</w:t>
+      </w:r>
+      <w:r>
+        <w:t>e</w:t>
+      </w:r>
+      <w:r>
+        <w:t xml:space="preserve"> betaling of terugboeking te koppe</w:t>
+      </w:r>
+      <w:r>
+        <w:t>le</w:t>
+      </w:r>
+      <w:r>
+        <w:t xml:space="preserve">n aan een lid. Helaas krijgen we sinds de privacy wetgeving het adres en postcode niet meer mee bij een betaling. Het afletteren kan daardoor wel eens niet lukken.  Ook zijn er leden die dubbel betalen.  </w:t>
+      </w:r>
+    </w:p>
+    <w:p>
+      <w:r>
+        <w:t>Mocht het niet lukken alles succesvol te verwerken</w:t>
+      </w:r>
+      <w:r>
+        <w:t xml:space="preserve"> of er is dubbel betaald,</w:t>
+      </w:r>
+      <w:r>
+        <w:t xml:space="preserve"> dan wordt een overzicht getoond van alle betalingen die niet verwerkt konden worden en van leden die dubbel hebben betaald.</w:t>
+      </w:r>
+      <w:r>
+        <w:t xml:space="preserve"> </w:t>
+      </w:r>
+    </w:p>
+    <w:p>
+      <w:r>
+        <w:t>Je moet iedere melding handmatig oplossen. Het hieronder genoemde Excel bestand kan daarbij helpen.</w:t>
+      </w:r>
+      <w:r>
+        <w:t xml:space="preserve"> Wees erop bedacht dat er meerdere leden zijn met dezelfde achternaam. Het afletteren wil wel eens het verkeerde lid selecteren als een betaling geen lidnummer bevat. Check het overzicht </w:t>
+      </w:r>
+      <w:r>
+        <w:t xml:space="preserve">daarom zeer </w:t>
+      </w:r>
+      <w:r>
+        <w:t>zorgvuldig!</w:t>
+      </w:r>
+      <w:r>
+        <w:t xml:space="preserve"> </w:t>
+      </w:r>
+    </w:p>
+    <w:p>
+      <w:r>
+        <w:t xml:space="preserve">Het komt voor dat de penningmeester betalingen van voor 1 februari doorgeeft via een PDF. Je voert die betalingen dan handmatig op bij de betreffende leden, waarbij je de juiste betaaldatum opgeeft.  </w:t>
+      </w:r>
+      <w:r>
+        <w:br/>
+      </w:r>
+      <w:r>
+        <w:t xml:space="preserve">Zorg er voor dat je dan </w:t>
+      </w:r>
+      <w:r>
+        <w:t xml:space="preserve">bij het afletteren </w:t>
+      </w:r>
+      <w:r>
+        <w:t xml:space="preserve">een peildatum kiest die ligt na de meest recente </w:t>
+      </w:r>
+      <w:r>
+        <w:t xml:space="preserve">handmatig ingevoerde </w:t>
+      </w:r>
+      <w:r>
+        <w:t>betaaldatum.</w:t>
+      </w:r>
+      <w:r>
+        <w:br/>
+        <w:t>(Geef je handmatig geen betaaldatum op dan wordt deze automatisch op 31 januari gezet. De peildatum voor camt053 verwerking mag dan niet eerder dan 1 februari zijn.)</w:t>
+      </w:r>
+    </w:p>
+    <w:p/>
+    <w:p>
+      <w:r>
+        <w:rPr>
+          <w:b/>
+          <w:bCs/>
+        </w:rPr>
+        <w:t>Let op:</w:t>
+      </w:r>
+      <w:r>
+        <w:t xml:space="preserve"> Als je vergeet de juiste peildatum in te stellen dan worden de handmatig ingevoerde betalingen gewist in het </w:t>
+      </w:r>
+      <w:proofErr w:type="spellStart"/>
+      <w:r>
+        <w:t>afletterproces</w:t>
+      </w:r>
+      <w:proofErr w:type="spellEnd"/>
+      <w:r>
+        <w:t>!</w:t>
+      </w:r>
+    </w:p>
+    <w:p/>
+    <w:p>
+      <w:pPr>
+        <w:pStyle w:val="Kop2"/>
+      </w:pPr>
+      <w:bookmarkStart w:id="28" w:name="_Toc197637337"/>
+      <w:r>
+        <w:t xml:space="preserve">Excel </w:t>
+      </w:r>
+      <w:r>
+        <w:t>Overzicht herinneringen</w:t>
+      </w:r>
+      <w:bookmarkEnd w:id="28"/>
+    </w:p>
+    <w:p>
+      <w:r>
+        <w:t>Alle betalingen moeten binnen zijn voor het clubblad met daarbij de leden passen wordt verzonden. De leden moeten hun passen hebben voor de Waggel meeting.</w:t>
+      </w:r>
+    </w:p>
+    <w:p>
+      <w:r>
+        <w:t xml:space="preserve">Zo’n drie weken voor die deadline moeten degenen die nog niet </w:t>
+      </w:r>
+      <w:r>
+        <w:t xml:space="preserve">(volledig) </w:t>
+      </w:r>
+      <w:r>
+        <w:t xml:space="preserve">hebben betaald een herinneringsbrief krijgen. </w:t>
+      </w:r>
+    </w:p>
+    <w:p>
+      <w:r>
+        <w:t>Er zijn twee overzicht varianten:</w:t>
+      </w:r>
+    </w:p>
+    <w:p>
+      <w:pPr>
+        <w:pStyle w:val="Lijstalinea"/>
+        <w:numPr>
+          <w:ilvl w:val="0"/>
+          <w:numId w:val="10"/>
+        </w:numPr>
+      </w:pPr>
+      <w:r>
+        <w:t>Overzicht voor degenen die niets hebben betaald.</w:t>
+      </w:r>
+    </w:p>
+    <w:p>
+      <w:pPr>
+        <w:pStyle w:val="Lijstalinea"/>
+        <w:numPr>
+          <w:ilvl w:val="0"/>
+          <w:numId w:val="10"/>
+        </w:numPr>
+      </w:pPr>
+      <w:r>
+        <w:t>Overzicht voor degenen die te weinig hebben betaald.</w:t>
+      </w:r>
+      <w:r>
+        <w:br/>
+        <w:t>(leden die zelf geld overmaken, maar nog het oude, lagere bedrag hebben gebruikt.)</w:t>
+      </w:r>
+    </w:p>
+    <w:p>
+      <w:r>
+        <w:t>Je kunt een Excel bestand genereren met de leden die in aanmerking komen voor zo’n herinneringsbrief.</w:t>
+      </w:r>
+    </w:p>
+    <w:p/>
+    <w:p>
+      <w:pPr>
+        <w:pStyle w:val="Kop2"/>
+      </w:pPr>
+      <w:bookmarkStart w:id="29" w:name="_Toc197637338"/>
+      <w:r>
+        <w:t xml:space="preserve">Stap 4: </w:t>
+      </w:r>
+      <w:r>
+        <w:t>Herinneringsbrieven genereren</w:t>
+      </w:r>
+      <w:bookmarkEnd w:id="29"/>
+    </w:p>
+    <w:p>
+      <w:r>
+        <w:t xml:space="preserve">Je kunt herinneringsbrieven genereren </w:t>
+      </w:r>
+    </w:p>
+    <w:p>
+      <w:pPr>
+        <w:pStyle w:val="Lijstalinea"/>
+        <w:numPr>
+          <w:ilvl w:val="0"/>
+          <w:numId w:val="11"/>
+        </w:numPr>
+      </w:pPr>
+      <w:r>
+        <w:t>voor leden met automatische incasso</w:t>
+      </w:r>
+      <w:r>
+        <w:t xml:space="preserve">, </w:t>
+      </w:r>
+    </w:p>
+    <w:p>
+      <w:pPr>
+        <w:pStyle w:val="Lijstalinea"/>
+        <w:numPr>
+          <w:ilvl w:val="0"/>
+          <w:numId w:val="11"/>
+        </w:numPr>
+      </w:pPr>
+      <w:r>
+        <w:t>voor leden die zelf moeten overmaken</w:t>
+      </w:r>
+      <w:r>
+        <w:t xml:space="preserve"> </w:t>
+      </w:r>
+    </w:p>
+    <w:p>
+      <w:pPr>
+        <w:pStyle w:val="Lijstalinea"/>
+        <w:numPr>
+          <w:ilvl w:val="0"/>
+          <w:numId w:val="11"/>
+        </w:numPr>
+      </w:pPr>
+      <w:r>
+        <w:t>voor leden die te weinig hebben betaald</w:t>
+      </w:r>
+      <w:r>
+        <w:t xml:space="preserve">. </w:t>
+      </w:r>
+    </w:p>
+    <w:p>
+      <w:r>
+        <w:t>De sjabloon tekst</w:t>
+      </w:r>
+      <w:r>
+        <w:t>en</w:t>
+      </w:r>
+      <w:r>
+        <w:t xml:space="preserve"> van dergelijke brieven kun je op dezelfde manier opmaken als de </w:t>
+      </w:r>
+      <w:proofErr w:type="spellStart"/>
+      <w:r>
+        <w:t>Welkomsbrief</w:t>
+      </w:r>
+      <w:proofErr w:type="spellEnd"/>
+      <w:r>
+        <w:t xml:space="preserve"> voor nieuwe leden. </w:t>
+      </w:r>
+    </w:p>
+    <w:p>
+      <w:r>
+        <w:t xml:space="preserve">Je kunt voor één lid een voorbeeld herinneringsbrief </w:t>
+      </w:r>
+      <w:r>
+        <w:t>laten tonen.</w:t>
+      </w:r>
+    </w:p>
+    <w:p>
+      <w:r>
+        <w:rPr>
+          <w:noProof/>
+        </w:rPr>
         <w:drawing>
           <wp:inline distT="0" distB="0" distL="0" distR="0" wp14:anchorId="58634914" wp14:editId="719C19BA">
             <wp:extent cx="5760720" cy="3873500"/>
@@ -5436,161 +5431,6 @@
                 <pic:pic xmlns:pic="http://schemas.openxmlformats.org/drawingml/2006/picture">
                   <pic:nvPicPr>
                     <pic:cNvPr id="1143506557" name=""/>
-                    <pic:cNvPicPr/>
-                  </pic:nvPicPr>
-                  <pic:blipFill>
-                    <a:blip r:embed="rId17"/>
-                    <a:stretch>
-                      <a:fillRect/>
-                    </a:stretch>
-                  </pic:blipFill>
-                  <pic:spPr>
-                    <a:xfrm>
-                      <a:off x="0" y="0"/>
-                      <a:ext cx="5760720" cy="3873500"/>
-                    </a:xfrm>
-                    <a:prstGeom prst="rect">
-                      <a:avLst/>
-                    </a:prstGeom>
-                  </pic:spPr>
-                </pic:pic>
-              </a:graphicData>
-            </a:graphic>
-          </wp:inline>
-        </w:drawing>
-      </w:r>
-    </w:p>
-    <w:p>
-      <w:r>
-        <w:t xml:space="preserve">De herinneringsbrieven worden per type een één groot </w:t>
-      </w:r>
-      <w:proofErr w:type="spellStart"/>
-      <w:r>
-        <w:t>PDF-bestand</w:t>
-      </w:r>
-      <w:proofErr w:type="spellEnd"/>
-      <w:r>
-        <w:t xml:space="preserve"> gegenereerd. Je kunt dat bestand vervolgens afdrukken en de brieven handmatig verwerken en versturen.</w:t>
-      </w:r>
-    </w:p>
-    <w:p>
-      <w:pPr>
-        <w:rPr>
-          <w:b/>
-          <w:bCs/>
-        </w:rPr>
-      </w:pPr>
-      <w:proofErr w:type="spellStart"/>
-      <w:r>
-        <w:rPr>
-          <w:b/>
-          <w:bCs/>
-        </w:rPr>
-        <w:t>N.b.</w:t>
-      </w:r>
-      <w:proofErr w:type="spellEnd"/>
-      <w:r>
-        <w:rPr>
-          <w:b/>
-          <w:bCs/>
-        </w:rPr>
-        <w:t xml:space="preserve"> </w:t>
-      </w:r>
-      <w:r>
-        <w:rPr>
-          <w:b/>
-          <w:bCs/>
-        </w:rPr>
-        <w:t>Niet</w:t>
-      </w:r>
-      <w:r>
-        <w:rPr>
-          <w:b/>
-          <w:bCs/>
-        </w:rPr>
-        <w:t xml:space="preserve"> dubbelzijdig afdrukken als de brief maar één pagina is. </w:t>
-      </w:r>
-    </w:p>
-    <w:p>
-      <w:pPr>
-        <w:pStyle w:val="Kop2"/>
-      </w:pPr>
-      <w:bookmarkStart w:id="29" w:name="_Toc148345270"/>
-      <w:r>
-        <w:t xml:space="preserve">Stap5: </w:t>
-      </w:r>
-      <w:r>
-        <w:t>Jaarovergang</w:t>
-      </w:r>
-      <w:bookmarkEnd w:id="29"/>
-    </w:p>
-    <w:p>
-      <w:r>
-        <w:t>Na het verwerken van de betalingen n.a.v. de herinneringsbrieven kun je de jaarovergang uitvoeren.</w:t>
-      </w:r>
-    </w:p>
-    <w:p>
-      <w:r>
-        <w:t>Bij de jaar overgang worden alle niet actieve leden van het oude jaar gearchiveerd en worden het lidmaatschap van degenen die niet hebben betaald gezet op de status ‘Niet betaald’. Deze leden zijn niet langer actief lid van CCNL. Ze ontvangen geen clubblad en dus geen ledenpas.</w:t>
-      </w:r>
-    </w:p>
-    <w:p>
-      <w:r>
-        <w:t>Voer de jaar overgang zo laat mogelijk uit. Als er daarna nog betalingen binnenkomen dan moet je de ledenpas nasturen, hetgeen de club geld kost.</w:t>
-      </w:r>
-    </w:p>
-    <w:p>
-      <w:r>
-        <w:t>Bij de jaarovergang worden diverse Excel bestand</w:t>
-      </w:r>
-      <w:r>
-        <w:t xml:space="preserve">en </w:t>
-      </w:r>
-      <w:r>
-        <w:t xml:space="preserve">aangemaakt </w:t>
-      </w:r>
-      <w:r>
-        <w:t xml:space="preserve">met </w:t>
-      </w:r>
-      <w:r>
-        <w:t>de gearchiveerde leden en het ledenbestand na de jaarovergang. Deze bestand staan</w:t>
-      </w:r>
-      <w:r>
-        <w:t xml:space="preserve"> in de map die is geconfigureerd met de instelling ‘</w:t>
-      </w:r>
-      <w:proofErr w:type="spellStart"/>
-      <w:r>
-        <w:t>ccnl.directory.annual</w:t>
-      </w:r>
-      <w:proofErr w:type="spellEnd"/>
-      <w:r>
-        <w:t>’. Zie menukeuze ‘Beheer’&gt; ‘Instellingen’.</w:t>
-      </w:r>
-    </w:p>
-    <w:p>
-      <w:r>
-        <w:t>Na de jaarovergang kun je het adressenbestand voor de ledenpassen aanmaken.</w:t>
-      </w:r>
-    </w:p>
-    <w:p>
-      <w:r>
-        <w:rPr>
-          <w:noProof/>
-        </w:rPr>
-        <w:lastRenderedPageBreak/>
-        <w:drawing>
-          <wp:inline distT="0" distB="0" distL="0" distR="0" wp14:anchorId="648C9AEB" wp14:editId="174915D3">
-            <wp:extent cx="5760720" cy="3873500"/>
-            <wp:effectExtent l="0" t="0" r="0" b="0"/>
-            <wp:docPr id="535063543" name="Afbeelding 1"/>
-            <wp:cNvGraphicFramePr>
-              <a:graphicFrameLocks xmlns:a="http://schemas.openxmlformats.org/drawingml/2006/main" noChangeAspect="1"/>
-            </wp:cNvGraphicFramePr>
-            <a:graphic xmlns:a="http://schemas.openxmlformats.org/drawingml/2006/main">
-              <a:graphicData uri="http://schemas.openxmlformats.org/drawingml/2006/picture">
-                <pic:pic xmlns:pic="http://schemas.openxmlformats.org/drawingml/2006/picture">
-                  <pic:nvPicPr>
-                    <pic:cNvPr id="535063543" name=""/>
                     <pic:cNvPicPr/>
                   </pic:nvPicPr>
                   <pic:blipFill>
@@ -5616,150 +5456,133 @@
       </w:r>
     </w:p>
     <w:p>
-      <w:pPr>
-        <w:pStyle w:val="Kop1"/>
-      </w:pPr>
-      <w:bookmarkStart w:id="30" w:name="_Toc148345271"/>
-      <w:r>
-        <w:t>Beheer</w:t>
+      <w:r>
+        <w:t xml:space="preserve">De herinneringsbrieven worden per type een één groot </w:t>
+      </w:r>
+      <w:proofErr w:type="spellStart"/>
+      <w:r>
+        <w:t>PDF-bestand</w:t>
+      </w:r>
+      <w:proofErr w:type="spellEnd"/>
+      <w:r>
+        <w:t xml:space="preserve"> gegenereerd. Je kunt dat bestand vervolgens afdrukken en de brieven handmatig verwerken en versturen.</w:t>
+      </w:r>
+    </w:p>
+    <w:p>
+      <w:pPr>
+        <w:rPr>
+          <w:b/>
+          <w:bCs/>
+        </w:rPr>
+      </w:pPr>
+      <w:proofErr w:type="spellStart"/>
+      <w:r>
+        <w:rPr>
+          <w:b/>
+          <w:bCs/>
+        </w:rPr>
+        <w:t>N.b.</w:t>
+      </w:r>
+      <w:proofErr w:type="spellEnd"/>
+      <w:r>
+        <w:rPr>
+          <w:b/>
+          <w:bCs/>
+        </w:rPr>
+        <w:t xml:space="preserve"> </w:t>
+      </w:r>
+      <w:r>
+        <w:rPr>
+          <w:b/>
+          <w:bCs/>
+        </w:rPr>
+        <w:t>Niet</w:t>
+      </w:r>
+      <w:r>
+        <w:rPr>
+          <w:b/>
+          <w:bCs/>
+        </w:rPr>
+        <w:t xml:space="preserve"> dubbelzijdig afdrukken als de brief maar één pagina is. </w:t>
+      </w:r>
+    </w:p>
+    <w:p>
+      <w:pPr>
+        <w:pStyle w:val="Kop2"/>
+      </w:pPr>
+      <w:bookmarkStart w:id="30" w:name="_Toc197637339"/>
+      <w:r>
+        <w:t>Stap</w:t>
+      </w:r>
+      <w:r>
+        <w:t xml:space="preserve"> </w:t>
+      </w:r>
+      <w:r>
+        <w:t>5</w:t>
+      </w:r>
+      <w:r>
+        <w:t xml:space="preserve">: </w:t>
+      </w:r>
+      <w:r>
+        <w:t>Jaarovergang</w:t>
       </w:r>
       <w:bookmarkEnd w:id="30"/>
     </w:p>
     <w:p>
-      <w:pPr>
-        <w:pStyle w:val="Kop2"/>
-      </w:pPr>
-      <w:bookmarkStart w:id="31" w:name="_Toc148345272"/>
-      <w:r>
-        <w:t>SEPA-formulier</w:t>
-      </w:r>
-      <w:r>
-        <w:t xml:space="preserve"> (opslaan)</w:t>
-      </w:r>
-      <w:bookmarkEnd w:id="31"/>
-    </w:p>
-    <w:p>
-      <w:r>
-        <w:t xml:space="preserve">Bij het afdrukken van de </w:t>
+      <w:r>
+        <w:t>Na het verwerken van de betalingen n.a.v. de herinneringsbrieven kun je de jaarovergang uitvoeren.</w:t>
+      </w:r>
+      <w:r>
+        <w:br/>
+        <w:t xml:space="preserve">Bedenk wel of de leden die te weinig hebben betaald, handmatig de indicatie “heeft betaald” aangevinkt krijgen. </w:t>
+      </w:r>
+    </w:p>
+    <w:p>
+      <w:r>
+        <w:t>Bij de jaarovergang worden alle niet actieve leden van het oude jaar gearchiveerd en worden het lidmaatschap van degenen die niet hebben betaald gezet op de status ‘Niet betaald’. Deze leden zijn niet langer actief lid van CCNL. Ze ontvangen geen clubblad en dus geen ledenpas.</w:t>
+      </w:r>
+    </w:p>
+    <w:p>
+      <w:r>
+        <w:t xml:space="preserve">Voor de leden die tussen één week voor de incassodatum en de jaarovergang hebben opgezegd (status ‘na 1 april opgezegd’) wordt de status omgezet in ‘laatste jaar’. </w:t>
+      </w:r>
+    </w:p>
+    <w:p>
+      <w:r>
+        <w:t>Voer de jaarovergang zo laat mogelijk uit. Als er daarna nog betalingen binnenkomen dan moet je de ledenpas nasturen, hetgeen de club geld kost.</w:t>
+      </w:r>
+    </w:p>
+    <w:p>
+      <w:r>
+        <w:t>Bij de jaarovergang worden diverse Excel bestand</w:t>
+      </w:r>
+      <w:r>
+        <w:t xml:space="preserve">en </w:t>
+      </w:r>
+      <w:r>
+        <w:t xml:space="preserve">aangemaakt </w:t>
+      </w:r>
+      <w:r>
+        <w:t xml:space="preserve">met </w:t>
+      </w:r>
+      <w:r>
+        <w:t>de gearchiveerde leden en het ledenbestand na de jaarovergang. Deze bestand staan</w:t>
+      </w:r>
+      <w:r>
+        <w:t xml:space="preserve"> in de map die is geconfigureerd met de instelling ‘</w:t>
       </w:r>
       <w:proofErr w:type="spellStart"/>
       <w:r>
-        <w:t>welkomsbrief</w:t>
+        <w:t>ccnl.directory.annual</w:t>
       </w:r>
       <w:proofErr w:type="spellEnd"/>
       <w:r>
-        <w:t xml:space="preserve"> kan worden aangevinkt dat ook een blanco SEPA-machtiging afgedrukt moet worden. Met deze menukeuze kun je dit formulier in de applicatie laden.</w:t>
-      </w:r>
-    </w:p>
-    <w:p>
-      <w:pPr>
-        <w:pStyle w:val="Kop2"/>
-      </w:pPr>
-      <w:bookmarkStart w:id="32" w:name="_Toc148345273"/>
-      <w:r>
-        <w:t>Beheer document templates</w:t>
-      </w:r>
-      <w:bookmarkEnd w:id="32"/>
-    </w:p>
-    <w:p>
-      <w:r>
-        <w:t>Zoals eerder in deze handleiding aan gegeven kun je brieven en mail genereren op basis van een sjabloon/template.  Je kunt op de betreffende plekken de sjablonen aanpassen of toevoegen. Met de menukeuze ‘</w:t>
-      </w:r>
-      <w:r>
-        <w:t>Beheer document templates</w:t>
-      </w:r>
-      <w:r>
-        <w:t>’ kun je hetzelfde doen op één centrale plaats.</w:t>
-      </w:r>
-    </w:p>
-    <w:p>
-      <w:pPr>
-        <w:pStyle w:val="Kop2"/>
-      </w:pPr>
-      <w:bookmarkStart w:id="33" w:name="_Toc148345274"/>
-      <w:proofErr w:type="spellStart"/>
-      <w:r>
-        <w:t>Backup</w:t>
-      </w:r>
-      <w:proofErr w:type="spellEnd"/>
-      <w:r>
-        <w:t xml:space="preserve"> database</w:t>
-      </w:r>
-      <w:bookmarkEnd w:id="33"/>
-    </w:p>
-    <w:p>
-      <w:r>
-        <w:t xml:space="preserve">Het regelmatig aanmaken van een </w:t>
-      </w:r>
-      <w:proofErr w:type="spellStart"/>
-      <w:r>
-        <w:t>backup</w:t>
-      </w:r>
-      <w:proofErr w:type="spellEnd"/>
-      <w:r>
-        <w:t xml:space="preserve"> van de gehele database is belangrijk voor het geval  het risico bestaat dat je een oudere stand terug wilt zetten</w:t>
-      </w:r>
-      <w:r>
-        <w:t>.</w:t>
-      </w:r>
-    </w:p>
-    <w:p>
-      <w:r>
-        <w:t xml:space="preserve">Met deze menukeuze wordt een </w:t>
-      </w:r>
-      <w:proofErr w:type="spellStart"/>
-      <w:r>
-        <w:t>backup</w:t>
-      </w:r>
-      <w:proofErr w:type="spellEnd"/>
-      <w:r>
-        <w:t xml:space="preserve"> zip-bestand aangemaakt. </w:t>
-      </w:r>
-    </w:p>
-    <w:p>
-      <w:pPr>
-        <w:pStyle w:val="Kop2"/>
-      </w:pPr>
-      <w:bookmarkStart w:id="34" w:name="_Toc148345275"/>
-      <w:proofErr w:type="spellStart"/>
-      <w:r>
-        <w:t>Restore</w:t>
-      </w:r>
-      <w:proofErr w:type="spellEnd"/>
-      <w:r>
-        <w:t xml:space="preserve"> database</w:t>
-      </w:r>
-      <w:bookmarkEnd w:id="34"/>
-    </w:p>
-    <w:p>
-      <w:r>
-        <w:t xml:space="preserve">Het terugzetten van een eerder aangemaakte </w:t>
-      </w:r>
-      <w:proofErr w:type="spellStart"/>
-      <w:r>
-        <w:t>backup</w:t>
-      </w:r>
-      <w:proofErr w:type="spellEnd"/>
-      <w:r>
-        <w:t xml:space="preserve"> doe je met deze menukeuze. Het terugzetten kan lang duren. Onderbreek dit proces nooit!</w:t>
-      </w:r>
-    </w:p>
-    <w:p>
-      <w:pPr>
-        <w:pStyle w:val="Kop2"/>
-      </w:pPr>
-      <w:bookmarkStart w:id="35" w:name="_Toc148345276"/>
-      <w:r>
-        <w:t>Import uit Excel</w:t>
-      </w:r>
-      <w:bookmarkEnd w:id="35"/>
-    </w:p>
-    <w:p>
-      <w:r>
-        <w:t>Deze functie is met name aanwezig</w:t>
-      </w:r>
-      <w:r>
-        <w:t xml:space="preserve"> om gegevens te importeren vanuit oude Excel bestanden.</w:t>
+        <w:t>’. Zie menukeuze ‘Beheer’&gt; ‘Instellingen’.</w:t>
+      </w:r>
+    </w:p>
+    <w:p>
+      <w:r>
+        <w:t>Na de jaarovergang kun je het adressenbestand voor de ledenpassen aanmaken.</w:t>
       </w:r>
     </w:p>
     <w:p>
@@ -5767,12 +5590,11 @@
         <w:rPr>
           <w:noProof/>
         </w:rPr>
-        <w:lastRenderedPageBreak/>
         <w:drawing>
-          <wp:inline distT="0" distB="0" distL="0" distR="0" wp14:anchorId="453F14DF" wp14:editId="4AFC1BB9">
+          <wp:inline distT="0" distB="0" distL="0" distR="0" wp14:anchorId="648C9AEB" wp14:editId="174915D3">
             <wp:extent cx="5760720" cy="3873500"/>
             <wp:effectExtent l="0" t="0" r="0" b="0"/>
-            <wp:docPr id="590779047" name="Afbeelding 1"/>
+            <wp:docPr id="535063543" name="Afbeelding 1"/>
             <wp:cNvGraphicFramePr>
               <a:graphicFrameLocks xmlns:a="http://schemas.openxmlformats.org/drawingml/2006/main" noChangeAspect="1"/>
             </wp:cNvGraphicFramePr>
@@ -5780,7 +5602,7 @@
               <a:graphicData uri="http://schemas.openxmlformats.org/drawingml/2006/picture">
                 <pic:pic xmlns:pic="http://schemas.openxmlformats.org/drawingml/2006/picture">
                   <pic:nvPicPr>
-                    <pic:cNvPr id="590779047" name=""/>
+                    <pic:cNvPr id="535063543" name=""/>
                     <pic:cNvPicPr/>
                   </pic:nvPicPr>
                   <pic:blipFill>
@@ -5806,50 +5628,24 @@
       </w:r>
     </w:p>
     <w:p>
-      <w:r>
-        <w:t>Je kunt aangegeven welke gegevens je wilt importeren. Zorg ervoor dat de namen van tabbladen overeenkomen met de namen zoals die in de oude Excelbestanden worden gebruikt.</w:t>
-      </w:r>
-    </w:p>
-    <w:p>
-      <w:r>
-        <w:t>Bijvoorbeeld als je leden wilt importeren, zorg dan dat de gegevens staan in tabblad ‘leden’.</w:t>
-      </w:r>
-    </w:p>
-    <w:p/>
+      <w:pPr>
+        <w:pStyle w:val="Kop1"/>
+      </w:pPr>
+      <w:bookmarkStart w:id="31" w:name="_Toc197637340"/>
+      <w:r>
+        <w:t>Beheer</w:t>
+      </w:r>
+      <w:bookmarkEnd w:id="31"/>
+    </w:p>
     <w:p>
       <w:pPr>
         <w:pStyle w:val="Kop2"/>
       </w:pPr>
-      <w:bookmarkStart w:id="36" w:name="_Toc148345277"/>
-      <w:r>
-        <w:t>Archief opschonen</w:t>
-      </w:r>
-      <w:bookmarkEnd w:id="36"/>
-    </w:p>
-    <w:p>
-      <w:r>
-        <w:t>Bij Jaarovergang worden de gegevens van niet meer actieve leden verwijderd en gearchiveerd in een apart deel van de database. Deze gegevens zijn dan alleen op te roepen door een Archief Excel bestand aan te maken; (zie menu keuze Overzichten &gt; Archief).</w:t>
-      </w:r>
-    </w:p>
-    <w:p>
-      <w:r>
-        <w:t>Vanuit privacy wetgeving mogen we gearchiveerde gegevens niet langer opslaan dan redelijkerwijs nodig is. Daarna moeten ze definitief worden verwijderd.</w:t>
-      </w:r>
-    </w:p>
-    <w:p>
-      <w:r>
-        <w:t>Met ‘Archief opschonen’ Kun je overbodige gegevens definitief verwijderen uit de database.</w:t>
-      </w:r>
-    </w:p>
-    <w:p>
-      <w:pPr>
-        <w:pStyle w:val="Kop2"/>
-      </w:pPr>
-      <w:bookmarkStart w:id="37" w:name="_Toc148345278"/>
+      <w:bookmarkStart w:id="32" w:name="_Toc197637341"/>
       <w:r>
         <w:t>Instellingen</w:t>
       </w:r>
-      <w:bookmarkEnd w:id="37"/>
+      <w:bookmarkEnd w:id="32"/>
     </w:p>
     <w:p>
       <w:r>
@@ -5897,26 +5693,301 @@
     </w:p>
     <w:p>
       <w:r>
-        <w:t xml:space="preserve">Je kunt een waarde of omschrijving van een instelling wijzigen door op </w:t>
-      </w:r>
-      <w:r>
-        <w:t>de betreffende</w:t>
-      </w:r>
-      <w:r>
-        <w:t xml:space="preserve"> regel te drukken. </w:t>
-      </w:r>
-      <w:r>
-        <w:t>De nieuwe waarde of omschrijving wordt na Opslaan vastgelegd in de database.</w:t>
-      </w:r>
-    </w:p>
-    <w:p>
-      <w:r>
-        <w:t>Let op; Je moet de applicatie opnieuw opstarten voor de wijziging actief wordt.</w:t>
-      </w:r>
-    </w:p>
+        <w:t>Je kunt een waarde of omschrijving van een instelling wijzigen door op de betreffende regel te drukken. De nieuwe waarde of omschrijving wordt na Opslaan vastgelegd in de database.</w:t>
+      </w:r>
+    </w:p>
+    <w:p>
+      <w:r>
+        <w:t>De wijziging is direct actief.</w:t>
+      </w:r>
+    </w:p>
+    <w:p>
+      <w:pPr>
+        <w:pStyle w:val="Kop2"/>
+      </w:pPr>
+      <w:bookmarkStart w:id="33" w:name="_Toc197637342"/>
+      <w:r>
+        <w:t>SEPA-formulier</w:t>
+      </w:r>
+      <w:r>
+        <w:t xml:space="preserve"> (opslaan)</w:t>
+      </w:r>
+      <w:bookmarkEnd w:id="33"/>
+    </w:p>
+    <w:p>
+      <w:r>
+        <w:t xml:space="preserve">Bij het afdrukken van de </w:t>
+      </w:r>
+      <w:proofErr w:type="spellStart"/>
+      <w:r>
+        <w:t>welkomsbrief</w:t>
+      </w:r>
+      <w:proofErr w:type="spellEnd"/>
+      <w:r>
+        <w:t xml:space="preserve"> kan worden aangevinkt dat ook een blanco SEPA-machtiging afgedrukt moet worden. Met deze menukeuze kun je dit formulier in de applicatie laden.</w:t>
+      </w:r>
+    </w:p>
+    <w:p>
+      <w:pPr>
+        <w:pStyle w:val="Kop2"/>
+      </w:pPr>
+      <w:bookmarkStart w:id="34" w:name="_Toc197637343"/>
+      <w:r>
+        <w:t>Beheer document templates</w:t>
+      </w:r>
+      <w:bookmarkEnd w:id="34"/>
+    </w:p>
+    <w:p>
+      <w:r>
+        <w:t>Zoals eerder in deze handleiding aan gegeven kun je brieven en mail genereren op basis van een sjabloon/template.  Je kunt op de betreffende plekken de sjablonen aanpassen of toevoegen. Met de menukeuze ‘Beheer document templates’ kun je hetzelfde doen op één centrale plaats.</w:t>
+      </w:r>
+    </w:p>
+    <w:p>
+      <w:pPr>
+        <w:pStyle w:val="Kop2"/>
+      </w:pPr>
+      <w:bookmarkStart w:id="35" w:name="_Toc197637344"/>
+      <w:r>
+        <w:t>Import uit Excel</w:t>
+      </w:r>
+      <w:bookmarkEnd w:id="35"/>
+    </w:p>
+    <w:p>
+      <w:r>
+        <w:t>Deze functie is met name aanwezig</w:t>
+      </w:r>
+      <w:r>
+        <w:t xml:space="preserve"> om gegevens te importeren vanuit oude Excel bestanden.</w:t>
+      </w:r>
+    </w:p>
+    <w:p>
+      <w:r>
+        <w:rPr>
+          <w:noProof/>
+        </w:rPr>
+        <w:drawing>
+          <wp:inline distT="0" distB="0" distL="0" distR="0" wp14:anchorId="453F14DF" wp14:editId="4AFC1BB9">
+            <wp:extent cx="5760720" cy="3873500"/>
+            <wp:effectExtent l="0" t="0" r="0" b="0"/>
+            <wp:docPr id="590779047" name="Afbeelding 1"/>
+            <wp:cNvGraphicFramePr>
+              <a:graphicFrameLocks xmlns:a="http://schemas.openxmlformats.org/drawingml/2006/main" noChangeAspect="1"/>
+            </wp:cNvGraphicFramePr>
+            <a:graphic xmlns:a="http://schemas.openxmlformats.org/drawingml/2006/main">
+              <a:graphicData uri="http://schemas.openxmlformats.org/drawingml/2006/picture">
+                <pic:pic xmlns:pic="http://schemas.openxmlformats.org/drawingml/2006/picture">
+                  <pic:nvPicPr>
+                    <pic:cNvPr id="590779047" name=""/>
+                    <pic:cNvPicPr/>
+                  </pic:nvPicPr>
+                  <pic:blipFill>
+                    <a:blip r:embed="rId20"/>
+                    <a:stretch>
+                      <a:fillRect/>
+                    </a:stretch>
+                  </pic:blipFill>
+                  <pic:spPr>
+                    <a:xfrm>
+                      <a:off x="0" y="0"/>
+                      <a:ext cx="5760720" cy="3873500"/>
+                    </a:xfrm>
+                    <a:prstGeom prst="rect">
+                      <a:avLst/>
+                    </a:prstGeom>
+                  </pic:spPr>
+                </pic:pic>
+              </a:graphicData>
+            </a:graphic>
+          </wp:inline>
+        </w:drawing>
+      </w:r>
+    </w:p>
+    <w:p>
+      <w:r>
+        <w:t>Je kunt aangegeven welke gegevens je wilt importeren. Zorg ervoor dat de namen van tabbladen overeenkomen met de namen zoals die in de oude Excelbestanden worden gebruikt.</w:t>
+      </w:r>
+    </w:p>
+    <w:p>
+      <w:r>
+        <w:t>Bijvoorbeeld als je leden wilt importeren, zorg dan dat de gegevens staan in tabblad ‘leden’.</w:t>
+      </w:r>
+    </w:p>
+    <w:p>
+      <w:pPr>
+        <w:pStyle w:val="Kop2"/>
+      </w:pPr>
+      <w:bookmarkStart w:id="36" w:name="_Toc197637345"/>
+      <w:r>
+        <w:t>Archief opschonen</w:t>
+      </w:r>
+      <w:bookmarkEnd w:id="36"/>
+    </w:p>
+    <w:p>
+      <w:r>
+        <w:t>Bij Jaarovergang worden de gegevens van niet meer actieve leden verwijderd en gearchiveerd in een apart deel van de database. Deze gegevens zijn dan alleen op te roepen door een Archief Excel bestand aan te maken; (zie menu keuze Overzichten &gt; Archief).</w:t>
+      </w:r>
+    </w:p>
+    <w:p>
+      <w:r>
+        <w:t>Vanuit privacy wetgeving mogen we gearchiveerde gegevens niet langer opslaan dan redelijkerwijs nodig is. Daarna moeten ze definitief worden verwijderd.</w:t>
+      </w:r>
+    </w:p>
+    <w:p>
+      <w:r>
+        <w:t xml:space="preserve">Met ‘Archief opschonen’ </w:t>
+      </w:r>
+      <w:r>
+        <w:t>k</w:t>
+      </w:r>
+      <w:r>
+        <w:t>un je overbodige gegevens definitief verwijderen uit de database.</w:t>
+      </w:r>
+    </w:p>
+    <w:p>
+      <w:pPr>
+        <w:pStyle w:val="Kop2"/>
+      </w:pPr>
+      <w:bookmarkStart w:id="37" w:name="_Toc197637346"/>
+      <w:proofErr w:type="spellStart"/>
+      <w:r>
+        <w:t>Backup</w:t>
+      </w:r>
+      <w:proofErr w:type="spellEnd"/>
+      <w:r>
+        <w:t xml:space="preserve"> database</w:t>
+      </w:r>
+      <w:bookmarkEnd w:id="37"/>
+    </w:p>
+    <w:p>
+      <w:r>
+        <w:t xml:space="preserve">Het regelmatig aanmaken van een </w:t>
+      </w:r>
+      <w:proofErr w:type="spellStart"/>
+      <w:r>
+        <w:t>backup</w:t>
+      </w:r>
+      <w:proofErr w:type="spellEnd"/>
+      <w:r>
+        <w:t xml:space="preserve"> van de gehele database is belangrijk voor het geval  het risico bestaat dat je een oudere stand terug wilt zetten.</w:t>
+      </w:r>
+    </w:p>
+    <w:p>
+      <w:r>
+        <w:t xml:space="preserve">Met deze menukeuze wordt een </w:t>
+      </w:r>
+      <w:proofErr w:type="spellStart"/>
+      <w:r>
+        <w:t>backup</w:t>
+      </w:r>
+      <w:proofErr w:type="spellEnd"/>
+      <w:r>
+        <w:t xml:space="preserve"> zip-bestand aangemaakt. </w:t>
+      </w:r>
+    </w:p>
+    <w:p>
+      <w:pPr>
+        <w:pStyle w:val="Kop2"/>
+      </w:pPr>
+      <w:bookmarkStart w:id="38" w:name="_Toc197637347"/>
+      <w:proofErr w:type="spellStart"/>
+      <w:r>
+        <w:t>Restore</w:t>
+      </w:r>
+      <w:proofErr w:type="spellEnd"/>
+      <w:r>
+        <w:t xml:space="preserve"> database</w:t>
+      </w:r>
+      <w:bookmarkEnd w:id="38"/>
+    </w:p>
+    <w:p>
+      <w:r>
+        <w:t xml:space="preserve">Het terugzetten van een eerder aangemaakte </w:t>
+      </w:r>
+      <w:proofErr w:type="spellStart"/>
+      <w:r>
+        <w:t>backup</w:t>
+      </w:r>
+      <w:proofErr w:type="spellEnd"/>
+      <w:r>
+        <w:t xml:space="preserve"> doe je met deze menukeuze. Het terugzetten kan lang duren. Onderbreek dit proces nooit!</w:t>
+      </w:r>
+    </w:p>
+    <w:p>
+      <w:r>
+        <w:t xml:space="preserve">Mocht het proces fout gaan, dan kun je het beste met optie </w:t>
+      </w:r>
+      <w:r>
+        <w:t xml:space="preserve">“wijzigen database locatie” </w:t>
+      </w:r>
+      <w:r>
+        <w:t xml:space="preserve">een verwijzing maken naar een nieuwe database en dan de </w:t>
+      </w:r>
+      <w:proofErr w:type="spellStart"/>
+      <w:r>
+        <w:t>restore</w:t>
+      </w:r>
+      <w:proofErr w:type="spellEnd"/>
+      <w:r>
+        <w:t xml:space="preserve"> nogmaals uitvoeren.</w:t>
+      </w:r>
+    </w:p>
+    <w:p>
+      <w:pPr>
+        <w:pStyle w:val="Kop2"/>
+      </w:pPr>
+      <w:bookmarkStart w:id="39" w:name="_Toc197637348"/>
+      <w:r>
+        <w:t>Wijzigen database locatie</w:t>
+      </w:r>
+      <w:bookmarkEnd w:id="39"/>
+    </w:p>
+    <w:p>
+      <w:r>
+        <w:t>Hiermee kun je de applicatie gebruik laten maken van een andere database locatie; bij voorbeeld omdat je de database hebt verplaatst.</w:t>
+      </w:r>
+    </w:p>
+    <w:p/>
+    <w:p>
+      <w:pPr>
+        <w:pStyle w:val="Kop2"/>
+      </w:pPr>
+      <w:bookmarkStart w:id="40" w:name="_Toc197637349"/>
+      <w:r>
+        <w:t>Bekende problemen</w:t>
+      </w:r>
+      <w:bookmarkEnd w:id="40"/>
+    </w:p>
+    <w:p>
+      <w:pPr>
+        <w:pStyle w:val="Lijstalinea"/>
+        <w:numPr>
+          <w:ilvl w:val="0"/>
+          <w:numId w:val="9"/>
+        </w:numPr>
+      </w:pPr>
+      <w:r>
+        <w:t>Bij het starten van de applicatie wordt verbinding gemaakt met de database. Als deze in de Cloud staat dan kan het maken van de verbinding zoveel tijd kosten dat de applicatie een tijdje blokkeert.</w:t>
+      </w:r>
+      <w:r>
+        <w:br/>
+      </w:r>
+    </w:p>
+    <w:p>
+      <w:pPr>
+        <w:pStyle w:val="Lijstalinea"/>
+        <w:numPr>
+          <w:ilvl w:val="0"/>
+          <w:numId w:val="9"/>
+        </w:numPr>
+      </w:pPr>
+      <w:r>
+        <w:t>Je kunt maar één instantie van de applicatie geopend hebben. Mocht je een tweede instantie opstarten dan wordt dat opstartproces automatisch afgebroken.</w:t>
+      </w:r>
+    </w:p>
+    <w:p/>
     <w:sectPr>
-      <w:headerReference w:type="default" r:id="rId20"/>
-      <w:footerReference w:type="default" r:id="rId21"/>
+      <w:headerReference w:type="default" r:id="rId21"/>
+      <w:footerReference w:type="default" r:id="rId22"/>
       <w:pgSz w:w="11906" w:h="16838"/>
       <w:pgMar w:top="1417" w:right="1417" w:bottom="1417" w:left="1417" w:header="708" w:footer="708" w:gutter="0"/>
       <w:cols w:space="708"/>
@@ -5961,6 +6032,7 @@
         <w:docPartUnique/>
       </w:docPartObj>
     </w:sdtPr>
+    <w:sdtEndPr/>
     <w:sdtContent>
       <w:sdt>
         <w:sdtPr>
@@ -5970,6 +6042,7 @@
             <w:docPartUnique/>
           </w:docPartObj>
         </w:sdtPr>
+        <w:sdtEndPr/>
         <w:sdtContent>
           <w:p>
             <w:pPr>
@@ -6125,7 +6198,19 @@
       <w:ptab w:relativeTo="margin" w:alignment="right" w:leader="none"/>
     </w:r>
     <w:r>
-      <w:t>Versie 16-10-2023</w:t>
+      <w:t xml:space="preserve">Versie </w:t>
+    </w:r>
+    <w:r>
+      <w:t>18</w:t>
+    </w:r>
+    <w:r>
+      <w:t>-1</w:t>
+    </w:r>
+    <w:r>
+      <w:t>2</w:t>
+    </w:r>
+    <w:r>
+      <w:t>-2023</w:t>
     </w:r>
   </w:p>
 </w:hdr>
@@ -6901,6 +6986,291 @@
     <w:nsid w:val="5A413A54"/>
     <w:multiLevelType w:val="hybridMultilevel"/>
     <w:tmpl w:val="EAA2F44C"/>
+    <w:lvl w:ilvl="0" w:tplc="04130001">
+      <w:start w:val="1"/>
+      <w:numFmt w:val="bullet"/>
+      <w:lvlText w:val=""/>
+      <w:lvlJc w:val="left"/>
+      <w:pPr>
+        <w:ind w:left="720" w:hanging="360"/>
+      </w:pPr>
+      <w:rPr>
+        <w:rFonts w:ascii="Symbol" w:hAnsi="Symbol" w:hint="default"/>
+      </w:rPr>
+    </w:lvl>
+    <w:lvl w:ilvl="1" w:tplc="04130003" w:tentative="1">
+      <w:start w:val="1"/>
+      <w:numFmt w:val="bullet"/>
+      <w:lvlText w:val="o"/>
+      <w:lvlJc w:val="left"/>
+      <w:pPr>
+        <w:ind w:left="1440" w:hanging="360"/>
+      </w:pPr>
+      <w:rPr>
+        <w:rFonts w:ascii="Courier New" w:hAnsi="Courier New" w:cs="Courier New" w:hint="default"/>
+      </w:rPr>
+    </w:lvl>
+    <w:lvl w:ilvl="2" w:tplc="04130005" w:tentative="1">
+      <w:start w:val="1"/>
+      <w:numFmt w:val="bullet"/>
+      <w:lvlText w:val=""/>
+      <w:lvlJc w:val="left"/>
+      <w:pPr>
+        <w:ind w:left="2160" w:hanging="360"/>
+      </w:pPr>
+      <w:rPr>
+        <w:rFonts w:ascii="Wingdings" w:hAnsi="Wingdings" w:hint="default"/>
+      </w:rPr>
+    </w:lvl>
+    <w:lvl w:ilvl="3" w:tplc="04130001" w:tentative="1">
+      <w:start w:val="1"/>
+      <w:numFmt w:val="bullet"/>
+      <w:lvlText w:val=""/>
+      <w:lvlJc w:val="left"/>
+      <w:pPr>
+        <w:ind w:left="2880" w:hanging="360"/>
+      </w:pPr>
+      <w:rPr>
+        <w:rFonts w:ascii="Symbol" w:hAnsi="Symbol" w:hint="default"/>
+      </w:rPr>
+    </w:lvl>
+    <w:lvl w:ilvl="4" w:tplc="04130003" w:tentative="1">
+      <w:start w:val="1"/>
+      <w:numFmt w:val="bullet"/>
+      <w:lvlText w:val="o"/>
+      <w:lvlJc w:val="left"/>
+      <w:pPr>
+        <w:ind w:left="3600" w:hanging="360"/>
+      </w:pPr>
+      <w:rPr>
+        <w:rFonts w:ascii="Courier New" w:hAnsi="Courier New" w:cs="Courier New" w:hint="default"/>
+      </w:rPr>
+    </w:lvl>
+    <w:lvl w:ilvl="5" w:tplc="04130005" w:tentative="1">
+      <w:start w:val="1"/>
+      <w:numFmt w:val="bullet"/>
+      <w:lvlText w:val=""/>
+      <w:lvlJc w:val="left"/>
+      <w:pPr>
+        <w:ind w:left="4320" w:hanging="360"/>
+      </w:pPr>
+      <w:rPr>
+        <w:rFonts w:ascii="Wingdings" w:hAnsi="Wingdings" w:hint="default"/>
+      </w:rPr>
+    </w:lvl>
+    <w:lvl w:ilvl="6" w:tplc="04130001" w:tentative="1">
+      <w:start w:val="1"/>
+      <w:numFmt w:val="bullet"/>
+      <w:lvlText w:val=""/>
+      <w:lvlJc w:val="left"/>
+      <w:pPr>
+        <w:ind w:left="5040" w:hanging="360"/>
+      </w:pPr>
+      <w:rPr>
+        <w:rFonts w:ascii="Symbol" w:hAnsi="Symbol" w:hint="default"/>
+      </w:rPr>
+    </w:lvl>
+    <w:lvl w:ilvl="7" w:tplc="04130003" w:tentative="1">
+      <w:start w:val="1"/>
+      <w:numFmt w:val="bullet"/>
+      <w:lvlText w:val="o"/>
+      <w:lvlJc w:val="left"/>
+      <w:pPr>
+        <w:ind w:left="5760" w:hanging="360"/>
+      </w:pPr>
+      <w:rPr>
+        <w:rFonts w:ascii="Courier New" w:hAnsi="Courier New" w:cs="Courier New" w:hint="default"/>
+      </w:rPr>
+    </w:lvl>
+    <w:lvl w:ilvl="8" w:tplc="04130005" w:tentative="1">
+      <w:start w:val="1"/>
+      <w:numFmt w:val="bullet"/>
+      <w:lvlText w:val=""/>
+      <w:lvlJc w:val="left"/>
+      <w:pPr>
+        <w:ind w:left="6480" w:hanging="360"/>
+      </w:pPr>
+      <w:rPr>
+        <w:rFonts w:ascii="Wingdings" w:hAnsi="Wingdings" w:hint="default"/>
+      </w:rPr>
+    </w:lvl>
+  </w:abstractNum>
+  <w:abstractNum w:abstractNumId="8" w15:restartNumberingAfterBreak="0">
+    <w:nsid w:val="5B256AE4"/>
+    <w:multiLevelType w:val="hybridMultilevel"/>
+    <w:tmpl w:val="ED7A2912"/>
+    <w:lvl w:ilvl="0" w:tplc="0413000F">
+      <w:start w:val="1"/>
+      <w:numFmt w:val="decimal"/>
+      <w:lvlText w:val="%1."/>
+      <w:lvlJc w:val="left"/>
+      <w:pPr>
+        <w:ind w:left="720" w:hanging="360"/>
+      </w:pPr>
+    </w:lvl>
+    <w:lvl w:ilvl="1" w:tplc="04130019" w:tentative="1">
+      <w:start w:val="1"/>
+      <w:numFmt w:val="lowerLetter"/>
+      <w:lvlText w:val="%2."/>
+      <w:lvlJc w:val="left"/>
+      <w:pPr>
+        <w:ind w:left="1440" w:hanging="360"/>
+      </w:pPr>
+    </w:lvl>
+    <w:lvl w:ilvl="2" w:tplc="0413001B" w:tentative="1">
+      <w:start w:val="1"/>
+      <w:numFmt w:val="lowerRoman"/>
+      <w:lvlText w:val="%3."/>
+      <w:lvlJc w:val="right"/>
+      <w:pPr>
+        <w:ind w:left="2160" w:hanging="180"/>
+      </w:pPr>
+    </w:lvl>
+    <w:lvl w:ilvl="3" w:tplc="0413000F" w:tentative="1">
+      <w:start w:val="1"/>
+      <w:numFmt w:val="decimal"/>
+      <w:lvlText w:val="%4."/>
+      <w:lvlJc w:val="left"/>
+      <w:pPr>
+        <w:ind w:left="2880" w:hanging="360"/>
+      </w:pPr>
+    </w:lvl>
+    <w:lvl w:ilvl="4" w:tplc="04130019" w:tentative="1">
+      <w:start w:val="1"/>
+      <w:numFmt w:val="lowerLetter"/>
+      <w:lvlText w:val="%5."/>
+      <w:lvlJc w:val="left"/>
+      <w:pPr>
+        <w:ind w:left="3600" w:hanging="360"/>
+      </w:pPr>
+    </w:lvl>
+    <w:lvl w:ilvl="5" w:tplc="0413001B" w:tentative="1">
+      <w:start w:val="1"/>
+      <w:numFmt w:val="lowerRoman"/>
+      <w:lvlText w:val="%6."/>
+      <w:lvlJc w:val="right"/>
+      <w:pPr>
+        <w:ind w:left="4320" w:hanging="180"/>
+      </w:pPr>
+    </w:lvl>
+    <w:lvl w:ilvl="6" w:tplc="0413000F" w:tentative="1">
+      <w:start w:val="1"/>
+      <w:numFmt w:val="decimal"/>
+      <w:lvlText w:val="%7."/>
+      <w:lvlJc w:val="left"/>
+      <w:pPr>
+        <w:ind w:left="5040" w:hanging="360"/>
+      </w:pPr>
+    </w:lvl>
+    <w:lvl w:ilvl="7" w:tplc="04130019" w:tentative="1">
+      <w:start w:val="1"/>
+      <w:numFmt w:val="lowerLetter"/>
+      <w:lvlText w:val="%8."/>
+      <w:lvlJc w:val="left"/>
+      <w:pPr>
+        <w:ind w:left="5760" w:hanging="360"/>
+      </w:pPr>
+    </w:lvl>
+    <w:lvl w:ilvl="8" w:tplc="0413001B" w:tentative="1">
+      <w:start w:val="1"/>
+      <w:numFmt w:val="lowerRoman"/>
+      <w:lvlText w:val="%9."/>
+      <w:lvlJc w:val="right"/>
+      <w:pPr>
+        <w:ind w:left="6480" w:hanging="180"/>
+      </w:pPr>
+    </w:lvl>
+  </w:abstractNum>
+  <w:abstractNum w:abstractNumId="9" w15:restartNumberingAfterBreak="0">
+    <w:nsid w:val="612628A1"/>
+    <w:multiLevelType w:val="hybridMultilevel"/>
+    <w:tmpl w:val="DC34646A"/>
+    <w:lvl w:ilvl="0" w:tplc="0413000F">
+      <w:start w:val="1"/>
+      <w:numFmt w:val="decimal"/>
+      <w:lvlText w:val="%1."/>
+      <w:lvlJc w:val="left"/>
+      <w:pPr>
+        <w:ind w:left="720" w:hanging="360"/>
+      </w:pPr>
+    </w:lvl>
+    <w:lvl w:ilvl="1" w:tplc="04130019" w:tentative="1">
+      <w:start w:val="1"/>
+      <w:numFmt w:val="lowerLetter"/>
+      <w:lvlText w:val="%2."/>
+      <w:lvlJc w:val="left"/>
+      <w:pPr>
+        <w:ind w:left="1440" w:hanging="360"/>
+      </w:pPr>
+    </w:lvl>
+    <w:lvl w:ilvl="2" w:tplc="0413001B" w:tentative="1">
+      <w:start w:val="1"/>
+      <w:numFmt w:val="lowerRoman"/>
+      <w:lvlText w:val="%3."/>
+      <w:lvlJc w:val="right"/>
+      <w:pPr>
+        <w:ind w:left="2160" w:hanging="180"/>
+      </w:pPr>
+    </w:lvl>
+    <w:lvl w:ilvl="3" w:tplc="0413000F" w:tentative="1">
+      <w:start w:val="1"/>
+      <w:numFmt w:val="decimal"/>
+      <w:lvlText w:val="%4."/>
+      <w:lvlJc w:val="left"/>
+      <w:pPr>
+        <w:ind w:left="2880" w:hanging="360"/>
+      </w:pPr>
+    </w:lvl>
+    <w:lvl w:ilvl="4" w:tplc="04130019" w:tentative="1">
+      <w:start w:val="1"/>
+      <w:numFmt w:val="lowerLetter"/>
+      <w:lvlText w:val="%5."/>
+      <w:lvlJc w:val="left"/>
+      <w:pPr>
+        <w:ind w:left="3600" w:hanging="360"/>
+      </w:pPr>
+    </w:lvl>
+    <w:lvl w:ilvl="5" w:tplc="0413001B" w:tentative="1">
+      <w:start w:val="1"/>
+      <w:numFmt w:val="lowerRoman"/>
+      <w:lvlText w:val="%6."/>
+      <w:lvlJc w:val="right"/>
+      <w:pPr>
+        <w:ind w:left="4320" w:hanging="180"/>
+      </w:pPr>
+    </w:lvl>
+    <w:lvl w:ilvl="6" w:tplc="0413000F" w:tentative="1">
+      <w:start w:val="1"/>
+      <w:numFmt w:val="decimal"/>
+      <w:lvlText w:val="%7."/>
+      <w:lvlJc w:val="left"/>
+      <w:pPr>
+        <w:ind w:left="5040" w:hanging="360"/>
+      </w:pPr>
+    </w:lvl>
+    <w:lvl w:ilvl="7" w:tplc="04130019" w:tentative="1">
+      <w:start w:val="1"/>
+      <w:numFmt w:val="lowerLetter"/>
+      <w:lvlText w:val="%8."/>
+      <w:lvlJc w:val="left"/>
+      <w:pPr>
+        <w:ind w:left="5760" w:hanging="360"/>
+      </w:pPr>
+    </w:lvl>
+    <w:lvl w:ilvl="8" w:tplc="0413001B" w:tentative="1">
+      <w:start w:val="1"/>
+      <w:numFmt w:val="lowerRoman"/>
+      <w:lvlText w:val="%9."/>
+      <w:lvlJc w:val="right"/>
+      <w:pPr>
+        <w:ind w:left="6480" w:hanging="180"/>
+      </w:pPr>
+    </w:lvl>
+  </w:abstractNum>
+  <w:abstractNum w:abstractNumId="10" w15:restartNumberingAfterBreak="0">
+    <w:nsid w:val="7524265B"/>
+    <w:multiLevelType w:val="hybridMultilevel"/>
+    <w:tmpl w:val="37869632"/>
     <w:lvl w:ilvl="0" w:tplc="04130001">
       <w:start w:val="1"/>
       <w:numFmt w:val="bullet"/>
@@ -7033,6 +7403,15 @@
   </w:num>
   <w:num w:numId="8" w16cid:durableId="1929658193">
     <w:abstractNumId w:val="3"/>
+  </w:num>
+  <w:num w:numId="9" w16cid:durableId="567349027">
+    <w:abstractNumId w:val="9"/>
+  </w:num>
+  <w:num w:numId="10" w16cid:durableId="1158957302">
+    <w:abstractNumId w:val="8"/>
+  </w:num>
+  <w:num w:numId="11" w16cid:durableId="1061100398">
+    <w:abstractNumId w:val="10"/>
   </w:num>
 </w:numbering>
 </file>
